--- a/saMhitA/02/TS 2 Sanskrit Corrections.docx
+++ b/saMhitA/02/TS 2 Sanskrit Corrections.docx
@@ -2,551 +2,6 @@
 <file path=word/document.xml><?xml version="1.0" encoding="utf-8"?>
 <w:document xmlns:wpc="http://schemas.microsoft.com/office/word/2010/wordprocessingCanvas" xmlns:cx="http://schemas.microsoft.com/office/drawing/2014/chartex" xmlns:cx1="http://schemas.microsoft.com/office/drawing/2015/9/8/chartex" xmlns:cx2="http://schemas.microsoft.com/office/drawing/2015/10/21/chartex" xmlns:cx3="http://schemas.microsoft.com/office/drawing/2016/5/9/chartex" xmlns:cx4="http://schemas.microsoft.com/office/drawing/2016/5/10/chartex" xmlns:cx5="http://schemas.microsoft.com/office/drawing/2016/5/11/chartex" xmlns:cx6="http://schemas.microsoft.com/office/drawing/2016/5/12/chartex" xmlns:cx7="http://schemas.microsoft.com/office/drawing/2016/5/13/chartex" xmlns:cx8="http://schemas.microsoft.com/office/drawing/2016/5/14/chartex" xmlns:mc="http://schemas.openxmlformats.org/markup-compatibility/2006" xmlns:aink="http://schemas.microsoft.com/office/drawing/2016/ink" xmlns:am3d="http://schemas.microsoft.com/office/drawing/2017/model3d" xmlns:o="urn:schemas-microsoft-com:office:office" xmlns:oel="http://schemas.microsoft.com/office/2019/extlst" xmlns:r="http://schemas.openxmlformats.org/officeDocument/2006/relationships" xmlns:m="http://schemas.openxmlformats.org/officeDocument/2006/math" xmlns:v="urn:schemas-microsoft-com:vml" xmlns:wp14="http://schemas.microsoft.com/office/word/2010/wordprocessingDrawing" xmlns:wp="http://schemas.openxmlformats.org/drawingml/2006/wordprocessingDrawing" xmlns:w10="urn:schemas-microsoft-com:office:word" xmlns:w="http://schemas.openxmlformats.org/wordprocessingml/2006/main" xmlns:w14="http://schemas.microsoft.com/office/word/2010/wordml" xmlns:w15="http://schemas.microsoft.com/office/word/2012/wordml" xmlns:w16cex="http://schemas.microsoft.com/office/word/2018/wordml/cex" xmlns:w16cid="http://schemas.microsoft.com/office/word/2016/wordml/cid" xmlns:w16="http://schemas.microsoft.com/office/word/2018/wordml" xmlns:w16du="http://schemas.microsoft.com/office/word/2023/wordml/word16du" xmlns:w16sdtdh="http://schemas.microsoft.com/office/word/2020/wordml/sdtdatahash" xmlns:w16sdtfl="http://schemas.microsoft.com/office/word/2024/wordml/sdtformatlock" xmlns:w16se="http://schemas.microsoft.com/office/word/2015/wordml/symex" xmlns:wpg="http://schemas.microsoft.com/office/word/2010/wordprocessingGroup" xmlns:wpi="http://schemas.microsoft.com/office/word/2010/wordprocessingInk" xmlns:wne="http://schemas.microsoft.com/office/word/2006/wordml" xmlns:wps="http://schemas.microsoft.com/office/word/2010/wordprocessingShape" mc:Ignorable="w14 w15 w16se w16cid w16 w16cex w16sdtdh w16sdtfl w16du wp14">
   <w:body>
-    <w:p>
-      <w:pPr>
-        <w:jc w:val="center"/>
-        <w:rPr>
-          <w:b/>
-          <w:bCs/>
-          <w:sz w:val="32"/>
-          <w:szCs w:val="32"/>
-          <w:u w:val="single"/>
-        </w:rPr>
-      </w:pPr>
-      <w:r>
-        <w:rPr>
-          <w:b/>
-          <w:bCs/>
-          <w:sz w:val="32"/>
-          <w:szCs w:val="32"/>
-          <w:u w:val="single"/>
-        </w:rPr>
-        <w:t xml:space="preserve">TaittirIya Samhita – TS 2 </w:t>
-      </w:r>
-      <w:r>
-        <w:rPr>
-          <w:b/>
-          <w:bCs/>
-          <w:sz w:val="32"/>
-          <w:szCs w:val="32"/>
-          <w:u w:val="single"/>
-        </w:rPr>
-        <w:t>Sanskrit</w:t>
-      </w:r>
-      <w:r>
-        <w:rPr>
-          <w:b/>
-          <w:bCs/>
-          <w:sz w:val="32"/>
-          <w:szCs w:val="32"/>
-          <w:u w:val="single"/>
-        </w:rPr>
-        <w:t xml:space="preserve"> Corrections – Observed till </w:t>
-      </w:r>
-      <w:r>
-        <w:rPr>
-          <w:b/>
-          <w:bCs/>
-          <w:sz w:val="32"/>
-          <w:szCs w:val="32"/>
-          <w:highlight w:val="red"/>
-          <w:u w:val="single"/>
-        </w:rPr>
-        <w:t>????</w:t>
-      </w:r>
-    </w:p>
-    <w:p>
-      <w:pPr>
-        <w:jc w:val="center"/>
-        <w:rPr>
-          <w:b/>
-          <w:bCs/>
-        </w:rPr>
-      </w:pPr>
-      <w:r>
-        <w:rPr>
-          <w:b/>
-          <w:bCs/>
-        </w:rPr>
-        <w:t>(ignore those which are already incorporated in your book’s version and date)</w:t>
-      </w:r>
-    </w:p>
-    <w:tbl>
-      <w:tblPr>
-        <w:tblW w:w="13662" w:type="dxa"/>
-        <w:tblInd w:w="-318" w:type="dxa"/>
-        <w:tblBorders>
-          <w:top w:val="single" w:sz="4" w:space="0" w:color="000000"/>
-          <w:left w:val="single" w:sz="4" w:space="0" w:color="000000"/>
-          <w:bottom w:val="single" w:sz="4" w:space="0" w:color="000000"/>
-          <w:right w:val="single" w:sz="4" w:space="0" w:color="000000"/>
-          <w:insideH w:val="single" w:sz="4" w:space="0" w:color="000000"/>
-          <w:insideV w:val="single" w:sz="4" w:space="0" w:color="000000"/>
-        </w:tblBorders>
-        <w:tblLook w:val="04A0" w:firstRow="1" w:lastRow="0" w:firstColumn="1" w:lastColumn="0" w:noHBand="0" w:noVBand="1"/>
-      </w:tblPr>
-      <w:tblGrid>
-        <w:gridCol w:w="3290"/>
-        <w:gridCol w:w="5103"/>
-        <w:gridCol w:w="5220"/>
-        <w:gridCol w:w="49"/>
-      </w:tblGrid>
-      <w:tr>
-        <w:trPr>
-          <w:gridAfter w:val="1"/>
-          <w:wAfter w:w="49" w:type="dxa"/>
-        </w:trPr>
-        <w:tc>
-          <w:tcPr>
-            <w:tcW w:w="3290" w:type="dxa"/>
-          </w:tcPr>
-          <w:p>
-            <w:pPr>
-              <w:spacing w:before="0" w:line="240" w:lineRule="auto"/>
-              <w:jc w:val="center"/>
-              <w:rPr>
-                <w:b/>
-                <w:sz w:val="28"/>
-                <w:szCs w:val="32"/>
-              </w:rPr>
-            </w:pPr>
-            <w:r>
-              <w:rPr>
-                <w:b/>
-                <w:sz w:val="28"/>
-                <w:szCs w:val="32"/>
-              </w:rPr>
-              <w:t>Section, Paragraph</w:t>
-            </w:r>
-          </w:p>
-          <w:p>
-            <w:pPr>
-              <w:spacing w:before="0" w:line="240" w:lineRule="auto"/>
-              <w:jc w:val="center"/>
-              <w:rPr>
-                <w:b/>
-                <w:sz w:val="28"/>
-                <w:szCs w:val="32"/>
-              </w:rPr>
-            </w:pPr>
-            <w:r>
-              <w:rPr>
-                <w:b/>
-                <w:sz w:val="28"/>
-                <w:szCs w:val="32"/>
-              </w:rPr>
-              <w:t>Reference</w:t>
-            </w:r>
-          </w:p>
-        </w:tc>
-        <w:tc>
-          <w:tcPr>
-            <w:tcW w:w="5103" w:type="dxa"/>
-          </w:tcPr>
-          <w:p>
-            <w:pPr>
-              <w:spacing w:before="0" w:line="240" w:lineRule="auto"/>
-              <w:jc w:val="center"/>
-              <w:rPr>
-                <w:b/>
-                <w:sz w:val="28"/>
-                <w:szCs w:val="32"/>
-              </w:rPr>
-            </w:pPr>
-            <w:r>
-              <w:rPr>
-                <w:b/>
-                <w:sz w:val="28"/>
-                <w:szCs w:val="32"/>
-              </w:rPr>
-              <w:t>As Printed</w:t>
-            </w:r>
-          </w:p>
-        </w:tc>
-        <w:tc>
-          <w:tcPr>
-            <w:tcW w:w="5220" w:type="dxa"/>
-          </w:tcPr>
-          <w:p>
-            <w:pPr>
-              <w:spacing w:before="0" w:line="240" w:lineRule="auto"/>
-              <w:ind w:right="-18"/>
-              <w:jc w:val="center"/>
-              <w:rPr>
-                <w:b/>
-                <w:sz w:val="28"/>
-                <w:szCs w:val="32"/>
-              </w:rPr>
-            </w:pPr>
-            <w:r>
-              <w:rPr>
-                <w:b/>
-                <w:sz w:val="28"/>
-                <w:szCs w:val="32"/>
-              </w:rPr>
-              <w:t>To be read as or corrected as</w:t>
-            </w:r>
-          </w:p>
-        </w:tc>
-      </w:tr>
-      <w:tr>
-        <w:trPr>
-          <w:trHeight w:val="1048"/>
-        </w:trPr>
-        <w:tc>
-          <w:tcPr>
-            <w:tcW w:w="3290" w:type="dxa"/>
-            <w:tcBorders>
-              <w:top w:val="single" w:sz="4" w:space="0" w:color="000000"/>
-              <w:left w:val="single" w:sz="4" w:space="0" w:color="000000"/>
-              <w:bottom w:val="single" w:sz="4" w:space="0" w:color="000000"/>
-              <w:right w:val="single" w:sz="4" w:space="0" w:color="000000"/>
-            </w:tcBorders>
-          </w:tcPr>
-          <w:p>
-            <w:pPr>
-              <w:widowControl w:val="0"/>
-              <w:autoSpaceDE w:val="0"/>
-              <w:autoSpaceDN w:val="0"/>
-              <w:adjustRightInd w:val="0"/>
-              <w:spacing w:before="0" w:line="264" w:lineRule="auto"/>
-              <w:ind w:right="-320"/>
-              <w:jc w:val="both"/>
-              <w:rPr>
-                <w:rFonts w:eastAsia="Times New Roman" w:cs="Arial"/>
-                <w:b/>
-                <w:sz w:val="28"/>
-                <w:szCs w:val="28"/>
-                <w:lang w:eastAsia="en-IN" w:bidi="ml-IN"/>
-              </w:rPr>
-            </w:pPr>
-            <w:r>
-              <w:rPr>
-                <w:rFonts w:eastAsia="Times New Roman" w:cs="Arial"/>
-                <w:b/>
-                <w:sz w:val="28"/>
-                <w:szCs w:val="28"/>
-                <w:lang w:eastAsia="en-IN" w:bidi="ml-IN"/>
-              </w:rPr>
-              <w:t>TS 2.</w:t>
-            </w:r>
-            <w:r>
-              <w:rPr>
-                <w:rFonts w:eastAsia="Times New Roman" w:cs="Arial"/>
-                <w:b/>
-                <w:sz w:val="28"/>
-                <w:szCs w:val="28"/>
-                <w:lang w:eastAsia="en-IN" w:bidi="ml-IN"/>
-              </w:rPr>
-              <w:t>2.9.5</w:t>
-            </w:r>
-            <w:r>
-              <w:rPr>
-                <w:rFonts w:eastAsia="Times New Roman" w:cs="Arial"/>
-                <w:b/>
-                <w:sz w:val="28"/>
-                <w:szCs w:val="28"/>
-                <w:lang w:eastAsia="en-IN" w:bidi="ml-IN"/>
-              </w:rPr>
-              <w:t xml:space="preserve"> </w:t>
-            </w:r>
-            <w:r>
-              <w:rPr>
-                <w:rFonts w:eastAsia="Times New Roman" w:cs="Arial"/>
-                <w:b/>
-                <w:sz w:val="28"/>
-                <w:szCs w:val="28"/>
-                <w:lang w:eastAsia="en-IN" w:bidi="ml-IN"/>
-              </w:rPr>
-              <w:t xml:space="preserve">- </w:t>
-            </w:r>
-            <w:r>
-              <w:rPr>
-                <w:rFonts w:eastAsia="Times New Roman" w:cs="Arial"/>
-                <w:b/>
-                <w:sz w:val="28"/>
-                <w:szCs w:val="28"/>
-                <w:lang w:eastAsia="en-IN" w:bidi="ml-IN"/>
-              </w:rPr>
-              <w:t>Vaakyam</w:t>
-            </w:r>
-          </w:p>
-          <w:p>
-            <w:pPr>
-              <w:widowControl w:val="0"/>
-              <w:autoSpaceDE w:val="0"/>
-              <w:autoSpaceDN w:val="0"/>
-              <w:adjustRightInd w:val="0"/>
-              <w:spacing w:before="0" w:line="264" w:lineRule="auto"/>
-              <w:ind w:right="-320"/>
-              <w:jc w:val="both"/>
-              <w:rPr>
-                <w:rFonts w:eastAsia="Times New Roman" w:cs="Arial"/>
-                <w:b/>
-                <w:sz w:val="28"/>
-                <w:szCs w:val="28"/>
-                <w:lang w:eastAsia="en-IN" w:bidi="ml-IN"/>
-              </w:rPr>
-            </w:pPr>
-            <w:r>
-              <w:rPr>
-                <w:rFonts w:eastAsia="Times New Roman" w:cs="Arial"/>
-                <w:b/>
-                <w:sz w:val="28"/>
-                <w:szCs w:val="28"/>
-                <w:lang w:eastAsia="en-IN" w:bidi="ml-IN"/>
-              </w:rPr>
-              <w:t>Line</w:t>
-            </w:r>
-            <w:r>
-              <w:rPr>
-                <w:rFonts w:eastAsia="Times New Roman" w:cs="Arial"/>
-                <w:b/>
-                <w:sz w:val="28"/>
-                <w:szCs w:val="28"/>
-                <w:lang w:eastAsia="en-IN" w:bidi="ml-IN"/>
-              </w:rPr>
-              <w:t xml:space="preserve"> No. </w:t>
-            </w:r>
-            <w:r>
-              <w:rPr>
-                <w:rFonts w:eastAsia="Times New Roman" w:cs="Arial"/>
-                <w:b/>
-                <w:sz w:val="28"/>
-                <w:szCs w:val="28"/>
-                <w:lang w:eastAsia="en-IN" w:bidi="ml-IN"/>
-              </w:rPr>
-              <w:t>4</w:t>
-            </w:r>
-          </w:p>
-          <w:p>
-            <w:pPr>
-              <w:widowControl w:val="0"/>
-              <w:autoSpaceDE w:val="0"/>
-              <w:autoSpaceDN w:val="0"/>
-              <w:adjustRightInd w:val="0"/>
-              <w:spacing w:before="0" w:line="264" w:lineRule="auto"/>
-              <w:ind w:right="-320"/>
-              <w:jc w:val="both"/>
-              <w:rPr>
-                <w:rFonts w:eastAsia="Times New Roman" w:cs="Arial"/>
-                <w:b/>
-                <w:sz w:val="28"/>
-                <w:szCs w:val="28"/>
-                <w:lang w:eastAsia="en-IN" w:bidi="ml-IN"/>
-              </w:rPr>
-            </w:pPr>
-            <w:r>
-              <w:rPr>
-                <w:rFonts w:eastAsia="Times New Roman" w:cs="Arial"/>
-                <w:b/>
-                <w:sz w:val="28"/>
-                <w:szCs w:val="28"/>
-                <w:lang w:eastAsia="en-IN" w:bidi="ml-IN"/>
-              </w:rPr>
-              <w:t>Panchaati No.</w:t>
-            </w:r>
-            <w:r>
-              <w:rPr>
-                <w:rFonts w:eastAsia="Times New Roman" w:cs="Arial"/>
-                <w:b/>
-                <w:sz w:val="28"/>
-                <w:szCs w:val="28"/>
-                <w:lang w:eastAsia="en-IN" w:bidi="ml-IN"/>
-              </w:rPr>
-              <w:t xml:space="preserve"> 50</w:t>
-            </w:r>
-          </w:p>
-        </w:tc>
-        <w:tc>
-          <w:tcPr>
-            <w:tcW w:w="5103" w:type="dxa"/>
-            <w:tcBorders>
-              <w:top w:val="single" w:sz="4" w:space="0" w:color="000000"/>
-              <w:left w:val="single" w:sz="4" w:space="0" w:color="000000"/>
-              <w:bottom w:val="single" w:sz="4" w:space="0" w:color="000000"/>
-              <w:right w:val="single" w:sz="4" w:space="0" w:color="000000"/>
-            </w:tcBorders>
-          </w:tcPr>
-          <w:p>
-            <w:pPr>
-              <w:widowControl w:val="0"/>
-              <w:autoSpaceDE w:val="0"/>
-              <w:autoSpaceDN w:val="0"/>
-              <w:adjustRightInd w:val="0"/>
-              <w:spacing w:before="0" w:line="240" w:lineRule="auto"/>
-              <w:ind w:right="-22"/>
-              <w:rPr>
-                <w:rFonts w:ascii="BRH Malayalam Extra" w:hAnsi="BRH Malayalam Extra" w:cs="BRH Malayalam Extra"/>
-                <w:sz w:val="40"/>
-                <w:szCs w:val="40"/>
-              </w:rPr>
-            </w:pPr>
-            <w:r>
-              <w:rPr>
-                <w:rFonts w:ascii="BRH Devanagari Extra" w:hAnsi="BRH Devanagari Extra" w:cs="BRH Devanagari Extra"/>
-                <w:sz w:val="40"/>
-                <w:szCs w:val="40"/>
-                <w:lang w:val="it-IT"/>
-              </w:rPr>
-              <w:t>mÉëÉiÉxxÉuÉ</w:t>
-            </w:r>
-            <w:r>
-              <w:rPr>
-                <w:rFonts w:ascii="BRH Devanagari Extra" w:hAnsi="BRH Devanagari Extra" w:cs="BRH Devanagari Extra"/>
-                <w:sz w:val="40"/>
-                <w:szCs w:val="40"/>
-                <w:highlight w:val="yellow"/>
-                <w:lang w:val="it-IT"/>
-              </w:rPr>
-              <w:t>lÉ</w:t>
-            </w:r>
-            <w:r>
-              <w:rPr>
-                <w:rFonts w:ascii="BRH Malayalam Extra" w:hAnsi="BRH Malayalam Extra" w:cs="BRH Devanagari Extra"/>
-                <w:sz w:val="30"/>
-                <w:szCs w:val="40"/>
-                <w:lang w:val="it-IT"/>
-              </w:rPr>
-              <w:t>–</w:t>
-            </w:r>
-            <w:r>
-              <w:rPr>
-                <w:rFonts w:ascii="BRH Devanagari Extra" w:hAnsi="BRH Devanagari Extra" w:cs="BRH Devanagari Extra"/>
-                <w:sz w:val="40"/>
-                <w:szCs w:val="40"/>
-                <w:lang w:val="it-IT"/>
-              </w:rPr>
-              <w:t>xrÉÉþÅÅMüÉ</w:t>
-            </w:r>
-            <w:r>
-              <w:rPr>
-                <w:rFonts w:ascii="BRH Malayalam Extra" w:hAnsi="BRH Malayalam Extra" w:cs="BRH Devanagari Extra"/>
-                <w:sz w:val="30"/>
-                <w:szCs w:val="40"/>
-                <w:lang w:val="it-IT"/>
-              </w:rPr>
-              <w:t>–</w:t>
-            </w:r>
-            <w:r>
-              <w:rPr>
-                <w:rFonts w:ascii="BRH Devanagari Extra" w:hAnsi="BRH Devanagari Extra" w:cs="BRH Devanagari Extra"/>
-                <w:sz w:val="40"/>
-                <w:szCs w:val="40"/>
-                <w:lang w:val="it-IT"/>
-              </w:rPr>
-              <w:t>sÉå</w:t>
-            </w:r>
-          </w:p>
-        </w:tc>
-        <w:tc>
-          <w:tcPr>
-            <w:tcW w:w="5245" w:type="dxa"/>
-            <w:gridSpan w:val="2"/>
-            <w:tcBorders>
-              <w:top w:val="single" w:sz="4" w:space="0" w:color="000000"/>
-              <w:left w:val="single" w:sz="4" w:space="0" w:color="000000"/>
-              <w:bottom w:val="single" w:sz="4" w:space="0" w:color="000000"/>
-              <w:right w:val="single" w:sz="4" w:space="0" w:color="000000"/>
-            </w:tcBorders>
-          </w:tcPr>
-          <w:p>
-            <w:pPr>
-              <w:widowControl w:val="0"/>
-              <w:autoSpaceDE w:val="0"/>
-              <w:autoSpaceDN w:val="0"/>
-              <w:adjustRightInd w:val="0"/>
-              <w:spacing w:before="0" w:line="240" w:lineRule="auto"/>
-              <w:ind w:right="-22"/>
-              <w:rPr>
-                <w:rFonts w:ascii="BRH Malayalam Extra" w:hAnsi="BRH Malayalam Extra" w:cs="BRH Malayalam Extra"/>
-                <w:sz w:val="40"/>
-                <w:szCs w:val="40"/>
-              </w:rPr>
-            </w:pPr>
-            <w:r>
-              <w:rPr>
-                <w:rFonts w:ascii="BRH Devanagari Extra" w:hAnsi="BRH Devanagari Extra" w:cs="BRH Devanagari Extra"/>
-                <w:sz w:val="40"/>
-                <w:szCs w:val="40"/>
-                <w:lang w:val="it-IT"/>
-              </w:rPr>
-              <w:t>mÉëÉiÉxxÉ</w:t>
-            </w:r>
-            <w:r>
-              <w:rPr>
-                <w:rFonts w:ascii="BRH Devanagari Extra" w:hAnsi="BRH Devanagari Extra" w:cs="BRH Devanagari Extra"/>
-                <w:sz w:val="40"/>
-                <w:szCs w:val="40"/>
-                <w:highlight w:val="green"/>
-                <w:lang w:val="it-IT"/>
-              </w:rPr>
-              <w:t>uÉ</w:t>
-            </w:r>
-            <w:r>
-              <w:rPr>
-                <w:rFonts w:ascii="BRH Malayalam Extra" w:hAnsi="BRH Malayalam Extra" w:cs="BRH Devanagari Extra"/>
-                <w:sz w:val="30"/>
-                <w:szCs w:val="40"/>
-                <w:lang w:val="it-IT"/>
-              </w:rPr>
-              <w:t>–</w:t>
-            </w:r>
-            <w:r>
-              <w:rPr>
-                <w:rFonts w:ascii="BRH Devanagari Extra" w:hAnsi="BRH Devanagari Extra" w:cs="BRH Devanagari Extra"/>
-                <w:sz w:val="40"/>
-                <w:szCs w:val="40"/>
-                <w:lang w:val="it-IT"/>
-              </w:rPr>
-              <w:t>lÉxrÉÉþÅÅMüÉ</w:t>
-            </w:r>
-            <w:r>
-              <w:rPr>
-                <w:rFonts w:ascii="BRH Malayalam Extra" w:hAnsi="BRH Malayalam Extra" w:cs="BRH Devanagari Extra"/>
-                <w:sz w:val="30"/>
-                <w:szCs w:val="40"/>
-                <w:lang w:val="it-IT"/>
-              </w:rPr>
-              <w:t>–</w:t>
-            </w:r>
-            <w:r>
-              <w:rPr>
-                <w:rFonts w:ascii="BRH Devanagari Extra" w:hAnsi="BRH Devanagari Extra" w:cs="BRH Devanagari Extra"/>
-                <w:sz w:val="40"/>
-                <w:szCs w:val="40"/>
-                <w:lang w:val="it-IT"/>
-              </w:rPr>
-              <w:t>sÉå</w:t>
-            </w:r>
-          </w:p>
-        </w:tc>
-      </w:tr>
-    </w:tbl>
-    <w:p>
-      <w:pPr>
-        <w:jc w:val="center"/>
-        <w:rPr>
-          <w:b/>
-          <w:bCs/>
-          <w:sz w:val="32"/>
-          <w:szCs w:val="32"/>
-          <w:u w:val="single"/>
-        </w:rPr>
-      </w:pPr>
-    </w:p>
-    <w:p>
-      <w:pPr>
-        <w:jc w:val="center"/>
-        <w:rPr>
-          <w:b/>
-          <w:bCs/>
-          <w:sz w:val="32"/>
-          <w:szCs w:val="32"/>
-          <w:u w:val="single"/>
-        </w:rPr>
-      </w:pPr>
-    </w:p>
     <w:p>
       <w:pPr>
         <w:jc w:val="center"/>
@@ -1855,7 +1310,6 @@
                 <w:szCs w:val="28"/>
                 <w:lang w:eastAsia="en-IN" w:bidi="ml-IN"/>
               </w:rPr>
-              <w:lastRenderedPageBreak/>
               <w:t>TS 2.</w:t>
             </w:r>
             <w:r>
@@ -2284,6 +1738,7 @@
                 <w:lang w:bidi="ta-IN"/>
               </w:rPr>
             </w:pPr>
+            <w:proofErr w:type="gramStart"/>
             <w:r>
               <w:rPr>
                 <w:rFonts w:cs="Latha"/>
@@ -2292,7 +1747,18 @@
                 <w:szCs w:val="28"/>
                 <w:lang w:bidi="ta-IN"/>
               </w:rPr>
-              <w:t xml:space="preserve">Panchaati  No. </w:t>
+              <w:t>Panchaati  No.</w:t>
+            </w:r>
+            <w:proofErr w:type="gramEnd"/>
+            <w:r>
+              <w:rPr>
+                <w:rFonts w:cs="Latha"/>
+                <w:b/>
+                <w:sz w:val="28"/>
+                <w:szCs w:val="28"/>
+                <w:lang w:bidi="ta-IN"/>
+              </w:rPr>
+              <w:t xml:space="preserve"> </w:t>
             </w:r>
             <w:r>
               <w:rPr>
@@ -2465,9 +1931,7 @@
       </w:tr>
       <w:tr>
         <w:trPr>
-          <w:gridAfter w:val="2"/>
-          <w:wAfter w:w="49" w:type="dxa"/>
-          <w:trHeight w:val="1189"/>
+          <w:trHeight w:val="1048"/>
         </w:trPr>
         <w:tc>
           <w:tcPr>
@@ -2481,23 +1945,359 @@
           </w:tcPr>
           <w:p>
             <w:pPr>
-              <w:spacing w:before="0" w:line="240" w:lineRule="auto"/>
-              <w:rPr>
-                <w:rFonts w:cs="Latha"/>
+              <w:widowControl w:val="0"/>
+              <w:autoSpaceDE w:val="0"/>
+              <w:autoSpaceDN w:val="0"/>
+              <w:adjustRightInd w:val="0"/>
+              <w:spacing w:before="0" w:line="264" w:lineRule="auto"/>
+              <w:ind w:right="-320"/>
+              <w:jc w:val="both"/>
+              <w:rPr>
+                <w:rFonts w:eastAsia="Times New Roman" w:cs="Arial"/>
                 <w:b/>
                 <w:sz w:val="28"/>
                 <w:szCs w:val="28"/>
-                <w:lang w:bidi="ta-IN"/>
-              </w:rPr>
-            </w:pPr>
-            <w:r>
-              <w:rPr>
-                <w:rFonts w:cs="Latha"/>
+                <w:lang w:eastAsia="en-IN" w:bidi="ml-IN"/>
+              </w:rPr>
+            </w:pPr>
+            <w:r>
+              <w:rPr>
+                <w:rFonts w:eastAsia="Times New Roman" w:cs="Arial"/>
                 <w:b/>
                 <w:sz w:val="28"/>
                 <w:szCs w:val="28"/>
-                <w:lang w:bidi="ta-IN"/>
-              </w:rPr>
+                <w:lang w:eastAsia="en-IN" w:bidi="ml-IN"/>
+              </w:rPr>
+              <w:t>TS 2.</w:t>
+            </w:r>
+            <w:r>
+              <w:rPr>
+                <w:rFonts w:eastAsia="Times New Roman" w:cs="Arial"/>
+                <w:b/>
+                <w:sz w:val="28"/>
+                <w:szCs w:val="28"/>
+                <w:lang w:eastAsia="en-IN" w:bidi="ml-IN"/>
+              </w:rPr>
+              <w:t>2.9.5</w:t>
+            </w:r>
+            <w:r>
+              <w:rPr>
+                <w:rFonts w:eastAsia="Times New Roman" w:cs="Arial"/>
+                <w:b/>
+                <w:sz w:val="28"/>
+                <w:szCs w:val="28"/>
+                <w:lang w:eastAsia="en-IN" w:bidi="ml-IN"/>
+              </w:rPr>
+              <w:t xml:space="preserve"> </w:t>
+            </w:r>
+            <w:r>
+              <w:rPr>
+                <w:rFonts w:eastAsia="Times New Roman" w:cs="Arial"/>
+                <w:b/>
+                <w:sz w:val="28"/>
+                <w:szCs w:val="28"/>
+                <w:lang w:eastAsia="en-IN" w:bidi="ml-IN"/>
+              </w:rPr>
+              <w:t xml:space="preserve">- </w:t>
+            </w:r>
+            <w:r>
+              <w:rPr>
+                <w:rFonts w:eastAsia="Times New Roman" w:cs="Arial"/>
+                <w:b/>
+                <w:sz w:val="28"/>
+                <w:szCs w:val="28"/>
+                <w:lang w:eastAsia="en-IN" w:bidi="ml-IN"/>
+              </w:rPr>
+              <w:t>Vaakyam</w:t>
+            </w:r>
+          </w:p>
+          <w:p>
+            <w:pPr>
+              <w:widowControl w:val="0"/>
+              <w:autoSpaceDE w:val="0"/>
+              <w:autoSpaceDN w:val="0"/>
+              <w:adjustRightInd w:val="0"/>
+              <w:spacing w:before="0" w:line="264" w:lineRule="auto"/>
+              <w:ind w:right="-320"/>
+              <w:jc w:val="both"/>
+              <w:rPr>
+                <w:rFonts w:eastAsia="Times New Roman" w:cs="Arial"/>
+                <w:b/>
+                <w:sz w:val="28"/>
+                <w:szCs w:val="28"/>
+                <w:lang w:eastAsia="en-IN" w:bidi="ml-IN"/>
+              </w:rPr>
+            </w:pPr>
+            <w:r>
+              <w:rPr>
+                <w:rFonts w:eastAsia="Times New Roman" w:cs="Arial"/>
+                <w:b/>
+                <w:sz w:val="28"/>
+                <w:szCs w:val="28"/>
+                <w:lang w:eastAsia="en-IN" w:bidi="ml-IN"/>
+              </w:rPr>
+              <w:t>Line</w:t>
+            </w:r>
+            <w:r>
+              <w:rPr>
+                <w:rFonts w:eastAsia="Times New Roman" w:cs="Arial"/>
+                <w:b/>
+                <w:sz w:val="28"/>
+                <w:szCs w:val="28"/>
+                <w:lang w:eastAsia="en-IN" w:bidi="ml-IN"/>
+              </w:rPr>
+              <w:t xml:space="preserve"> No. </w:t>
+            </w:r>
+            <w:r>
+              <w:rPr>
+                <w:rFonts w:eastAsia="Times New Roman" w:cs="Arial"/>
+                <w:b/>
+                <w:sz w:val="28"/>
+                <w:szCs w:val="28"/>
+                <w:lang w:eastAsia="en-IN" w:bidi="ml-IN"/>
+              </w:rPr>
+              <w:t>4</w:t>
+            </w:r>
+          </w:p>
+          <w:p>
+            <w:pPr>
+              <w:widowControl w:val="0"/>
+              <w:autoSpaceDE w:val="0"/>
+              <w:autoSpaceDN w:val="0"/>
+              <w:adjustRightInd w:val="0"/>
+              <w:spacing w:before="0" w:line="264" w:lineRule="auto"/>
+              <w:ind w:right="-320"/>
+              <w:jc w:val="both"/>
+              <w:rPr>
+                <w:rFonts w:eastAsia="Times New Roman" w:cs="Arial"/>
+                <w:b/>
+                <w:sz w:val="28"/>
+                <w:szCs w:val="28"/>
+                <w:lang w:eastAsia="en-IN" w:bidi="ml-IN"/>
+              </w:rPr>
+            </w:pPr>
+            <w:r>
+              <w:rPr>
+                <w:rFonts w:eastAsia="Times New Roman" w:cs="Arial"/>
+                <w:b/>
+                <w:sz w:val="28"/>
+                <w:szCs w:val="28"/>
+                <w:lang w:eastAsia="en-IN" w:bidi="ml-IN"/>
+              </w:rPr>
+              <w:t>Panchaati No.</w:t>
+            </w:r>
+            <w:r>
+              <w:rPr>
+                <w:rFonts w:eastAsia="Times New Roman" w:cs="Arial"/>
+                <w:b/>
+                <w:sz w:val="28"/>
+                <w:szCs w:val="28"/>
+                <w:lang w:eastAsia="en-IN" w:bidi="ml-IN"/>
+              </w:rPr>
+              <w:t xml:space="preserve"> 50</w:t>
+            </w:r>
+          </w:p>
+        </w:tc>
+        <w:tc>
+          <w:tcPr>
+            <w:tcW w:w="5103" w:type="dxa"/>
+            <w:tcBorders>
+              <w:top w:val="single" w:sz="4" w:space="0" w:color="000000"/>
+              <w:left w:val="single" w:sz="4" w:space="0" w:color="000000"/>
+              <w:bottom w:val="single" w:sz="4" w:space="0" w:color="000000"/>
+              <w:right w:val="single" w:sz="4" w:space="0" w:color="000000"/>
+            </w:tcBorders>
+          </w:tcPr>
+          <w:p>
+            <w:pPr>
+              <w:widowControl w:val="0"/>
+              <w:autoSpaceDE w:val="0"/>
+              <w:autoSpaceDN w:val="0"/>
+              <w:adjustRightInd w:val="0"/>
+              <w:spacing w:before="0" w:line="240" w:lineRule="auto"/>
+              <w:ind w:right="-22"/>
+              <w:rPr>
+                <w:rFonts w:ascii="BRH Malayalam Extra" w:hAnsi="BRH Malayalam Extra" w:cs="BRH Malayalam Extra"/>
+                <w:sz w:val="40"/>
+                <w:szCs w:val="40"/>
+              </w:rPr>
+            </w:pPr>
+            <w:r>
+              <w:rPr>
+                <w:rFonts w:ascii="BRH Devanagari Extra" w:hAnsi="BRH Devanagari Extra" w:cs="BRH Devanagari Extra"/>
+                <w:sz w:val="40"/>
+                <w:szCs w:val="40"/>
+                <w:lang w:val="it-IT"/>
+              </w:rPr>
+              <w:t>mÉëÉiÉxxÉuÉ</w:t>
+            </w:r>
+            <w:r>
+              <w:rPr>
+                <w:rFonts w:ascii="BRH Devanagari Extra" w:hAnsi="BRH Devanagari Extra" w:cs="BRH Devanagari Extra"/>
+                <w:sz w:val="40"/>
+                <w:szCs w:val="40"/>
+                <w:highlight w:val="yellow"/>
+                <w:lang w:val="it-IT"/>
+              </w:rPr>
+              <w:t>lÉ</w:t>
+            </w:r>
+            <w:r>
+              <w:rPr>
+                <w:rFonts w:ascii="BRH Malayalam Extra" w:hAnsi="BRH Malayalam Extra" w:cs="BRH Devanagari Extra"/>
+                <w:sz w:val="30"/>
+                <w:szCs w:val="40"/>
+                <w:lang w:val="it-IT"/>
+              </w:rPr>
+              <w:t>–</w:t>
+            </w:r>
+            <w:r>
+              <w:rPr>
+                <w:rFonts w:ascii="BRH Devanagari Extra" w:hAnsi="BRH Devanagari Extra" w:cs="BRH Devanagari Extra"/>
+                <w:sz w:val="40"/>
+                <w:szCs w:val="40"/>
+                <w:lang w:val="it-IT"/>
+              </w:rPr>
+              <w:t>xrÉÉþÅÅMüÉ</w:t>
+            </w:r>
+            <w:r>
+              <w:rPr>
+                <w:rFonts w:ascii="BRH Malayalam Extra" w:hAnsi="BRH Malayalam Extra" w:cs="BRH Devanagari Extra"/>
+                <w:sz w:val="30"/>
+                <w:szCs w:val="40"/>
+                <w:lang w:val="it-IT"/>
+              </w:rPr>
+              <w:t>–</w:t>
+            </w:r>
+            <w:r>
+              <w:rPr>
+                <w:rFonts w:ascii="BRH Devanagari Extra" w:hAnsi="BRH Devanagari Extra" w:cs="BRH Devanagari Extra"/>
+                <w:sz w:val="40"/>
+                <w:szCs w:val="40"/>
+                <w:lang w:val="it-IT"/>
+              </w:rPr>
+              <w:t>sÉå</w:t>
+            </w:r>
+          </w:p>
+        </w:tc>
+        <w:tc>
+          <w:tcPr>
+            <w:tcW w:w="5269" w:type="dxa"/>
+            <w:gridSpan w:val="3"/>
+            <w:tcBorders>
+              <w:top w:val="single" w:sz="4" w:space="0" w:color="000000"/>
+              <w:left w:val="single" w:sz="4" w:space="0" w:color="000000"/>
+              <w:bottom w:val="single" w:sz="4" w:space="0" w:color="000000"/>
+              <w:right w:val="single" w:sz="4" w:space="0" w:color="000000"/>
+            </w:tcBorders>
+          </w:tcPr>
+          <w:p>
+            <w:pPr>
+              <w:widowControl w:val="0"/>
+              <w:autoSpaceDE w:val="0"/>
+              <w:autoSpaceDN w:val="0"/>
+              <w:adjustRightInd w:val="0"/>
+              <w:spacing w:before="0" w:line="240" w:lineRule="auto"/>
+              <w:ind w:right="-22"/>
+              <w:rPr>
+                <w:rFonts w:ascii="BRH Malayalam Extra" w:hAnsi="BRH Malayalam Extra" w:cs="BRH Malayalam Extra"/>
+                <w:sz w:val="40"/>
+                <w:szCs w:val="40"/>
+              </w:rPr>
+            </w:pPr>
+            <w:r>
+              <w:rPr>
+                <w:rFonts w:ascii="BRH Devanagari Extra" w:hAnsi="BRH Devanagari Extra" w:cs="BRH Devanagari Extra"/>
+                <w:sz w:val="40"/>
+                <w:szCs w:val="40"/>
+                <w:lang w:val="it-IT"/>
+              </w:rPr>
+              <w:t>mÉëÉiÉxxÉ</w:t>
+            </w:r>
+            <w:r>
+              <w:rPr>
+                <w:rFonts w:ascii="BRH Devanagari Extra" w:hAnsi="BRH Devanagari Extra" w:cs="BRH Devanagari Extra"/>
+                <w:sz w:val="40"/>
+                <w:szCs w:val="40"/>
+                <w:highlight w:val="green"/>
+                <w:lang w:val="it-IT"/>
+              </w:rPr>
+              <w:t>uÉ</w:t>
+            </w:r>
+            <w:r>
+              <w:rPr>
+                <w:rFonts w:ascii="BRH Malayalam Extra" w:hAnsi="BRH Malayalam Extra" w:cs="BRH Devanagari Extra"/>
+                <w:sz w:val="30"/>
+                <w:szCs w:val="40"/>
+                <w:lang w:val="it-IT"/>
+              </w:rPr>
+              <w:t>–</w:t>
+            </w:r>
+            <w:r>
+              <w:rPr>
+                <w:rFonts w:ascii="BRH Devanagari Extra" w:hAnsi="BRH Devanagari Extra" w:cs="BRH Devanagari Extra"/>
+                <w:sz w:val="40"/>
+                <w:szCs w:val="40"/>
+                <w:lang w:val="it-IT"/>
+              </w:rPr>
+              <w:t>lÉxrÉÉþÅÅMüÉ</w:t>
+            </w:r>
+            <w:r>
+              <w:rPr>
+                <w:rFonts w:ascii="BRH Malayalam Extra" w:hAnsi="BRH Malayalam Extra" w:cs="BRH Devanagari Extra"/>
+                <w:sz w:val="30"/>
+                <w:szCs w:val="40"/>
+                <w:lang w:val="it-IT"/>
+              </w:rPr>
+              <w:t>–</w:t>
+            </w:r>
+            <w:r>
+              <w:rPr>
+                <w:rFonts w:ascii="BRH Devanagari Extra" w:hAnsi="BRH Devanagari Extra" w:cs="BRH Devanagari Extra"/>
+                <w:sz w:val="40"/>
+                <w:szCs w:val="40"/>
+                <w:lang w:val="it-IT"/>
+              </w:rPr>
+              <w:t>sÉå</w:t>
+            </w:r>
+          </w:p>
+        </w:tc>
+      </w:tr>
+      <w:tr>
+        <w:trPr>
+          <w:gridAfter w:val="2"/>
+          <w:wAfter w:w="49" w:type="dxa"/>
+          <w:trHeight w:val="1189"/>
+        </w:trPr>
+        <w:tc>
+          <w:tcPr>
+            <w:tcW w:w="3290" w:type="dxa"/>
+            <w:tcBorders>
+              <w:top w:val="single" w:sz="4" w:space="0" w:color="000000"/>
+              <w:left w:val="single" w:sz="4" w:space="0" w:color="000000"/>
+              <w:bottom w:val="single" w:sz="4" w:space="0" w:color="000000"/>
+              <w:right w:val="single" w:sz="4" w:space="0" w:color="000000"/>
+            </w:tcBorders>
+          </w:tcPr>
+          <w:p>
+            <w:pPr>
+              <w:spacing w:before="0" w:line="240" w:lineRule="auto"/>
+              <w:rPr>
+                <w:rFonts w:cs="Latha"/>
+                <w:b/>
+                <w:sz w:val="28"/>
+                <w:szCs w:val="28"/>
+                <w:lang w:bidi="ta-IN"/>
+              </w:rPr>
+            </w:pPr>
+            <w:r>
+              <w:rPr>
+                <w:rFonts w:cs="Latha"/>
+                <w:b/>
+                <w:sz w:val="28"/>
+                <w:szCs w:val="28"/>
+                <w:lang w:bidi="ta-IN"/>
+              </w:rPr>
+              <w:lastRenderedPageBreak/>
               <w:t>TS 2.3.</w:t>
             </w:r>
             <w:r>
@@ -2574,6 +2374,7 @@
                 <w:lang w:bidi="ta-IN"/>
               </w:rPr>
             </w:pPr>
+            <w:proofErr w:type="gramStart"/>
             <w:r>
               <w:rPr>
                 <w:rFonts w:cs="Latha"/>
@@ -2582,7 +2383,18 @@
                 <w:szCs w:val="28"/>
                 <w:lang w:bidi="ta-IN"/>
               </w:rPr>
-              <w:t xml:space="preserve">Panchaati  No. </w:t>
+              <w:t>Panchaati  No.</w:t>
+            </w:r>
+            <w:proofErr w:type="gramEnd"/>
+            <w:r>
+              <w:rPr>
+                <w:rFonts w:cs="Latha"/>
+                <w:b/>
+                <w:sz w:val="28"/>
+                <w:szCs w:val="28"/>
+                <w:lang w:bidi="ta-IN"/>
+              </w:rPr>
+              <w:t xml:space="preserve"> </w:t>
             </w:r>
             <w:r>
               <w:rPr>
@@ -2867,6 +2679,7 @@
                 <w:lang w:bidi="ta-IN"/>
               </w:rPr>
             </w:pPr>
+            <w:proofErr w:type="gramStart"/>
             <w:r>
               <w:rPr>
                 <w:rFonts w:cs="Latha"/>
@@ -2875,7 +2688,18 @@
                 <w:szCs w:val="28"/>
                 <w:lang w:bidi="ta-IN"/>
               </w:rPr>
-              <w:t xml:space="preserve">Panchaati  No. </w:t>
+              <w:t>Panchaati  No.</w:t>
+            </w:r>
+            <w:proofErr w:type="gramEnd"/>
+            <w:r>
+              <w:rPr>
+                <w:rFonts w:cs="Latha"/>
+                <w:b/>
+                <w:sz w:val="28"/>
+                <w:szCs w:val="28"/>
+                <w:lang w:bidi="ta-IN"/>
+              </w:rPr>
+              <w:t xml:space="preserve"> </w:t>
             </w:r>
             <w:r>
               <w:rPr>
@@ -3173,6 +2997,7 @@
                 <w:lang w:bidi="ta-IN"/>
               </w:rPr>
             </w:pPr>
+            <w:proofErr w:type="gramStart"/>
             <w:r>
               <w:rPr>
                 <w:rFonts w:cs="Latha"/>
@@ -3181,7 +3006,18 @@
                 <w:szCs w:val="28"/>
                 <w:lang w:bidi="ta-IN"/>
               </w:rPr>
-              <w:t xml:space="preserve">Panchaati  No. </w:t>
+              <w:t>Panchaati  No.</w:t>
+            </w:r>
+            <w:proofErr w:type="gramEnd"/>
+            <w:r>
+              <w:rPr>
+                <w:rFonts w:cs="Latha"/>
+                <w:b/>
+                <w:sz w:val="28"/>
+                <w:szCs w:val="28"/>
+                <w:lang w:bidi="ta-IN"/>
+              </w:rPr>
+              <w:t xml:space="preserve"> </w:t>
             </w:r>
             <w:r>
               <w:rPr>
@@ -3823,7 +3659,6 @@
                 <w:sz w:val="32"/>
                 <w:szCs w:val="32"/>
               </w:rPr>
-              <w:lastRenderedPageBreak/>
               <w:t>Reference</w:t>
             </w:r>
           </w:p>
@@ -3846,7 +3681,6 @@
                 <w:sz w:val="32"/>
                 <w:szCs w:val="32"/>
               </w:rPr>
-              <w:lastRenderedPageBreak/>
               <w:t>As Printed</w:t>
             </w:r>
           </w:p>
@@ -3991,6 +3825,7 @@
                 <w:lang w:bidi="ta-IN"/>
               </w:rPr>
             </w:pPr>
+            <w:proofErr w:type="gramStart"/>
             <w:r>
               <w:rPr>
                 <w:rFonts w:cs="Latha"/>
@@ -3999,7 +3834,18 @@
                 <w:szCs w:val="28"/>
                 <w:lang w:bidi="ta-IN"/>
               </w:rPr>
-              <w:t xml:space="preserve">Panchaati  No. - </w:t>
+              <w:t>Panchaati  No.</w:t>
+            </w:r>
+            <w:proofErr w:type="gramEnd"/>
+            <w:r>
+              <w:rPr>
+                <w:rFonts w:cs="Latha"/>
+                <w:b/>
+                <w:sz w:val="28"/>
+                <w:szCs w:val="28"/>
+                <w:lang w:bidi="ta-IN"/>
+              </w:rPr>
+              <w:t xml:space="preserve"> - </w:t>
             </w:r>
             <w:r>
               <w:rPr>
@@ -4256,6 +4102,7 @@
                 <w:szCs w:val="28"/>
                 <w:lang w:bidi="ta-IN"/>
               </w:rPr>
+              <w:lastRenderedPageBreak/>
               <w:t>TS 2.3.</w:t>
             </w:r>
             <w:r>
@@ -4342,6 +4189,7 @@
                 <w:lang w:bidi="ta-IN"/>
               </w:rPr>
             </w:pPr>
+            <w:proofErr w:type="gramStart"/>
             <w:r>
               <w:rPr>
                 <w:rFonts w:cs="Latha"/>
@@ -4350,7 +4198,18 @@
                 <w:szCs w:val="28"/>
                 <w:lang w:bidi="ta-IN"/>
               </w:rPr>
-              <w:t xml:space="preserve">Panchaati  No. </w:t>
+              <w:t>Panchaati  No.</w:t>
+            </w:r>
+            <w:proofErr w:type="gramEnd"/>
+            <w:r>
+              <w:rPr>
+                <w:rFonts w:cs="Latha"/>
+                <w:b/>
+                <w:sz w:val="28"/>
+                <w:szCs w:val="28"/>
+                <w:lang w:bidi="ta-IN"/>
+              </w:rPr>
+              <w:t xml:space="preserve"> </w:t>
             </w:r>
             <w:r>
               <w:rPr>
@@ -4682,6 +4541,7 @@
                 <w:lang w:bidi="ta-IN"/>
               </w:rPr>
             </w:pPr>
+            <w:proofErr w:type="gramStart"/>
             <w:r>
               <w:rPr>
                 <w:rFonts w:cs="Latha"/>
@@ -4690,7 +4550,18 @@
                 <w:szCs w:val="28"/>
                 <w:lang w:bidi="ta-IN"/>
               </w:rPr>
-              <w:t xml:space="preserve">Panchaati  No. - </w:t>
+              <w:t>Panchaati  No.</w:t>
+            </w:r>
+            <w:proofErr w:type="gramEnd"/>
+            <w:r>
+              <w:rPr>
+                <w:rFonts w:cs="Latha"/>
+                <w:b/>
+                <w:sz w:val="28"/>
+                <w:szCs w:val="28"/>
+                <w:lang w:bidi="ta-IN"/>
+              </w:rPr>
+              <w:t xml:space="preserve"> - </w:t>
             </w:r>
             <w:r>
               <w:rPr>
@@ -5608,7 +5479,6 @@
                 <w:szCs w:val="28"/>
                 <w:lang w:eastAsia="en-IN" w:bidi="ml-IN"/>
               </w:rPr>
-              <w:lastRenderedPageBreak/>
               <w:t>TS 2.1.6.5</w:t>
             </w:r>
             <w:r>
@@ -6142,6 +6012,7 @@
                 <w:szCs w:val="28"/>
                 <w:lang w:bidi="ta-IN"/>
               </w:rPr>
+              <w:lastRenderedPageBreak/>
               <w:t>TS 2.2.4.7 (Vaakyam)</w:t>
             </w:r>
           </w:p>
@@ -6176,14 +6047,25 @@
                 <w:lang w:bidi="ta-IN"/>
               </w:rPr>
             </w:pPr>
-            <w:r>
-              <w:rPr>
-                <w:rFonts w:cs="Latha"/>
-                <w:sz w:val="28"/>
-                <w:szCs w:val="28"/>
-                <w:lang w:bidi="ta-IN"/>
-              </w:rPr>
-              <w:t>Panchaati  No. 21</w:t>
+            <w:proofErr w:type="gramStart"/>
+            <w:r>
+              <w:rPr>
+                <w:rFonts w:cs="Latha"/>
+                <w:sz w:val="28"/>
+                <w:szCs w:val="28"/>
+                <w:lang w:bidi="ta-IN"/>
+              </w:rPr>
+              <w:t>Panchaati  No.</w:t>
+            </w:r>
+            <w:proofErr w:type="gramEnd"/>
+            <w:r>
+              <w:rPr>
+                <w:rFonts w:cs="Latha"/>
+                <w:sz w:val="28"/>
+                <w:szCs w:val="28"/>
+                <w:lang w:bidi="ta-IN"/>
+              </w:rPr>
+              <w:t xml:space="preserve"> 21</w:t>
             </w:r>
           </w:p>
         </w:tc>
@@ -6480,14 +6362,25 @@
                 <w:lang w:bidi="ta-IN"/>
               </w:rPr>
             </w:pPr>
-            <w:r>
-              <w:rPr>
-                <w:rFonts w:cs="Latha"/>
-                <w:sz w:val="28"/>
-                <w:szCs w:val="28"/>
-                <w:lang w:bidi="ta-IN"/>
-              </w:rPr>
-              <w:t>Panchaati  No. 2</w:t>
+            <w:proofErr w:type="gramStart"/>
+            <w:r>
+              <w:rPr>
+                <w:rFonts w:cs="Latha"/>
+                <w:sz w:val="28"/>
+                <w:szCs w:val="28"/>
+                <w:lang w:bidi="ta-IN"/>
+              </w:rPr>
+              <w:t>Panchaati  No.</w:t>
+            </w:r>
+            <w:proofErr w:type="gramEnd"/>
+            <w:r>
+              <w:rPr>
+                <w:rFonts w:cs="Latha"/>
+                <w:sz w:val="28"/>
+                <w:szCs w:val="28"/>
+                <w:lang w:bidi="ta-IN"/>
+              </w:rPr>
+              <w:t xml:space="preserve"> 2</w:t>
             </w:r>
           </w:p>
         </w:tc>
@@ -6785,14 +6678,25 @@
                 <w:lang w:bidi="ta-IN"/>
               </w:rPr>
             </w:pPr>
-            <w:r>
-              <w:rPr>
-                <w:rFonts w:cs="Latha"/>
-                <w:sz w:val="28"/>
-                <w:szCs w:val="28"/>
-                <w:lang w:bidi="ta-IN"/>
-              </w:rPr>
-              <w:t xml:space="preserve">Panchaati  No. </w:t>
+            <w:proofErr w:type="gramStart"/>
+            <w:r>
+              <w:rPr>
+                <w:rFonts w:cs="Latha"/>
+                <w:sz w:val="28"/>
+                <w:szCs w:val="28"/>
+                <w:lang w:bidi="ta-IN"/>
+              </w:rPr>
+              <w:t>Panchaati  No.</w:t>
+            </w:r>
+            <w:proofErr w:type="gramEnd"/>
+            <w:r>
+              <w:rPr>
+                <w:rFonts w:cs="Latha"/>
+                <w:sz w:val="28"/>
+                <w:szCs w:val="28"/>
+                <w:lang w:bidi="ta-IN"/>
+              </w:rPr>
+              <w:t xml:space="preserve"> </w:t>
             </w:r>
             <w:r>
               <w:rPr>
@@ -8007,7 +7911,6 @@
           <w:szCs w:val="32"/>
           <w:u w:val="single"/>
         </w:rPr>
-        <w:lastRenderedPageBreak/>
         <w:t>====================</w:t>
       </w:r>
     </w:p>
@@ -8279,6 +8182,7 @@
                 <w:szCs w:val="28"/>
                 <w:lang w:bidi="ta-IN"/>
               </w:rPr>
+              <w:lastRenderedPageBreak/>
               <w:t xml:space="preserve">TS 2.1.7.3 </w:t>
             </w:r>
           </w:p>
@@ -8319,14 +8223,25 @@
                 <w:szCs w:val="28"/>
               </w:rPr>
             </w:pPr>
-            <w:r>
-              <w:rPr>
-                <w:rFonts w:cs="Latha"/>
-                <w:sz w:val="28"/>
-                <w:szCs w:val="28"/>
-                <w:lang w:bidi="ta-IN"/>
-              </w:rPr>
-              <w:t xml:space="preserve">Panchaati  No. </w:t>
+            <w:proofErr w:type="gramStart"/>
+            <w:r>
+              <w:rPr>
+                <w:rFonts w:cs="Latha"/>
+                <w:sz w:val="28"/>
+                <w:szCs w:val="28"/>
+                <w:lang w:bidi="ta-IN"/>
+              </w:rPr>
+              <w:t>Panchaati  No.</w:t>
+            </w:r>
+            <w:proofErr w:type="gramEnd"/>
+            <w:r>
+              <w:rPr>
+                <w:rFonts w:cs="Latha"/>
+                <w:sz w:val="28"/>
+                <w:szCs w:val="28"/>
+                <w:lang w:bidi="ta-IN"/>
+              </w:rPr>
+              <w:t xml:space="preserve"> </w:t>
             </w:r>
             <w:r>
               <w:rPr>
@@ -8558,14 +8473,25 @@
                 <w:lang w:bidi="ta-IN"/>
               </w:rPr>
             </w:pPr>
-            <w:r>
-              <w:rPr>
-                <w:rFonts w:cs="Latha"/>
-                <w:sz w:val="28"/>
-                <w:szCs w:val="28"/>
-                <w:lang w:bidi="ta-IN"/>
-              </w:rPr>
-              <w:t>Panchaati  No. 1</w:t>
+            <w:proofErr w:type="gramStart"/>
+            <w:r>
+              <w:rPr>
+                <w:rFonts w:cs="Latha"/>
+                <w:sz w:val="28"/>
+                <w:szCs w:val="28"/>
+                <w:lang w:bidi="ta-IN"/>
+              </w:rPr>
+              <w:t>Panchaati  No.</w:t>
+            </w:r>
+            <w:proofErr w:type="gramEnd"/>
+            <w:r>
+              <w:rPr>
+                <w:rFonts w:cs="Latha"/>
+                <w:sz w:val="28"/>
+                <w:szCs w:val="28"/>
+                <w:lang w:bidi="ta-IN"/>
+              </w:rPr>
+              <w:t xml:space="preserve"> 1</w:t>
             </w:r>
           </w:p>
         </w:tc>
@@ -8762,14 +8688,25 @@
                 <w:lang w:bidi="ta-IN"/>
               </w:rPr>
             </w:pPr>
-            <w:r>
-              <w:rPr>
-                <w:rFonts w:cs="Latha"/>
-                <w:sz w:val="28"/>
-                <w:szCs w:val="28"/>
-                <w:lang w:bidi="ta-IN"/>
-              </w:rPr>
-              <w:t>Panchaati  No. 1</w:t>
+            <w:proofErr w:type="gramStart"/>
+            <w:r>
+              <w:rPr>
+                <w:rFonts w:cs="Latha"/>
+                <w:sz w:val="28"/>
+                <w:szCs w:val="28"/>
+                <w:lang w:bidi="ta-IN"/>
+              </w:rPr>
+              <w:t>Panchaati  No.</w:t>
+            </w:r>
+            <w:proofErr w:type="gramEnd"/>
+            <w:r>
+              <w:rPr>
+                <w:rFonts w:cs="Latha"/>
+                <w:sz w:val="28"/>
+                <w:szCs w:val="28"/>
+                <w:lang w:bidi="ta-IN"/>
+              </w:rPr>
+              <w:t xml:space="preserve"> 1</w:t>
             </w:r>
           </w:p>
         </w:tc>
@@ -8994,14 +8931,25 @@
                 <w:lang w:bidi="ta-IN"/>
               </w:rPr>
             </w:pPr>
-            <w:r>
-              <w:rPr>
-                <w:rFonts w:cs="Latha"/>
-                <w:sz w:val="28"/>
-                <w:szCs w:val="28"/>
-                <w:lang w:bidi="ta-IN"/>
-              </w:rPr>
-              <w:t>Panchaati  No. 17</w:t>
+            <w:proofErr w:type="gramStart"/>
+            <w:r>
+              <w:rPr>
+                <w:rFonts w:cs="Latha"/>
+                <w:sz w:val="28"/>
+                <w:szCs w:val="28"/>
+                <w:lang w:bidi="ta-IN"/>
+              </w:rPr>
+              <w:t>Panchaati  No.</w:t>
+            </w:r>
+            <w:proofErr w:type="gramEnd"/>
+            <w:r>
+              <w:rPr>
+                <w:rFonts w:cs="Latha"/>
+                <w:sz w:val="28"/>
+                <w:szCs w:val="28"/>
+                <w:lang w:bidi="ta-IN"/>
+              </w:rPr>
+              <w:t xml:space="preserve"> 17</w:t>
             </w:r>
           </w:p>
         </w:tc>
@@ -9315,14 +9263,25 @@
                 <w:lang w:bidi="ta-IN"/>
               </w:rPr>
             </w:pPr>
-            <w:r>
-              <w:rPr>
-                <w:rFonts w:cs="Latha"/>
-                <w:sz w:val="28"/>
-                <w:szCs w:val="28"/>
-                <w:lang w:bidi="ta-IN"/>
-              </w:rPr>
-              <w:t>Panchaati  No. 27</w:t>
+            <w:proofErr w:type="gramStart"/>
+            <w:r>
+              <w:rPr>
+                <w:rFonts w:cs="Latha"/>
+                <w:sz w:val="28"/>
+                <w:szCs w:val="28"/>
+                <w:lang w:bidi="ta-IN"/>
+              </w:rPr>
+              <w:t>Panchaati  No.</w:t>
+            </w:r>
+            <w:proofErr w:type="gramEnd"/>
+            <w:r>
+              <w:rPr>
+                <w:rFonts w:cs="Latha"/>
+                <w:sz w:val="28"/>
+                <w:szCs w:val="28"/>
+                <w:lang w:bidi="ta-IN"/>
+              </w:rPr>
+              <w:t xml:space="preserve"> 27</w:t>
             </w:r>
           </w:p>
         </w:tc>
@@ -9416,7 +9375,25 @@
                 <w:sz w:val="40"/>
                 <w:szCs w:val="40"/>
               </w:rPr>
-              <w:t xml:space="preserve">SØ - [ ] </w:t>
+              <w:t xml:space="preserve">SØ - </w:t>
+            </w:r>
+            <w:proofErr w:type="gramStart"/>
+            <w:r>
+              <w:rPr>
+                <w:rFonts w:ascii="BRH Devanagari Extra" w:hAnsi="BRH Devanagari Extra" w:cs="BRH Devanagari Extra"/>
+                <w:sz w:val="40"/>
+                <w:szCs w:val="40"/>
+              </w:rPr>
+              <w:t>[ ]</w:t>
+            </w:r>
+            <w:proofErr w:type="gramEnd"/>
+            <w:r>
+              <w:rPr>
+                <w:rFonts w:ascii="BRH Devanagari Extra" w:hAnsi="BRH Devanagari Extra" w:cs="BRH Devanagari Extra"/>
+                <w:sz w:val="40"/>
+                <w:szCs w:val="40"/>
+              </w:rPr>
+              <w:t xml:space="preserve"> </w:t>
             </w:r>
             <w:r>
               <w:rPr>
@@ -9527,7 +9504,25 @@
                 <w:sz w:val="40"/>
                 <w:szCs w:val="40"/>
               </w:rPr>
-              <w:t xml:space="preserve">SØ - [ ] </w:t>
+              <w:t xml:space="preserve">SØ - </w:t>
+            </w:r>
+            <w:proofErr w:type="gramStart"/>
+            <w:r>
+              <w:rPr>
+                <w:rFonts w:ascii="BRH Devanagari Extra" w:hAnsi="BRH Devanagari Extra" w:cs="BRH Devanagari Extra"/>
+                <w:sz w:val="40"/>
+                <w:szCs w:val="40"/>
+              </w:rPr>
+              <w:t>[ ]</w:t>
+            </w:r>
+            <w:proofErr w:type="gramEnd"/>
+            <w:r>
+              <w:rPr>
+                <w:rFonts w:ascii="BRH Devanagari Extra" w:hAnsi="BRH Devanagari Extra" w:cs="BRH Devanagari Extra"/>
+                <w:sz w:val="40"/>
+                <w:szCs w:val="40"/>
+              </w:rPr>
+              <w:t xml:space="preserve"> </w:t>
             </w:r>
             <w:r>
               <w:rPr>
@@ -9607,14 +9602,25 @@
                 <w:lang w:bidi="ta-IN"/>
               </w:rPr>
             </w:pPr>
-            <w:r>
-              <w:rPr>
-                <w:rFonts w:cs="Latha"/>
-                <w:sz w:val="28"/>
-                <w:szCs w:val="28"/>
-                <w:lang w:bidi="ta-IN"/>
-              </w:rPr>
-              <w:t>Panchaati  No. 32</w:t>
+            <w:proofErr w:type="gramStart"/>
+            <w:r>
+              <w:rPr>
+                <w:rFonts w:cs="Latha"/>
+                <w:sz w:val="28"/>
+                <w:szCs w:val="28"/>
+                <w:lang w:bidi="ta-IN"/>
+              </w:rPr>
+              <w:t>Panchaati  No.</w:t>
+            </w:r>
+            <w:proofErr w:type="gramEnd"/>
+            <w:r>
+              <w:rPr>
+                <w:rFonts w:cs="Latha"/>
+                <w:sz w:val="28"/>
+                <w:szCs w:val="28"/>
+                <w:lang w:bidi="ta-IN"/>
+              </w:rPr>
+              <w:t xml:space="preserve"> 32</w:t>
             </w:r>
           </w:p>
         </w:tc>
@@ -9818,15 +9824,25 @@
                 <w:lang w:bidi="ta-IN"/>
               </w:rPr>
             </w:pPr>
-            <w:r>
-              <w:rPr>
-                <w:rFonts w:cs="Latha"/>
-                <w:sz w:val="28"/>
-                <w:szCs w:val="28"/>
-                <w:lang w:bidi="ta-IN"/>
-              </w:rPr>
-              <w:lastRenderedPageBreak/>
-              <w:t>Panchaati  No. 35</w:t>
+            <w:proofErr w:type="gramStart"/>
+            <w:r>
+              <w:rPr>
+                <w:rFonts w:cs="Latha"/>
+                <w:sz w:val="28"/>
+                <w:szCs w:val="28"/>
+                <w:lang w:bidi="ta-IN"/>
+              </w:rPr>
+              <w:t>Panchaati  No.</w:t>
+            </w:r>
+            <w:proofErr w:type="gramEnd"/>
+            <w:r>
+              <w:rPr>
+                <w:rFonts w:cs="Latha"/>
+                <w:sz w:val="28"/>
+                <w:szCs w:val="28"/>
+                <w:lang w:bidi="ta-IN"/>
+              </w:rPr>
+              <w:t xml:space="preserve"> 35</w:t>
             </w:r>
           </w:p>
         </w:tc>
@@ -9856,7 +9872,6 @@
                 <w:sz w:val="40"/>
                 <w:szCs w:val="40"/>
               </w:rPr>
-              <w:lastRenderedPageBreak/>
               <w:t>cÉ</w:t>
             </w:r>
             <w:r>
@@ -9944,7 +9959,6 @@
                 <w:sz w:val="40"/>
                 <w:szCs w:val="40"/>
               </w:rPr>
-              <w:lastRenderedPageBreak/>
               <w:t>cÉ</w:t>
             </w:r>
             <w:r>
@@ -10064,14 +10078,25 @@
                 <w:lang w:bidi="ta-IN"/>
               </w:rPr>
             </w:pPr>
-            <w:r>
-              <w:rPr>
-                <w:rFonts w:cs="Latha"/>
-                <w:sz w:val="28"/>
-                <w:szCs w:val="28"/>
-                <w:lang w:bidi="ta-IN"/>
-              </w:rPr>
-              <w:t>Panchaati  No. 51</w:t>
+            <w:proofErr w:type="gramStart"/>
+            <w:r>
+              <w:rPr>
+                <w:rFonts w:cs="Latha"/>
+                <w:sz w:val="28"/>
+                <w:szCs w:val="28"/>
+                <w:lang w:bidi="ta-IN"/>
+              </w:rPr>
+              <w:t>Panchaati  No.</w:t>
+            </w:r>
+            <w:proofErr w:type="gramEnd"/>
+            <w:r>
+              <w:rPr>
+                <w:rFonts w:cs="Latha"/>
+                <w:sz w:val="28"/>
+                <w:szCs w:val="28"/>
+                <w:lang w:bidi="ta-IN"/>
+              </w:rPr>
+              <w:t xml:space="preserve"> 51</w:t>
             </w:r>
           </w:p>
         </w:tc>
@@ -10272,14 +10297,25 @@
                 <w:lang w:bidi="ta-IN"/>
               </w:rPr>
             </w:pPr>
-            <w:r>
-              <w:rPr>
-                <w:rFonts w:cs="Latha"/>
-                <w:sz w:val="28"/>
-                <w:szCs w:val="28"/>
-                <w:lang w:bidi="ta-IN"/>
-              </w:rPr>
-              <w:t>Panchaati  No. 54</w:t>
+            <w:proofErr w:type="gramStart"/>
+            <w:r>
+              <w:rPr>
+                <w:rFonts w:cs="Latha"/>
+                <w:sz w:val="28"/>
+                <w:szCs w:val="28"/>
+                <w:lang w:bidi="ta-IN"/>
+              </w:rPr>
+              <w:t>Panchaati  No.</w:t>
+            </w:r>
+            <w:proofErr w:type="gramEnd"/>
+            <w:r>
+              <w:rPr>
+                <w:rFonts w:cs="Latha"/>
+                <w:sz w:val="28"/>
+                <w:szCs w:val="28"/>
+                <w:lang w:bidi="ta-IN"/>
+              </w:rPr>
+              <w:t xml:space="preserve"> 54</w:t>
             </w:r>
           </w:p>
         </w:tc>
@@ -10502,6 +10538,7 @@
                 <w:szCs w:val="28"/>
                 <w:lang w:bidi="ta-IN"/>
               </w:rPr>
+              <w:lastRenderedPageBreak/>
               <w:t>TS 2.2.12.7</w:t>
             </w:r>
           </w:p>
@@ -10536,14 +10573,25 @@
                 <w:lang w:bidi="ta-IN"/>
               </w:rPr>
             </w:pPr>
-            <w:r>
-              <w:rPr>
-                <w:rFonts w:cs="Latha"/>
-                <w:sz w:val="28"/>
-                <w:szCs w:val="28"/>
-                <w:lang w:bidi="ta-IN"/>
-              </w:rPr>
-              <w:t>Panchaati  No. 70</w:t>
+            <w:proofErr w:type="gramStart"/>
+            <w:r>
+              <w:rPr>
+                <w:rFonts w:cs="Latha"/>
+                <w:sz w:val="28"/>
+                <w:szCs w:val="28"/>
+                <w:lang w:bidi="ta-IN"/>
+              </w:rPr>
+              <w:t>Panchaati  No.</w:t>
+            </w:r>
+            <w:proofErr w:type="gramEnd"/>
+            <w:r>
+              <w:rPr>
+                <w:rFonts w:cs="Latha"/>
+                <w:sz w:val="28"/>
+                <w:szCs w:val="28"/>
+                <w:lang w:bidi="ta-IN"/>
+              </w:rPr>
+              <w:t xml:space="preserve"> 70</w:t>
             </w:r>
           </w:p>
         </w:tc>
@@ -10804,14 +10852,25 @@
                 <w:lang w:bidi="ta-IN"/>
               </w:rPr>
             </w:pPr>
-            <w:r>
-              <w:rPr>
-                <w:rFonts w:cs="Latha"/>
-                <w:sz w:val="28"/>
-                <w:szCs w:val="28"/>
-                <w:lang w:bidi="ta-IN"/>
-              </w:rPr>
-              <w:t>Panchaati  No. 19</w:t>
+            <w:proofErr w:type="gramStart"/>
+            <w:r>
+              <w:rPr>
+                <w:rFonts w:cs="Latha"/>
+                <w:sz w:val="28"/>
+                <w:szCs w:val="28"/>
+                <w:lang w:bidi="ta-IN"/>
+              </w:rPr>
+              <w:t>Panchaati  No.</w:t>
+            </w:r>
+            <w:proofErr w:type="gramEnd"/>
+            <w:r>
+              <w:rPr>
+                <w:rFonts w:cs="Latha"/>
+                <w:sz w:val="28"/>
+                <w:szCs w:val="28"/>
+                <w:lang w:bidi="ta-IN"/>
+              </w:rPr>
+              <w:t xml:space="preserve"> 19</w:t>
             </w:r>
           </w:p>
         </w:tc>
@@ -11005,14 +11064,25 @@
                 <w:lang w:bidi="ta-IN"/>
               </w:rPr>
             </w:pPr>
-            <w:r>
-              <w:rPr>
-                <w:rFonts w:cs="Latha"/>
-                <w:sz w:val="28"/>
-                <w:szCs w:val="28"/>
-                <w:lang w:bidi="ta-IN"/>
-              </w:rPr>
-              <w:t>Panchaati  No. 20</w:t>
+            <w:proofErr w:type="gramStart"/>
+            <w:r>
+              <w:rPr>
+                <w:rFonts w:cs="Latha"/>
+                <w:sz w:val="28"/>
+                <w:szCs w:val="28"/>
+                <w:lang w:bidi="ta-IN"/>
+              </w:rPr>
+              <w:t>Panchaati  No.</w:t>
+            </w:r>
+            <w:proofErr w:type="gramEnd"/>
+            <w:r>
+              <w:rPr>
+                <w:rFonts w:cs="Latha"/>
+                <w:sz w:val="28"/>
+                <w:szCs w:val="28"/>
+                <w:lang w:bidi="ta-IN"/>
+              </w:rPr>
+              <w:t xml:space="preserve"> 20</w:t>
             </w:r>
           </w:p>
         </w:tc>
@@ -11268,14 +11338,25 @@
                 <w:lang w:bidi="ta-IN"/>
               </w:rPr>
             </w:pPr>
-            <w:r>
-              <w:rPr>
-                <w:rFonts w:cs="Latha"/>
-                <w:sz w:val="28"/>
-                <w:szCs w:val="28"/>
-                <w:lang w:bidi="ta-IN"/>
-              </w:rPr>
-              <w:t>Panchaati  No. 26</w:t>
+            <w:proofErr w:type="gramStart"/>
+            <w:r>
+              <w:rPr>
+                <w:rFonts w:cs="Latha"/>
+                <w:sz w:val="28"/>
+                <w:szCs w:val="28"/>
+                <w:lang w:bidi="ta-IN"/>
+              </w:rPr>
+              <w:t>Panchaati  No.</w:t>
+            </w:r>
+            <w:proofErr w:type="gramEnd"/>
+            <w:r>
+              <w:rPr>
+                <w:rFonts w:cs="Latha"/>
+                <w:sz w:val="28"/>
+                <w:szCs w:val="28"/>
+                <w:lang w:bidi="ta-IN"/>
+              </w:rPr>
+              <w:t xml:space="preserve"> 26</w:t>
             </w:r>
           </w:p>
         </w:tc>
@@ -11536,14 +11617,25 @@
                 <w:lang w:bidi="ta-IN"/>
               </w:rPr>
             </w:pPr>
-            <w:r>
-              <w:rPr>
-                <w:rFonts w:cs="Latha"/>
-                <w:sz w:val="28"/>
-                <w:szCs w:val="28"/>
-                <w:lang w:bidi="ta-IN"/>
-              </w:rPr>
-              <w:t xml:space="preserve">Panchaati  No. </w:t>
+            <w:proofErr w:type="gramStart"/>
+            <w:r>
+              <w:rPr>
+                <w:rFonts w:cs="Latha"/>
+                <w:sz w:val="28"/>
+                <w:szCs w:val="28"/>
+                <w:lang w:bidi="ta-IN"/>
+              </w:rPr>
+              <w:t>Panchaati  No.</w:t>
+            </w:r>
+            <w:proofErr w:type="gramEnd"/>
+            <w:r>
+              <w:rPr>
+                <w:rFonts w:cs="Latha"/>
+                <w:sz w:val="28"/>
+                <w:szCs w:val="28"/>
+                <w:lang w:bidi="ta-IN"/>
+              </w:rPr>
+              <w:t xml:space="preserve"> </w:t>
             </w:r>
             <w:r>
               <w:rPr>
@@ -11843,14 +11935,25 @@
                 <w:lang w:bidi="ta-IN"/>
               </w:rPr>
             </w:pPr>
-            <w:r>
-              <w:rPr>
-                <w:rFonts w:cs="Latha"/>
-                <w:sz w:val="28"/>
-                <w:szCs w:val="28"/>
-                <w:lang w:bidi="ta-IN"/>
-              </w:rPr>
-              <w:t>Panchaati  No. 54</w:t>
+            <w:proofErr w:type="gramStart"/>
+            <w:r>
+              <w:rPr>
+                <w:rFonts w:cs="Latha"/>
+                <w:sz w:val="28"/>
+                <w:szCs w:val="28"/>
+                <w:lang w:bidi="ta-IN"/>
+              </w:rPr>
+              <w:t>Panchaati  No.</w:t>
+            </w:r>
+            <w:proofErr w:type="gramEnd"/>
+            <w:r>
+              <w:rPr>
+                <w:rFonts w:cs="Latha"/>
+                <w:sz w:val="28"/>
+                <w:szCs w:val="28"/>
+                <w:lang w:bidi="ta-IN"/>
+              </w:rPr>
+              <w:t xml:space="preserve"> 54</w:t>
             </w:r>
           </w:p>
         </w:tc>
@@ -11977,7 +12080,6 @@
                 <w:szCs w:val="28"/>
                 <w:lang w:bidi="ta-IN"/>
               </w:rPr>
-              <w:lastRenderedPageBreak/>
               <w:t>TS 2.4.5.1</w:t>
             </w:r>
           </w:p>
@@ -12012,14 +12114,25 @@
                 <w:lang w:bidi="ta-IN"/>
               </w:rPr>
             </w:pPr>
-            <w:r>
-              <w:rPr>
-                <w:rFonts w:cs="Latha"/>
-                <w:sz w:val="28"/>
-                <w:szCs w:val="28"/>
-                <w:lang w:bidi="ta-IN"/>
-              </w:rPr>
-              <w:t>Panchaati  No. 15</w:t>
+            <w:proofErr w:type="gramStart"/>
+            <w:r>
+              <w:rPr>
+                <w:rFonts w:cs="Latha"/>
+                <w:sz w:val="28"/>
+                <w:szCs w:val="28"/>
+                <w:lang w:bidi="ta-IN"/>
+              </w:rPr>
+              <w:t>Panchaati  No.</w:t>
+            </w:r>
+            <w:proofErr w:type="gramEnd"/>
+            <w:r>
+              <w:rPr>
+                <w:rFonts w:cs="Latha"/>
+                <w:sz w:val="28"/>
+                <w:szCs w:val="28"/>
+                <w:lang w:bidi="ta-IN"/>
+              </w:rPr>
+              <w:t xml:space="preserve"> 15</w:t>
             </w:r>
           </w:p>
         </w:tc>
@@ -12100,7 +12213,25 @@
                 <w:sz w:val="40"/>
                 <w:szCs w:val="40"/>
               </w:rPr>
-              <w:t xml:space="preserve"> - [ ] </w:t>
+              <w:t xml:space="preserve"> - </w:t>
+            </w:r>
+            <w:proofErr w:type="gramStart"/>
+            <w:r>
+              <w:rPr>
+                <w:rFonts w:ascii="BRH Devanagari Extra" w:hAnsi="BRH Devanagari Extra" w:cs="BRH Devanagari Extra"/>
+                <w:sz w:val="40"/>
+                <w:szCs w:val="40"/>
+              </w:rPr>
+              <w:t>[ ]</w:t>
+            </w:r>
+            <w:proofErr w:type="gramEnd"/>
+            <w:r>
+              <w:rPr>
+                <w:rFonts w:ascii="BRH Devanagari Extra" w:hAnsi="BRH Devanagari Extra" w:cs="BRH Devanagari Extra"/>
+                <w:sz w:val="40"/>
+                <w:szCs w:val="40"/>
+              </w:rPr>
+              <w:t xml:space="preserve"> </w:t>
             </w:r>
             <w:r>
               <w:rPr>
@@ -12187,7 +12318,25 @@
                 <w:sz w:val="40"/>
                 <w:szCs w:val="40"/>
               </w:rPr>
-              <w:t xml:space="preserve"> - [ ] </w:t>
+              <w:t xml:space="preserve"> - </w:t>
+            </w:r>
+            <w:proofErr w:type="gramStart"/>
+            <w:r>
+              <w:rPr>
+                <w:rFonts w:ascii="BRH Devanagari Extra" w:hAnsi="BRH Devanagari Extra" w:cs="BRH Devanagari Extra"/>
+                <w:sz w:val="40"/>
+                <w:szCs w:val="40"/>
+              </w:rPr>
+              <w:t>[ ]</w:t>
+            </w:r>
+            <w:proofErr w:type="gramEnd"/>
+            <w:r>
+              <w:rPr>
+                <w:rFonts w:ascii="BRH Devanagari Extra" w:hAnsi="BRH Devanagari Extra" w:cs="BRH Devanagari Extra"/>
+                <w:sz w:val="40"/>
+                <w:szCs w:val="40"/>
+              </w:rPr>
+              <w:t xml:space="preserve"> </w:t>
             </w:r>
             <w:r>
               <w:rPr>
@@ -12267,14 +12416,25 @@
                 <w:lang w:bidi="ta-IN"/>
               </w:rPr>
             </w:pPr>
-            <w:r>
-              <w:rPr>
-                <w:rFonts w:cs="Latha"/>
-                <w:sz w:val="28"/>
-                <w:szCs w:val="28"/>
-                <w:lang w:bidi="ta-IN"/>
-              </w:rPr>
-              <w:t>Panchaati  No. 19</w:t>
+            <w:proofErr w:type="gramStart"/>
+            <w:r>
+              <w:rPr>
+                <w:rFonts w:cs="Latha"/>
+                <w:sz w:val="28"/>
+                <w:szCs w:val="28"/>
+                <w:lang w:bidi="ta-IN"/>
+              </w:rPr>
+              <w:t>Panchaati  No.</w:t>
+            </w:r>
+            <w:proofErr w:type="gramEnd"/>
+            <w:r>
+              <w:rPr>
+                <w:rFonts w:cs="Latha"/>
+                <w:sz w:val="28"/>
+                <w:szCs w:val="28"/>
+                <w:lang w:bidi="ta-IN"/>
+              </w:rPr>
+              <w:t xml:space="preserve"> 19</w:t>
             </w:r>
           </w:p>
         </w:tc>
@@ -12476,14 +12636,25 @@
                 <w:lang w:bidi="ta-IN"/>
               </w:rPr>
             </w:pPr>
-            <w:r>
-              <w:rPr>
-                <w:rFonts w:cs="Latha"/>
-                <w:sz w:val="28"/>
-                <w:szCs w:val="28"/>
-                <w:lang w:bidi="ta-IN"/>
-              </w:rPr>
-              <w:t>Panchaati  No. 19</w:t>
+            <w:proofErr w:type="gramStart"/>
+            <w:r>
+              <w:rPr>
+                <w:rFonts w:cs="Latha"/>
+                <w:sz w:val="28"/>
+                <w:szCs w:val="28"/>
+                <w:lang w:bidi="ta-IN"/>
+              </w:rPr>
+              <w:t>Panchaati  No.</w:t>
+            </w:r>
+            <w:proofErr w:type="gramEnd"/>
+            <w:r>
+              <w:rPr>
+                <w:rFonts w:cs="Latha"/>
+                <w:sz w:val="28"/>
+                <w:szCs w:val="28"/>
+                <w:lang w:bidi="ta-IN"/>
+              </w:rPr>
+              <w:t xml:space="preserve"> 19</w:t>
             </w:r>
           </w:p>
         </w:tc>
@@ -12613,12 +12784,14 @@
                 <w:szCs w:val="40"/>
               </w:rPr>
             </w:pPr>
+            <w:proofErr w:type="gramStart"/>
             <w:r>
               <w:rPr>
                 <w:rFonts w:ascii="BRH Devanagari Extra" w:hAnsi="BRH Devanagari Extra" w:cs="BRH Devanagari Extra"/>
                 <w:sz w:val="36"/>
                 <w:szCs w:val="40"/>
               </w:rPr>
+              <w:lastRenderedPageBreak/>
               <w:t xml:space="preserve">( </w:t>
             </w:r>
             <w:r>
@@ -12627,7 +12800,25 @@
                 <w:szCs w:val="28"/>
                 <w:lang w:bidi="ta-IN"/>
               </w:rPr>
-              <w:t>2 errors rectified</w:t>
+              <w:t>2</w:t>
+            </w:r>
+            <w:proofErr w:type="gramEnd"/>
+            <w:r>
+              <w:rPr>
+                <w:rFonts w:cs="Latha"/>
+                <w:szCs w:val="28"/>
+                <w:lang w:bidi="ta-IN"/>
+              </w:rPr>
+              <w:t xml:space="preserve"> errors </w:t>
+            </w:r>
+            <w:proofErr w:type="gramStart"/>
+            <w:r>
+              <w:rPr>
+                <w:rFonts w:cs="Latha"/>
+                <w:szCs w:val="28"/>
+                <w:lang w:bidi="ta-IN"/>
+              </w:rPr>
+              <w:t>rectified</w:t>
             </w:r>
             <w:r>
               <w:rPr>
@@ -12645,6 +12836,7 @@
               </w:rPr>
               <w:t>)</w:t>
             </w:r>
+            <w:proofErr w:type="gramEnd"/>
           </w:p>
           <w:p>
             <w:pPr>
@@ -12710,7 +12902,16 @@
                 <w:szCs w:val="28"/>
                 <w:lang w:bidi="ta-IN"/>
               </w:rPr>
-              <w:t>m inserted</w:t>
+              <w:t xml:space="preserve">m </w:t>
+            </w:r>
+            <w:proofErr w:type="gramStart"/>
+            <w:r>
+              <w:rPr>
+                <w:rFonts w:cs="Latha"/>
+                <w:szCs w:val="28"/>
+                <w:lang w:bidi="ta-IN"/>
+              </w:rPr>
+              <w:t>inserted</w:t>
             </w:r>
             <w:r>
               <w:rPr>
@@ -12718,31 +12919,50 @@
                 <w:sz w:val="36"/>
                 <w:szCs w:val="40"/>
               </w:rPr>
-              <w:t xml:space="preserve">)&amp; </w:t>
-            </w:r>
-          </w:p>
-          <w:p>
-            <w:pPr>
-              <w:spacing w:before="0" w:line="240" w:lineRule="auto"/>
-              <w:rPr>
-                <w:sz w:val="32"/>
-                <w:szCs w:val="32"/>
-              </w:rPr>
-            </w:pPr>
+              <w:t>)&amp;</w:t>
+            </w:r>
+            <w:proofErr w:type="gramEnd"/>
             <w:r>
               <w:rPr>
                 <w:rFonts w:ascii="BRH Devanagari Extra" w:hAnsi="BRH Devanagari Extra" w:cs="BRH Devanagari Extra"/>
                 <w:sz w:val="36"/>
                 <w:szCs w:val="40"/>
+              </w:rPr>
+              <w:t xml:space="preserve"> </w:t>
+            </w:r>
+          </w:p>
+          <w:p>
+            <w:pPr>
+              <w:spacing w:before="0" w:line="240" w:lineRule="auto"/>
+              <w:rPr>
+                <w:sz w:val="32"/>
+                <w:szCs w:val="32"/>
+              </w:rPr>
+            </w:pPr>
+            <w:r>
+              <w:rPr>
+                <w:rFonts w:ascii="BRH Devanagari Extra" w:hAnsi="BRH Devanagari Extra" w:cs="BRH Devanagari Extra"/>
+                <w:sz w:val="36"/>
+                <w:szCs w:val="40"/>
                 <w:highlight w:val="green"/>
               </w:rPr>
-              <w:t>§É</w:t>
-            </w:r>
+              <w:t>§</w:t>
+            </w:r>
+            <w:proofErr w:type="gramStart"/>
             <w:r>
               <w:rPr>
                 <w:rFonts w:ascii="BRH Devanagari Extra" w:hAnsi="BRH Devanagari Extra" w:cs="BRH Devanagari Extra"/>
                 <w:sz w:val="36"/>
                 <w:szCs w:val="40"/>
+                <w:highlight w:val="green"/>
+              </w:rPr>
+              <w:t>É</w:t>
+            </w:r>
+            <w:r>
+              <w:rPr>
+                <w:rFonts w:ascii="BRH Devanagari Extra" w:hAnsi="BRH Devanagari Extra" w:cs="BRH Devanagari Extra"/>
+                <w:sz w:val="36"/>
+                <w:szCs w:val="40"/>
               </w:rPr>
               <w:t>Ç</w:t>
             </w:r>
@@ -12752,7 +12972,16 @@
                 <w:szCs w:val="28"/>
                 <w:lang w:bidi="ta-IN"/>
               </w:rPr>
-              <w:t>(dheerga maatra</w:t>
+              <w:t>(</w:t>
+            </w:r>
+            <w:proofErr w:type="gramEnd"/>
+            <w:r>
+              <w:rPr>
+                <w:rFonts w:cs="Latha"/>
+                <w:szCs w:val="28"/>
+                <w:lang w:bidi="ta-IN"/>
+              </w:rPr>
+              <w:t>dheerga maatra</w:t>
             </w:r>
             <w:r>
               <w:rPr>
@@ -12856,6 +13085,7 @@
                 <w:szCs w:val="28"/>
                 <w:lang w:bidi="ta-IN"/>
               </w:rPr>
+              <w:lastRenderedPageBreak/>
               <w:t>TS 2.4.8.1</w:t>
             </w:r>
           </w:p>
@@ -12890,14 +13120,25 @@
                 <w:lang w:bidi="ta-IN"/>
               </w:rPr>
             </w:pPr>
-            <w:r>
-              <w:rPr>
-                <w:rFonts w:cs="Latha"/>
-                <w:sz w:val="28"/>
-                <w:szCs w:val="28"/>
-                <w:lang w:bidi="ta-IN"/>
-              </w:rPr>
-              <w:t>Panchaati  No. 21</w:t>
+            <w:proofErr w:type="gramStart"/>
+            <w:r>
+              <w:rPr>
+                <w:rFonts w:cs="Latha"/>
+                <w:sz w:val="28"/>
+                <w:szCs w:val="28"/>
+                <w:lang w:bidi="ta-IN"/>
+              </w:rPr>
+              <w:t>Panchaati  No.</w:t>
+            </w:r>
+            <w:proofErr w:type="gramEnd"/>
+            <w:r>
+              <w:rPr>
+                <w:rFonts w:cs="Latha"/>
+                <w:sz w:val="28"/>
+                <w:szCs w:val="28"/>
+                <w:lang w:bidi="ta-IN"/>
+              </w:rPr>
+              <w:t xml:space="preserve"> 21</w:t>
             </w:r>
           </w:p>
         </w:tc>
@@ -13075,14 +13316,25 @@
                 <w:lang w:bidi="ta-IN"/>
               </w:rPr>
             </w:pPr>
-            <w:r>
-              <w:rPr>
-                <w:rFonts w:cs="Latha"/>
-                <w:sz w:val="28"/>
-                <w:szCs w:val="28"/>
-                <w:lang w:bidi="ta-IN"/>
-              </w:rPr>
-              <w:t>Panchaati  No. 5</w:t>
+            <w:proofErr w:type="gramStart"/>
+            <w:r>
+              <w:rPr>
+                <w:rFonts w:cs="Latha"/>
+                <w:sz w:val="28"/>
+                <w:szCs w:val="28"/>
+                <w:lang w:bidi="ta-IN"/>
+              </w:rPr>
+              <w:t>Panchaati  No.</w:t>
+            </w:r>
+            <w:proofErr w:type="gramEnd"/>
+            <w:r>
+              <w:rPr>
+                <w:rFonts w:cs="Latha"/>
+                <w:sz w:val="28"/>
+                <w:szCs w:val="28"/>
+                <w:lang w:bidi="ta-IN"/>
+              </w:rPr>
+              <w:t xml:space="preserve"> 5</w:t>
             </w:r>
           </w:p>
         </w:tc>
@@ -13332,14 +13584,25 @@
                 <w:lang w:bidi="ta-IN"/>
               </w:rPr>
             </w:pPr>
-            <w:r>
-              <w:rPr>
-                <w:rFonts w:cs="Latha"/>
-                <w:sz w:val="28"/>
-                <w:szCs w:val="28"/>
-                <w:lang w:bidi="ta-IN"/>
-              </w:rPr>
-              <w:t>Panchaati  No. 15</w:t>
+            <w:proofErr w:type="gramStart"/>
+            <w:r>
+              <w:rPr>
+                <w:rFonts w:cs="Latha"/>
+                <w:sz w:val="28"/>
+                <w:szCs w:val="28"/>
+                <w:lang w:bidi="ta-IN"/>
+              </w:rPr>
+              <w:t>Panchaati  No.</w:t>
+            </w:r>
+            <w:proofErr w:type="gramEnd"/>
+            <w:r>
+              <w:rPr>
+                <w:rFonts w:cs="Latha"/>
+                <w:sz w:val="28"/>
+                <w:szCs w:val="28"/>
+                <w:lang w:bidi="ta-IN"/>
+              </w:rPr>
+              <w:t xml:space="preserve"> 15</w:t>
             </w:r>
           </w:p>
         </w:tc>
@@ -13546,7 +13809,6 @@
                 <w:szCs w:val="28"/>
                 <w:lang w:bidi="ta-IN"/>
               </w:rPr>
-              <w:lastRenderedPageBreak/>
               <w:t>TS 2.5.3.5</w:t>
             </w:r>
           </w:p>
@@ -13581,14 +13843,25 @@
                 <w:lang w:bidi="ta-IN"/>
               </w:rPr>
             </w:pPr>
-            <w:r>
-              <w:rPr>
-                <w:rFonts w:cs="Latha"/>
-                <w:sz w:val="28"/>
-                <w:szCs w:val="28"/>
-                <w:lang w:bidi="ta-IN"/>
-              </w:rPr>
-              <w:t>Panchaati  No. 19</w:t>
+            <w:proofErr w:type="gramStart"/>
+            <w:r>
+              <w:rPr>
+                <w:rFonts w:cs="Latha"/>
+                <w:sz w:val="28"/>
+                <w:szCs w:val="28"/>
+                <w:lang w:bidi="ta-IN"/>
+              </w:rPr>
+              <w:t>Panchaati  No.</w:t>
+            </w:r>
+            <w:proofErr w:type="gramEnd"/>
+            <w:r>
+              <w:rPr>
+                <w:rFonts w:cs="Latha"/>
+                <w:sz w:val="28"/>
+                <w:szCs w:val="28"/>
+                <w:lang w:bidi="ta-IN"/>
+              </w:rPr>
+              <w:t xml:space="preserve"> 19</w:t>
             </w:r>
           </w:p>
         </w:tc>
@@ -13846,14 +14119,25 @@
                 <w:lang w:bidi="ta-IN"/>
               </w:rPr>
             </w:pPr>
-            <w:r>
-              <w:rPr>
-                <w:rFonts w:cs="Latha"/>
-                <w:sz w:val="28"/>
-                <w:szCs w:val="28"/>
-                <w:lang w:bidi="ta-IN"/>
-              </w:rPr>
-              <w:t>Panchaati  No. 27</w:t>
+            <w:proofErr w:type="gramStart"/>
+            <w:r>
+              <w:rPr>
+                <w:rFonts w:cs="Latha"/>
+                <w:sz w:val="28"/>
+                <w:szCs w:val="28"/>
+                <w:lang w:bidi="ta-IN"/>
+              </w:rPr>
+              <w:t>Panchaati  No.</w:t>
+            </w:r>
+            <w:proofErr w:type="gramEnd"/>
+            <w:r>
+              <w:rPr>
+                <w:rFonts w:cs="Latha"/>
+                <w:sz w:val="28"/>
+                <w:szCs w:val="28"/>
+                <w:lang w:bidi="ta-IN"/>
+              </w:rPr>
+              <w:t xml:space="preserve"> 27</w:t>
             </w:r>
           </w:p>
         </w:tc>
@@ -14096,14 +14380,25 @@
                 <w:lang w:bidi="ta-IN"/>
               </w:rPr>
             </w:pPr>
-            <w:r>
-              <w:rPr>
-                <w:rFonts w:cs="Latha"/>
-                <w:sz w:val="28"/>
-                <w:szCs w:val="28"/>
-                <w:lang w:bidi="ta-IN"/>
-              </w:rPr>
-              <w:t>Panchaati  No. 61</w:t>
+            <w:proofErr w:type="gramStart"/>
+            <w:r>
+              <w:rPr>
+                <w:rFonts w:cs="Latha"/>
+                <w:sz w:val="28"/>
+                <w:szCs w:val="28"/>
+                <w:lang w:bidi="ta-IN"/>
+              </w:rPr>
+              <w:t>Panchaati  No.</w:t>
+            </w:r>
+            <w:proofErr w:type="gramEnd"/>
+            <w:r>
+              <w:rPr>
+                <w:rFonts w:cs="Latha"/>
+                <w:sz w:val="28"/>
+                <w:szCs w:val="28"/>
+                <w:lang w:bidi="ta-IN"/>
+              </w:rPr>
+              <w:t xml:space="preserve"> 61</w:t>
             </w:r>
           </w:p>
         </w:tc>
@@ -14408,6 +14703,7 @@
                 <w:szCs w:val="28"/>
                 <w:lang w:bidi="ta-IN"/>
               </w:rPr>
+              <w:lastRenderedPageBreak/>
               <w:t>TS 2.5.6.1</w:t>
             </w:r>
           </w:p>
@@ -14442,14 +14738,25 @@
                 <w:lang w:bidi="ta-IN"/>
               </w:rPr>
             </w:pPr>
-            <w:r>
-              <w:rPr>
-                <w:rFonts w:cs="Latha"/>
-                <w:sz w:val="28"/>
-                <w:szCs w:val="28"/>
-                <w:lang w:bidi="ta-IN"/>
-              </w:rPr>
-              <w:t>Panchaati  No. 33</w:t>
+            <w:proofErr w:type="gramStart"/>
+            <w:r>
+              <w:rPr>
+                <w:rFonts w:cs="Latha"/>
+                <w:sz w:val="28"/>
+                <w:szCs w:val="28"/>
+                <w:lang w:bidi="ta-IN"/>
+              </w:rPr>
+              <w:t>Panchaati  No.</w:t>
+            </w:r>
+            <w:proofErr w:type="gramEnd"/>
+            <w:r>
+              <w:rPr>
+                <w:rFonts w:cs="Latha"/>
+                <w:sz w:val="28"/>
+                <w:szCs w:val="28"/>
+                <w:lang w:bidi="ta-IN"/>
+              </w:rPr>
+              <w:t xml:space="preserve"> 33</w:t>
             </w:r>
           </w:p>
         </w:tc>
@@ -14650,14 +14957,25 @@
                 <w:lang w:bidi="ta-IN"/>
               </w:rPr>
             </w:pPr>
-            <w:r>
-              <w:rPr>
-                <w:rFonts w:cs="Latha"/>
-                <w:sz w:val="28"/>
-                <w:szCs w:val="28"/>
-                <w:lang w:bidi="ta-IN"/>
-              </w:rPr>
-              <w:t>Panchaati  No. 41</w:t>
+            <w:proofErr w:type="gramStart"/>
+            <w:r>
+              <w:rPr>
+                <w:rFonts w:cs="Latha"/>
+                <w:sz w:val="28"/>
+                <w:szCs w:val="28"/>
+                <w:lang w:bidi="ta-IN"/>
+              </w:rPr>
+              <w:t>Panchaati  No.</w:t>
+            </w:r>
+            <w:proofErr w:type="gramEnd"/>
+            <w:r>
+              <w:rPr>
+                <w:rFonts w:cs="Latha"/>
+                <w:sz w:val="28"/>
+                <w:szCs w:val="28"/>
+                <w:lang w:bidi="ta-IN"/>
+              </w:rPr>
+              <w:t xml:space="preserve"> 41</w:t>
             </w:r>
           </w:p>
         </w:tc>
@@ -14882,14 +15200,25 @@
                 <w:lang w:bidi="ta-IN"/>
               </w:rPr>
             </w:pPr>
-            <w:r>
-              <w:rPr>
-                <w:rFonts w:cs="Latha"/>
-                <w:sz w:val="28"/>
-                <w:szCs w:val="28"/>
-                <w:lang w:bidi="ta-IN"/>
-              </w:rPr>
-              <w:t>Panchaati  No. 53</w:t>
+            <w:proofErr w:type="gramStart"/>
+            <w:r>
+              <w:rPr>
+                <w:rFonts w:cs="Latha"/>
+                <w:sz w:val="28"/>
+                <w:szCs w:val="28"/>
+                <w:lang w:bidi="ta-IN"/>
+              </w:rPr>
+              <w:t>Panchaati  No.</w:t>
+            </w:r>
+            <w:proofErr w:type="gramEnd"/>
+            <w:r>
+              <w:rPr>
+                <w:rFonts w:cs="Latha"/>
+                <w:sz w:val="28"/>
+                <w:szCs w:val="28"/>
+                <w:lang w:bidi="ta-IN"/>
+              </w:rPr>
+              <w:t xml:space="preserve"> 53</w:t>
             </w:r>
           </w:p>
         </w:tc>
@@ -15090,14 +15419,25 @@
                 <w:lang w:bidi="ta-IN"/>
               </w:rPr>
             </w:pPr>
-            <w:r>
-              <w:rPr>
-                <w:rFonts w:cs="Latha"/>
-                <w:sz w:val="28"/>
-                <w:szCs w:val="28"/>
-                <w:lang w:bidi="ta-IN"/>
-              </w:rPr>
-              <w:t>Panchaati  No. 55</w:t>
+            <w:proofErr w:type="gramStart"/>
+            <w:r>
+              <w:rPr>
+                <w:rFonts w:cs="Latha"/>
+                <w:sz w:val="28"/>
+                <w:szCs w:val="28"/>
+                <w:lang w:bidi="ta-IN"/>
+              </w:rPr>
+              <w:t>Panchaati  No.</w:t>
+            </w:r>
+            <w:proofErr w:type="gramEnd"/>
+            <w:r>
+              <w:rPr>
+                <w:rFonts w:cs="Latha"/>
+                <w:sz w:val="28"/>
+                <w:szCs w:val="28"/>
+                <w:lang w:bidi="ta-IN"/>
+              </w:rPr>
+              <w:t xml:space="preserve"> 55</w:t>
             </w:r>
           </w:p>
         </w:tc>
@@ -15382,14 +15722,25 @@
                 <w:lang w:bidi="ta-IN"/>
               </w:rPr>
             </w:pPr>
-            <w:r>
-              <w:rPr>
-                <w:rFonts w:cs="Latha"/>
-                <w:sz w:val="28"/>
-                <w:szCs w:val="28"/>
-                <w:lang w:bidi="ta-IN"/>
-              </w:rPr>
-              <w:t>Panchaati  No. 59</w:t>
+            <w:proofErr w:type="gramStart"/>
+            <w:r>
+              <w:rPr>
+                <w:rFonts w:cs="Latha"/>
+                <w:sz w:val="28"/>
+                <w:szCs w:val="28"/>
+                <w:lang w:bidi="ta-IN"/>
+              </w:rPr>
+              <w:t>Panchaati  No.</w:t>
+            </w:r>
+            <w:proofErr w:type="gramEnd"/>
+            <w:r>
+              <w:rPr>
+                <w:rFonts w:cs="Latha"/>
+                <w:sz w:val="28"/>
+                <w:szCs w:val="28"/>
+                <w:lang w:bidi="ta-IN"/>
+              </w:rPr>
+              <w:t xml:space="preserve"> 59</w:t>
             </w:r>
           </w:p>
         </w:tc>
@@ -15657,7 +16008,6 @@
                 <w:szCs w:val="28"/>
                 <w:lang w:bidi="ta-IN"/>
               </w:rPr>
-              <w:lastRenderedPageBreak/>
               <w:t>TS 2.6.3.3</w:t>
             </w:r>
           </w:p>
@@ -15692,14 +16042,25 @@
                 <w:lang w:bidi="ta-IN"/>
               </w:rPr>
             </w:pPr>
-            <w:r>
-              <w:rPr>
-                <w:rFonts w:cs="Latha"/>
-                <w:sz w:val="28"/>
-                <w:szCs w:val="28"/>
-                <w:lang w:bidi="ta-IN"/>
-              </w:rPr>
-              <w:t>Panchaati  No. 16</w:t>
+            <w:proofErr w:type="gramStart"/>
+            <w:r>
+              <w:rPr>
+                <w:rFonts w:cs="Latha"/>
+                <w:sz w:val="28"/>
+                <w:szCs w:val="28"/>
+                <w:lang w:bidi="ta-IN"/>
+              </w:rPr>
+              <w:t>Panchaati  No.</w:t>
+            </w:r>
+            <w:proofErr w:type="gramEnd"/>
+            <w:r>
+              <w:rPr>
+                <w:rFonts w:cs="Latha"/>
+                <w:sz w:val="28"/>
+                <w:szCs w:val="28"/>
+                <w:lang w:bidi="ta-IN"/>
+              </w:rPr>
+              <w:t xml:space="preserve"> 16</w:t>
             </w:r>
           </w:p>
         </w:tc>
@@ -15900,14 +16261,25 @@
                 <w:lang w:bidi="ta-IN"/>
               </w:rPr>
             </w:pPr>
-            <w:r>
-              <w:rPr>
-                <w:rFonts w:cs="Latha"/>
-                <w:sz w:val="28"/>
-                <w:szCs w:val="28"/>
-                <w:lang w:bidi="ta-IN"/>
-              </w:rPr>
-              <w:t>Panchaati  No. 17</w:t>
+            <w:proofErr w:type="gramStart"/>
+            <w:r>
+              <w:rPr>
+                <w:rFonts w:cs="Latha"/>
+                <w:sz w:val="28"/>
+                <w:szCs w:val="28"/>
+                <w:lang w:bidi="ta-IN"/>
+              </w:rPr>
+              <w:t>Panchaati  No.</w:t>
+            </w:r>
+            <w:proofErr w:type="gramEnd"/>
+            <w:r>
+              <w:rPr>
+                <w:rFonts w:cs="Latha"/>
+                <w:sz w:val="28"/>
+                <w:szCs w:val="28"/>
+                <w:lang w:bidi="ta-IN"/>
+              </w:rPr>
+              <w:t xml:space="preserve"> 17</w:t>
             </w:r>
           </w:p>
         </w:tc>
@@ -16090,6 +16462,7 @@
                 <w:szCs w:val="32"/>
               </w:rPr>
             </w:pPr>
+            <w:proofErr w:type="gramStart"/>
             <w:r>
               <w:rPr>
                 <w:rFonts w:cs="Latha"/>
@@ -16099,6 +16472,7 @@
               </w:rPr>
               <w:t>( better</w:t>
             </w:r>
+            <w:proofErr w:type="gramEnd"/>
             <w:r>
               <w:rPr>
                 <w:rFonts w:ascii="BRH Devanagari Extra" w:hAnsi="BRH Devanagari Extra" w:cs="BRH Devanagari Extra"/>
@@ -16184,14 +16558,25 @@
                 <w:lang w:bidi="ta-IN"/>
               </w:rPr>
             </w:pPr>
-            <w:r>
-              <w:rPr>
-                <w:rFonts w:cs="Latha"/>
-                <w:sz w:val="28"/>
-                <w:szCs w:val="28"/>
-                <w:lang w:bidi="ta-IN"/>
-              </w:rPr>
-              <w:t>Panchaati  No. 22</w:t>
+            <w:proofErr w:type="gramStart"/>
+            <w:r>
+              <w:rPr>
+                <w:rFonts w:cs="Latha"/>
+                <w:sz w:val="28"/>
+                <w:szCs w:val="28"/>
+                <w:lang w:bidi="ta-IN"/>
+              </w:rPr>
+              <w:t>Panchaati  No.</w:t>
+            </w:r>
+            <w:proofErr w:type="gramEnd"/>
+            <w:r>
+              <w:rPr>
+                <w:rFonts w:cs="Latha"/>
+                <w:sz w:val="28"/>
+                <w:szCs w:val="28"/>
+                <w:lang w:bidi="ta-IN"/>
+              </w:rPr>
+              <w:t xml:space="preserve"> 22</w:t>
             </w:r>
           </w:p>
         </w:tc>
@@ -16261,7 +16646,25 @@
                 <w:sz w:val="40"/>
                 <w:szCs w:val="40"/>
               </w:rPr>
-              <w:t xml:space="preserve"> uÉÉ - [ ] </w:t>
+              <w:t xml:space="preserve"> uÉÉ - </w:t>
+            </w:r>
+            <w:proofErr w:type="gramStart"/>
+            <w:r>
+              <w:rPr>
+                <w:rFonts w:ascii="BRH Devanagari Extra" w:hAnsi="BRH Devanagari Extra" w:cs="BRH Devanagari Extra"/>
+                <w:sz w:val="40"/>
+                <w:szCs w:val="40"/>
+              </w:rPr>
+              <w:t>[ ]</w:t>
+            </w:r>
+            <w:proofErr w:type="gramEnd"/>
+            <w:r>
+              <w:rPr>
+                <w:rFonts w:ascii="BRH Devanagari Extra" w:hAnsi="BRH Devanagari Extra" w:cs="BRH Devanagari Extra"/>
+                <w:sz w:val="40"/>
+                <w:szCs w:val="40"/>
+              </w:rPr>
+              <w:t xml:space="preserve"> </w:t>
             </w:r>
             <w:r>
               <w:rPr>
@@ -16340,7 +16743,25 @@
                 <w:sz w:val="40"/>
                 <w:szCs w:val="40"/>
               </w:rPr>
-              <w:t xml:space="preserve"> uÉÉ - [ ] </w:t>
+              <w:t xml:space="preserve"> uÉÉ - </w:t>
+            </w:r>
+            <w:proofErr w:type="gramStart"/>
+            <w:r>
+              <w:rPr>
+                <w:rFonts w:ascii="BRH Devanagari Extra" w:hAnsi="BRH Devanagari Extra" w:cs="BRH Devanagari Extra"/>
+                <w:sz w:val="40"/>
+                <w:szCs w:val="40"/>
+              </w:rPr>
+              <w:t>[ ]</w:t>
+            </w:r>
+            <w:proofErr w:type="gramEnd"/>
+            <w:r>
+              <w:rPr>
+                <w:rFonts w:ascii="BRH Devanagari Extra" w:hAnsi="BRH Devanagari Extra" w:cs="BRH Devanagari Extra"/>
+                <w:sz w:val="40"/>
+                <w:szCs w:val="40"/>
+              </w:rPr>
+              <w:t xml:space="preserve"> </w:t>
             </w:r>
             <w:r>
               <w:rPr>
@@ -16386,6 +16807,7 @@
                 <w:szCs w:val="28"/>
                 <w:lang w:bidi="ta-IN"/>
               </w:rPr>
+              <w:lastRenderedPageBreak/>
               <w:t>TS 2.6.9.1</w:t>
             </w:r>
           </w:p>
@@ -16420,14 +16842,25 @@
                 <w:lang w:bidi="ta-IN"/>
               </w:rPr>
             </w:pPr>
-            <w:r>
-              <w:rPr>
-                <w:rFonts w:cs="Latha"/>
-                <w:sz w:val="28"/>
-                <w:szCs w:val="28"/>
-                <w:lang w:bidi="ta-IN"/>
-              </w:rPr>
-              <w:t>Panchaati  No. 49</w:t>
+            <w:proofErr w:type="gramStart"/>
+            <w:r>
+              <w:rPr>
+                <w:rFonts w:cs="Latha"/>
+                <w:sz w:val="28"/>
+                <w:szCs w:val="28"/>
+                <w:lang w:bidi="ta-IN"/>
+              </w:rPr>
+              <w:t>Panchaati  No.</w:t>
+            </w:r>
+            <w:proofErr w:type="gramEnd"/>
+            <w:r>
+              <w:rPr>
+                <w:rFonts w:cs="Latha"/>
+                <w:sz w:val="28"/>
+                <w:szCs w:val="28"/>
+                <w:lang w:bidi="ta-IN"/>
+              </w:rPr>
+              <w:t xml:space="preserve"> 49</w:t>
             </w:r>
           </w:p>
         </w:tc>
@@ -16676,14 +17109,25 @@
                 <w:lang w:bidi="ta-IN"/>
               </w:rPr>
             </w:pPr>
-            <w:r>
-              <w:rPr>
-                <w:rFonts w:cs="Latha"/>
-                <w:sz w:val="28"/>
-                <w:szCs w:val="28"/>
-                <w:lang w:bidi="ta-IN"/>
-              </w:rPr>
-              <w:t>Panchaati  No. 50</w:t>
+            <w:proofErr w:type="gramStart"/>
+            <w:r>
+              <w:rPr>
+                <w:rFonts w:cs="Latha"/>
+                <w:sz w:val="28"/>
+                <w:szCs w:val="28"/>
+                <w:lang w:bidi="ta-IN"/>
+              </w:rPr>
+              <w:t>Panchaati  No.</w:t>
+            </w:r>
+            <w:proofErr w:type="gramEnd"/>
+            <w:r>
+              <w:rPr>
+                <w:rFonts w:cs="Latha"/>
+                <w:sz w:val="28"/>
+                <w:szCs w:val="28"/>
+                <w:lang w:bidi="ta-IN"/>
+              </w:rPr>
+              <w:t xml:space="preserve"> 50</w:t>
             </w:r>
           </w:p>
         </w:tc>
@@ -17465,7 +17909,6 @@
                 <w:szCs w:val="28"/>
                 <w:lang w:eastAsia="en-IN" w:bidi="ml-IN"/>
               </w:rPr>
-              <w:lastRenderedPageBreak/>
               <w:t xml:space="preserve">TS 2.1.4.2 </w:t>
             </w:r>
             <w:r>
@@ -18323,7 +18766,25 @@
                 <w:sz w:val="32"/>
                 <w:szCs w:val="32"/>
               </w:rPr>
-              <w:t>(it is not ”ai”)</w:t>
+              <w:t xml:space="preserve">(it is </w:t>
+            </w:r>
+            <w:proofErr w:type="gramStart"/>
+            <w:r>
+              <w:rPr>
+                <w:rFonts w:cs="Arial"/>
+                <w:sz w:val="32"/>
+                <w:szCs w:val="32"/>
+              </w:rPr>
+              <w:t>not ”ai</w:t>
+            </w:r>
+            <w:proofErr w:type="gramEnd"/>
+            <w:r>
+              <w:rPr>
+                <w:rFonts w:cs="Arial"/>
+                <w:sz w:val="32"/>
+                <w:szCs w:val="32"/>
+              </w:rPr>
+              <w:t>”)</w:t>
             </w:r>
           </w:p>
         </w:tc>
@@ -18367,6 +18828,7 @@
                 <w:szCs w:val="28"/>
                 <w:lang w:eastAsia="en-IN" w:bidi="ml-IN"/>
               </w:rPr>
+              <w:lastRenderedPageBreak/>
               <w:t>TS 2.1.</w:t>
             </w:r>
             <w:r>
@@ -19411,7 +19873,6 @@
                 <w:szCs w:val="28"/>
                 <w:lang w:bidi="ta-IN"/>
               </w:rPr>
-              <w:lastRenderedPageBreak/>
               <w:t>TS</w:t>
             </w:r>
             <w:r>
@@ -20034,6 +20495,7 @@
                 <w:szCs w:val="28"/>
                 <w:lang w:bidi="ta-IN"/>
               </w:rPr>
+              <w:lastRenderedPageBreak/>
               <w:t>TS</w:t>
             </w:r>
             <w:r>
@@ -20879,8 +21341,19 @@
                 <w:szCs w:val="28"/>
                 <w:lang w:bidi="ta-IN"/>
               </w:rPr>
-              <w:t>31st  Panchaati</w:t>
-            </w:r>
+              <w:t>31</w:t>
+            </w:r>
+            <w:proofErr w:type="gramStart"/>
+            <w:r>
+              <w:rPr>
+                <w:rFonts w:cs="Nirmala UI"/>
+                <w:sz w:val="28"/>
+                <w:szCs w:val="28"/>
+                <w:lang w:bidi="ta-IN"/>
+              </w:rPr>
+              <w:t>st  Panchaati</w:t>
+            </w:r>
+            <w:proofErr w:type="gramEnd"/>
           </w:p>
         </w:tc>
         <w:tc>
@@ -21132,8 +21605,18 @@
                 <w:szCs w:val="24"/>
                 <w:lang w:bidi="ta-IN"/>
               </w:rPr>
-              <w:t>20th  Panchaati</w:t>
-            </w:r>
+              <w:t>20</w:t>
+            </w:r>
+            <w:proofErr w:type="gramStart"/>
+            <w:r>
+              <w:rPr>
+                <w:rFonts w:cs="Nirmala UI"/>
+                <w:szCs w:val="24"/>
+                <w:lang w:bidi="ta-IN"/>
+              </w:rPr>
+              <w:t>th  Panchaati</w:t>
+            </w:r>
+            <w:proofErr w:type="gramEnd"/>
           </w:p>
         </w:tc>
         <w:tc>
@@ -21332,14 +21815,23 @@
                 <w:sz w:val="32"/>
                 <w:szCs w:val="32"/>
               </w:rPr>
-              <w:t>(out of   two “</w:t>
-            </w:r>
+              <w:t xml:space="preserve">(out of   two </w:t>
+            </w:r>
+            <w:proofErr w:type="gramStart"/>
             <w:r>
               <w:rPr>
                 <w:rFonts w:cs="Arial"/>
                 <w:sz w:val="32"/>
                 <w:szCs w:val="32"/>
               </w:rPr>
+              <w:t>“</w:t>
+            </w:r>
+            <w:r>
+              <w:rPr>
+                <w:rFonts w:cs="Arial"/>
+                <w:sz w:val="32"/>
+                <w:szCs w:val="32"/>
+              </w:rPr>
               <w:t xml:space="preserve"> </w:t>
             </w:r>
             <w:r>
@@ -21348,7 +21840,16 @@
                 <w:sz w:val="32"/>
                 <w:szCs w:val="32"/>
               </w:rPr>
-              <w:t>r.”, one deleted)</w:t>
+              <w:t>r.</w:t>
+            </w:r>
+            <w:proofErr w:type="gramEnd"/>
+            <w:r>
+              <w:rPr>
+                <w:rFonts w:cs="Arial"/>
+                <w:sz w:val="32"/>
+                <w:szCs w:val="32"/>
+              </w:rPr>
+              <w:t>”, one deleted)</w:t>
             </w:r>
           </w:p>
         </w:tc>
@@ -21384,7 +21885,6 @@
                 <w:szCs w:val="28"/>
                 <w:lang w:eastAsia="en-IN" w:bidi="ml-IN"/>
               </w:rPr>
-              <w:lastRenderedPageBreak/>
               <w:t>TS 2.4.</w:t>
             </w:r>
             <w:r>
@@ -21436,8 +21936,18 @@
                 <w:szCs w:val="24"/>
                 <w:lang w:bidi="ta-IN"/>
               </w:rPr>
-              <w:t>37th  Panchaati</w:t>
-            </w:r>
+              <w:t>37</w:t>
+            </w:r>
+            <w:proofErr w:type="gramStart"/>
+            <w:r>
+              <w:rPr>
+                <w:rFonts w:cs="Nirmala UI"/>
+                <w:szCs w:val="24"/>
+                <w:lang w:bidi="ta-IN"/>
+              </w:rPr>
+              <w:t>th  Panchaati</w:t>
+            </w:r>
+            <w:proofErr w:type="gramEnd"/>
           </w:p>
         </w:tc>
         <w:tc>
@@ -21740,6 +22250,7 @@
               </w:rPr>
               <w:t>38</w:t>
             </w:r>
+            <w:proofErr w:type="gramStart"/>
             <w:r>
               <w:rPr>
                 <w:rFonts w:cs="Nirmala UI"/>
@@ -21748,6 +22259,7 @@
               </w:rPr>
               <w:t>th  Panchaati</w:t>
             </w:r>
+            <w:proofErr w:type="gramEnd"/>
           </w:p>
         </w:tc>
         <w:tc>
@@ -22188,6 +22700,7 @@
                 <w:sz w:val="32"/>
                 <w:szCs w:val="32"/>
               </w:rPr>
+              <w:lastRenderedPageBreak/>
               <w:t>TS 2.5.1.5</w:t>
             </w:r>
             <w:r>
@@ -22220,8 +22733,18 @@
                 <w:sz w:val="32"/>
                 <w:szCs w:val="32"/>
               </w:rPr>
-              <w:t>5th  Panchaati</w:t>
-            </w:r>
+              <w:t>5</w:t>
+            </w:r>
+            <w:proofErr w:type="gramStart"/>
+            <w:r>
+              <w:rPr>
+                <w:rFonts w:cs="Arial"/>
+                <w:sz w:val="32"/>
+                <w:szCs w:val="32"/>
+              </w:rPr>
+              <w:t>th  Panchaati</w:t>
+            </w:r>
+            <w:proofErr w:type="gramEnd"/>
           </w:p>
         </w:tc>
         <w:tc>
@@ -22459,8 +22982,18 @@
                 <w:sz w:val="32"/>
                 <w:szCs w:val="32"/>
               </w:rPr>
-              <w:t>10th  Panchaati</w:t>
-            </w:r>
+              <w:t>10</w:t>
+            </w:r>
+            <w:proofErr w:type="gramStart"/>
+            <w:r>
+              <w:rPr>
+                <w:rFonts w:cs="Arial"/>
+                <w:sz w:val="32"/>
+                <w:szCs w:val="32"/>
+              </w:rPr>
+              <w:t>th  Panchaati</w:t>
+            </w:r>
+            <w:proofErr w:type="gramEnd"/>
           </w:p>
         </w:tc>
         <w:tc>
@@ -22736,8 +23269,18 @@
                 <w:sz w:val="32"/>
                 <w:szCs w:val="32"/>
               </w:rPr>
-              <w:t>11th  Panchaati</w:t>
-            </w:r>
+              <w:t>11</w:t>
+            </w:r>
+            <w:proofErr w:type="gramStart"/>
+            <w:r>
+              <w:rPr>
+                <w:rFonts w:cs="Arial"/>
+                <w:sz w:val="32"/>
+                <w:szCs w:val="32"/>
+              </w:rPr>
+              <w:t>th  Panchaati</w:t>
+            </w:r>
+            <w:proofErr w:type="gramEnd"/>
           </w:p>
         </w:tc>
         <w:tc>
@@ -23016,8 +23559,18 @@
                 <w:sz w:val="32"/>
                 <w:szCs w:val="32"/>
               </w:rPr>
-              <w:t>17th  Panchaati</w:t>
-            </w:r>
+              <w:t>17</w:t>
+            </w:r>
+            <w:proofErr w:type="gramStart"/>
+            <w:r>
+              <w:rPr>
+                <w:rFonts w:cs="Arial"/>
+                <w:sz w:val="32"/>
+                <w:szCs w:val="32"/>
+              </w:rPr>
+              <w:t>th  Panchaati</w:t>
+            </w:r>
+            <w:proofErr w:type="gramEnd"/>
           </w:p>
         </w:tc>
         <w:tc>
@@ -23229,8 +23782,18 @@
                 <w:sz w:val="32"/>
                 <w:szCs w:val="32"/>
               </w:rPr>
-              <w:t>32nd  Panchaati</w:t>
-            </w:r>
+              <w:t>32</w:t>
+            </w:r>
+            <w:proofErr w:type="gramStart"/>
+            <w:r>
+              <w:rPr>
+                <w:rFonts w:cs="Arial"/>
+                <w:sz w:val="32"/>
+                <w:szCs w:val="32"/>
+              </w:rPr>
+              <w:t>nd  Panchaati</w:t>
+            </w:r>
+            <w:proofErr w:type="gramEnd"/>
           </w:p>
         </w:tc>
         <w:tc>
@@ -23465,7 +24028,6 @@
                 <w:sz w:val="32"/>
                 <w:szCs w:val="32"/>
               </w:rPr>
-              <w:lastRenderedPageBreak/>
               <w:t>TS 2.5.6.1</w:t>
             </w:r>
             <w:r>
@@ -23497,8 +24059,18 @@
                 <w:sz w:val="32"/>
                 <w:szCs w:val="32"/>
               </w:rPr>
-              <w:t>33rd  Panchaati</w:t>
-            </w:r>
+              <w:t>33</w:t>
+            </w:r>
+            <w:proofErr w:type="gramStart"/>
+            <w:r>
+              <w:rPr>
+                <w:rFonts w:cs="Arial"/>
+                <w:sz w:val="32"/>
+                <w:szCs w:val="32"/>
+              </w:rPr>
+              <w:t>rd  Panchaati</w:t>
+            </w:r>
+            <w:proofErr w:type="gramEnd"/>
           </w:p>
           <w:p>
             <w:pPr>
@@ -23733,8 +24305,18 @@
                 <w:sz w:val="32"/>
                 <w:szCs w:val="32"/>
               </w:rPr>
-              <w:t>34th  Panchaati</w:t>
-            </w:r>
+              <w:t>34</w:t>
+            </w:r>
+            <w:proofErr w:type="gramStart"/>
+            <w:r>
+              <w:rPr>
+                <w:rFonts w:cs="Arial"/>
+                <w:sz w:val="32"/>
+                <w:szCs w:val="32"/>
+              </w:rPr>
+              <w:t>th  Panchaati</w:t>
+            </w:r>
+            <w:proofErr w:type="gramEnd"/>
           </w:p>
           <w:p>
             <w:pPr>
@@ -23913,6 +24495,7 @@
                 <w:sz w:val="32"/>
                 <w:szCs w:val="32"/>
               </w:rPr>
+              <w:lastRenderedPageBreak/>
               <w:t>TS 2.5.7.1</w:t>
             </w:r>
             <w:r>
@@ -23944,8 +24527,18 @@
                 <w:sz w:val="32"/>
                 <w:szCs w:val="32"/>
               </w:rPr>
-              <w:t>39th  Panchaati</w:t>
-            </w:r>
+              <w:t>39</w:t>
+            </w:r>
+            <w:proofErr w:type="gramStart"/>
+            <w:r>
+              <w:rPr>
+                <w:rFonts w:cs="Arial"/>
+                <w:sz w:val="32"/>
+                <w:szCs w:val="32"/>
+              </w:rPr>
+              <w:t>th  Panchaati</w:t>
+            </w:r>
+            <w:proofErr w:type="gramEnd"/>
           </w:p>
         </w:tc>
         <w:tc>
@@ -24161,8 +24754,18 @@
                 <w:sz w:val="32"/>
                 <w:szCs w:val="32"/>
               </w:rPr>
-              <w:t>60th  Panchaati</w:t>
-            </w:r>
+              <w:t>60</w:t>
+            </w:r>
+            <w:proofErr w:type="gramStart"/>
+            <w:r>
+              <w:rPr>
+                <w:rFonts w:cs="Arial"/>
+                <w:sz w:val="32"/>
+                <w:szCs w:val="32"/>
+              </w:rPr>
+              <w:t>th  Panchaati</w:t>
+            </w:r>
+            <w:proofErr w:type="gramEnd"/>
           </w:p>
         </w:tc>
         <w:tc>
@@ -24404,8 +25007,18 @@
                 <w:sz w:val="32"/>
                 <w:szCs w:val="32"/>
               </w:rPr>
-              <w:t>69th  Panchaati</w:t>
-            </w:r>
+              <w:t>69</w:t>
+            </w:r>
+            <w:proofErr w:type="gramStart"/>
+            <w:r>
+              <w:rPr>
+                <w:rFonts w:cs="Arial"/>
+                <w:sz w:val="32"/>
+                <w:szCs w:val="32"/>
+              </w:rPr>
+              <w:t>th  Panchaati</w:t>
+            </w:r>
+            <w:proofErr w:type="gramEnd"/>
           </w:p>
         </w:tc>
         <w:tc>
@@ -24686,8 +25299,18 @@
                 <w:sz w:val="32"/>
                 <w:szCs w:val="32"/>
               </w:rPr>
-              <w:t>73rd  Panchaati</w:t>
-            </w:r>
+              <w:t>73</w:t>
+            </w:r>
+            <w:proofErr w:type="gramStart"/>
+            <w:r>
+              <w:rPr>
+                <w:rFonts w:cs="Arial"/>
+                <w:sz w:val="32"/>
+                <w:szCs w:val="32"/>
+              </w:rPr>
+              <w:t>rd  Panchaati</w:t>
+            </w:r>
+            <w:proofErr w:type="gramEnd"/>
           </w:p>
         </w:tc>
         <w:tc>
@@ -25070,6 +25693,7 @@
               </w:rPr>
               <w:t>Uç</w:t>
             </w:r>
+            <w:proofErr w:type="gramStart"/>
             <w:r>
               <w:rPr>
                 <w:rFonts w:ascii="BRH Malayalam Extra" w:hAnsi="BRH Malayalam Extra" w:cs="BRH Devanagari Extra"/>
@@ -25096,6 +25720,7 @@
               </w:rPr>
               <w:t>wÉÉ</w:t>
             </w:r>
+            <w:proofErr w:type="gramEnd"/>
             <w:r>
               <w:rPr>
                 <w:rFonts w:ascii="BRH Devanagari Extra" w:hAnsi="BRH Devanagari Extra" w:cs="BRH Devanagari Extra"/>
@@ -25154,7 +25779,6 @@
                 <w:szCs w:val="32"/>
                 <w:lang w:eastAsia="en-IN" w:bidi="ml-IN"/>
               </w:rPr>
-              <w:lastRenderedPageBreak/>
               <w:t>TS 2.6.</w:t>
             </w:r>
             <w:r>
@@ -25953,6 +26577,7 @@
                 <w:szCs w:val="32"/>
                 <w:lang w:eastAsia="en-IN" w:bidi="ml-IN"/>
               </w:rPr>
+              <w:lastRenderedPageBreak/>
               <w:t>TS 2.6.</w:t>
             </w:r>
             <w:r>
@@ -27347,7 +27972,6 @@
           <w:b/>
           <w:bCs/>
         </w:rPr>
-        <w:lastRenderedPageBreak/>
         <w:t>(ignore those which are already incorporated in your book’s version and date)</w:t>
       </w:r>
     </w:p>
@@ -27735,6 +28359,7 @@
           <w:szCs w:val="32"/>
           <w:u w:val="single"/>
         </w:rPr>
+        <w:lastRenderedPageBreak/>
         <w:t>===================</w:t>
       </w:r>
     </w:p>

--- a/saMhitA/02/TS 2 Sanskrit Corrections.docx
+++ b/saMhitA/02/TS 2 Sanskrit Corrections.docx
@@ -1273,7 +1273,7 @@
       </w:tr>
       <w:tr>
         <w:trPr>
-          <w:trHeight w:val="1179"/>
+          <w:trHeight w:val="1048"/>
         </w:trPr>
         <w:tc>
           <w:tcPr>
@@ -1320,47 +1320,7 @@
                 <w:szCs w:val="28"/>
                 <w:lang w:eastAsia="en-IN" w:bidi="ml-IN"/>
               </w:rPr>
-              <w:t>2</w:t>
-            </w:r>
-            <w:r>
-              <w:rPr>
-                <w:rFonts w:eastAsia="Times New Roman" w:cs="Arial"/>
-                <w:b/>
-                <w:sz w:val="28"/>
-                <w:szCs w:val="28"/>
-                <w:lang w:eastAsia="en-IN" w:bidi="ml-IN"/>
-              </w:rPr>
-              <w:t>.</w:t>
-            </w:r>
-            <w:r>
-              <w:rPr>
-                <w:rFonts w:eastAsia="Times New Roman" w:cs="Arial"/>
-                <w:b/>
-                <w:sz w:val="28"/>
-                <w:szCs w:val="28"/>
-                <w:lang w:eastAsia="en-IN" w:bidi="ml-IN"/>
-              </w:rPr>
-              <w:t>12</w:t>
-            </w:r>
-            <w:r>
-              <w:rPr>
-                <w:rFonts w:eastAsia="Times New Roman" w:cs="Arial"/>
-                <w:b/>
-                <w:sz w:val="28"/>
-                <w:szCs w:val="28"/>
-                <w:lang w:eastAsia="en-IN" w:bidi="ml-IN"/>
-              </w:rPr>
-              <w:t>.</w:t>
-            </w:r>
-            <w:r>
-              <w:rPr>
-                <w:rFonts w:eastAsia="Times New Roman" w:cs="Arial"/>
-                <w:b/>
-                <w:sz w:val="28"/>
-                <w:szCs w:val="28"/>
-                <w:lang w:eastAsia="en-IN" w:bidi="ml-IN"/>
-              </w:rPr>
-              <w:t>8</w:t>
+              <w:t>2.9.5</w:t>
             </w:r>
             <w:r>
               <w:rPr>
@@ -1418,7 +1378,7 @@
                 <w:szCs w:val="28"/>
                 <w:lang w:eastAsia="en-IN" w:bidi="ml-IN"/>
               </w:rPr>
-              <w:t xml:space="preserve">Line No. </w:t>
+              <w:t>Line</w:t>
             </w:r>
             <w:r>
               <w:rPr>
@@ -1428,20 +1388,8 @@
                 <w:szCs w:val="28"/>
                 <w:lang w:eastAsia="en-IN" w:bidi="ml-IN"/>
               </w:rPr>
-              <w:t>1</w:t>
-            </w:r>
-          </w:p>
-          <w:p>
-            <w:pPr>
-              <w:spacing w:before="0" w:line="240" w:lineRule="auto"/>
-              <w:rPr>
-                <w:rFonts w:cs="Latha"/>
-                <w:b/>
-                <w:sz w:val="28"/>
-                <w:szCs w:val="28"/>
-                <w:lang w:bidi="ta-IN"/>
-              </w:rPr>
-            </w:pPr>
+              <w:t xml:space="preserve"> No. </w:t>
+            </w:r>
             <w:r>
               <w:rPr>
                 <w:rFonts w:eastAsia="Times New Roman" w:cs="Arial"/>
@@ -1450,9 +1398,18 @@
                 <w:szCs w:val="28"/>
                 <w:lang w:eastAsia="en-IN" w:bidi="ml-IN"/>
               </w:rPr>
-              <w:t>Panchaati No.</w:t>
-            </w:r>
-            <w:r>
+              <w:t>4</w:t>
+            </w:r>
+          </w:p>
+          <w:p>
+            <w:pPr>
+              <w:widowControl w:val="0"/>
+              <w:autoSpaceDE w:val="0"/>
+              <w:autoSpaceDN w:val="0"/>
+              <w:adjustRightInd w:val="0"/>
+              <w:spacing w:before="0" w:line="264" w:lineRule="auto"/>
+              <w:ind w:right="-320"/>
+              <w:jc w:val="both"/>
               <w:rPr>
                 <w:rFonts w:eastAsia="Times New Roman" w:cs="Arial"/>
                 <w:b/>
@@ -1460,7 +1417,26 @@
                 <w:szCs w:val="28"/>
                 <w:lang w:eastAsia="en-IN" w:bidi="ml-IN"/>
               </w:rPr>
-              <w:t>71</w:t>
+            </w:pPr>
+            <w:r>
+              <w:rPr>
+                <w:rFonts w:eastAsia="Times New Roman" w:cs="Arial"/>
+                <w:b/>
+                <w:sz w:val="28"/>
+                <w:szCs w:val="28"/>
+                <w:lang w:eastAsia="en-IN" w:bidi="ml-IN"/>
+              </w:rPr>
+              <w:t>Panchaati No.</w:t>
+            </w:r>
+            <w:r>
+              <w:rPr>
+                <w:rFonts w:eastAsia="Times New Roman" w:cs="Arial"/>
+                <w:b/>
+                <w:sz w:val="28"/>
+                <w:szCs w:val="28"/>
+                <w:lang w:eastAsia="en-IN" w:bidi="ml-IN"/>
+              </w:rPr>
+              <w:t xml:space="preserve"> 50</w:t>
             </w:r>
           </w:p>
         </w:tc>
@@ -1481,62 +1457,67 @@
               <w:autoSpaceDN w:val="0"/>
               <w:adjustRightInd w:val="0"/>
               <w:spacing w:before="0" w:line="240" w:lineRule="auto"/>
+              <w:ind w:right="-22"/>
               <w:rPr>
                 <w:rFonts w:ascii="BRH Malayalam Extra" w:hAnsi="BRH Malayalam Extra" w:cs="BRH Malayalam Extra"/>
                 <w:sz w:val="40"/>
                 <w:szCs w:val="40"/>
+              </w:rPr>
+            </w:pPr>
+            <w:r>
+              <w:rPr>
+                <w:rFonts w:ascii="BRH Devanagari Extra" w:hAnsi="BRH Devanagari Extra" w:cs="BRH Devanagari Extra"/>
+                <w:sz w:val="40"/>
+                <w:szCs w:val="40"/>
+                <w:lang w:val="it-IT"/>
+              </w:rPr>
+              <w:t>mÉëÉiÉxxÉuÉ</w:t>
+            </w:r>
+            <w:r>
+              <w:rPr>
+                <w:rFonts w:ascii="BRH Devanagari Extra" w:hAnsi="BRH Devanagari Extra" w:cs="BRH Devanagari Extra"/>
+                <w:sz w:val="40"/>
+                <w:szCs w:val="40"/>
                 <w:highlight w:val="yellow"/>
-              </w:rPr>
-            </w:pPr>
-            <w:r>
-              <w:rPr>
-                <w:rFonts w:ascii="BRH Devanagari Extra" w:hAnsi="BRH Devanagari Extra" w:cs="BRH Devanagari Extra"/>
-                <w:sz w:val="40"/>
-                <w:szCs w:val="40"/>
-              </w:rPr>
-              <w:t>rÉÉÍ</w:t>
-            </w:r>
-            <w:r>
-              <w:rPr>
-                <w:rFonts w:ascii="BRH Devanagari Extra" w:hAnsi="BRH Devanagari Extra" w:cs="BRH Devanagari Extra"/>
-                <w:sz w:val="40"/>
-                <w:szCs w:val="40"/>
-              </w:rPr>
-              <w:t>xÉþ SÉ</w:t>
-            </w:r>
-            <w:r>
-              <w:rPr>
-                <w:rFonts w:ascii="BRH Malayalam Extra" w:hAnsi="BRH Malayalam Extra" w:cs="BRH Devanagari Extra"/>
-                <w:sz w:val="34"/>
-                <w:szCs w:val="40"/>
-              </w:rPr>
-              <w:t>–</w:t>
-            </w:r>
-            <w:r>
-              <w:rPr>
-                <w:rFonts w:ascii="BRH Devanagari Extra" w:hAnsi="BRH Devanagari Extra" w:cs="BRH Devanagari Extra"/>
-                <w:sz w:val="40"/>
-                <w:szCs w:val="40"/>
-              </w:rPr>
-              <w:t>µÉÉó</w:t>
-            </w:r>
-            <w:r>
-              <w:rPr>
-                <w:rFonts w:ascii="BRH Devanagari Extra" w:hAnsi="BRH Devanagari Extra" w:cs="BRH Devanagari Extra"/>
-                <w:sz w:val="40"/>
-                <w:szCs w:val="40"/>
-                <w:highlight w:val="yellow"/>
-              </w:rPr>
-              <w:t>èxÉ</w:t>
-            </w:r>
-            <w:r>
-              <w:rPr>
-                <w:rFonts w:ascii="BRH Devanagari Extra" w:hAnsi="BRH Devanagari Extra" w:cs="BRH Devanagari Extra"/>
-                <w:bCs/>
-                <w:sz w:val="40"/>
-                <w:szCs w:val="40"/>
-              </w:rPr>
-              <w:t>qÉcNûÉþ</w:t>
+                <w:lang w:val="it-IT"/>
+              </w:rPr>
+              <w:t>lÉ</w:t>
+            </w:r>
+            <w:r>
+              <w:rPr>
+                <w:rFonts w:ascii="BRH Malayalam Extra" w:hAnsi="BRH Malayalam Extra" w:cs="BRH Devanagari Extra"/>
+                <w:sz w:val="30"/>
+                <w:szCs w:val="40"/>
+                <w:lang w:val="it-IT"/>
+              </w:rPr>
+              <w:t>–</w:t>
+            </w:r>
+            <w:r>
+              <w:rPr>
+                <w:rFonts w:ascii="BRH Devanagari Extra" w:hAnsi="BRH Devanagari Extra" w:cs="BRH Devanagari Extra"/>
+                <w:sz w:val="40"/>
+                <w:szCs w:val="40"/>
+                <w:lang w:val="it-IT"/>
+              </w:rPr>
+              <w:t>xrÉÉþÅÅMüÉ</w:t>
+            </w:r>
+            <w:r>
+              <w:rPr>
+                <w:rFonts w:ascii="BRH Malayalam Extra" w:hAnsi="BRH Malayalam Extra" w:cs="BRH Devanagari Extra"/>
+                <w:sz w:val="30"/>
+                <w:szCs w:val="40"/>
+                <w:lang w:val="it-IT"/>
+              </w:rPr>
+              <w:t>–</w:t>
+            </w:r>
+            <w:r>
+              <w:rPr>
+                <w:rFonts w:ascii="BRH Devanagari Extra" w:hAnsi="BRH Devanagari Extra" w:cs="BRH Devanagari Extra"/>
+                <w:sz w:val="40"/>
+                <w:szCs w:val="40"/>
+                <w:lang w:val="it-IT"/>
+              </w:rPr>
+              <w:t>sÉå</w:t>
             </w:r>
           </w:p>
         </w:tc>
@@ -1558,80 +1539,74 @@
               <w:autoSpaceDN w:val="0"/>
               <w:adjustRightInd w:val="0"/>
               <w:spacing w:before="0" w:line="240" w:lineRule="auto"/>
+              <w:ind w:right="-22"/>
               <w:rPr>
                 <w:rFonts w:ascii="BRH Malayalam Extra" w:hAnsi="BRH Malayalam Extra" w:cs="BRH Malayalam Extra"/>
                 <w:sz w:val="40"/>
                 <w:szCs w:val="40"/>
+              </w:rPr>
+            </w:pPr>
+            <w:r>
+              <w:rPr>
+                <w:rFonts w:ascii="BRH Devanagari Extra" w:hAnsi="BRH Devanagari Extra" w:cs="BRH Devanagari Extra"/>
+                <w:sz w:val="40"/>
+                <w:szCs w:val="40"/>
+                <w:lang w:val="it-IT"/>
+              </w:rPr>
+              <w:t>mÉëÉiÉxxÉ</w:t>
+            </w:r>
+            <w:r>
+              <w:rPr>
+                <w:rFonts w:ascii="BRH Devanagari Extra" w:hAnsi="BRH Devanagari Extra" w:cs="BRH Devanagari Extra"/>
+                <w:sz w:val="40"/>
+                <w:szCs w:val="40"/>
                 <w:highlight w:val="green"/>
-              </w:rPr>
-            </w:pPr>
-            <w:r>
-              <w:rPr>
-                <w:rFonts w:ascii="BRH Devanagari Extra" w:hAnsi="BRH Devanagari Extra" w:cs="BRH Devanagari Extra"/>
-                <w:sz w:val="40"/>
-                <w:szCs w:val="40"/>
-              </w:rPr>
-              <w:t>rÉÉÍ</w:t>
-            </w:r>
-            <w:r>
-              <w:rPr>
-                <w:rFonts w:ascii="BRH Devanagari Extra" w:hAnsi="BRH Devanagari Extra" w:cs="BRH Devanagari Extra"/>
-                <w:sz w:val="40"/>
-                <w:szCs w:val="40"/>
-              </w:rPr>
-              <w:t>xÉþ SÉ</w:t>
-            </w:r>
-            <w:r>
-              <w:rPr>
-                <w:rFonts w:ascii="BRH Malayalam Extra" w:hAnsi="BRH Malayalam Extra" w:cs="BRH Devanagari Extra"/>
-                <w:sz w:val="34"/>
-                <w:szCs w:val="40"/>
-              </w:rPr>
-              <w:t>–</w:t>
-            </w:r>
-            <w:r>
-              <w:rPr>
-                <w:rFonts w:ascii="BRH Devanagari Extra" w:hAnsi="BRH Devanagari Extra" w:cs="BRH Devanagari Extra"/>
-                <w:sz w:val="40"/>
-                <w:szCs w:val="40"/>
-              </w:rPr>
-              <w:t>µÉÉóè</w:t>
-            </w:r>
-            <w:r>
-              <w:rPr>
-                <w:rFonts w:ascii="BRH Devanagari Extra" w:hAnsi="BRH Devanagari Extra" w:cs="BRH Devanagari Extra"/>
-                <w:sz w:val="40"/>
-                <w:szCs w:val="40"/>
-                <w:highlight w:val="green"/>
-              </w:rPr>
-              <w:t>xÉ</w:t>
-            </w:r>
-            <w:r>
-              <w:rPr>
-                <w:rFonts w:ascii="BRH Malayalam Extra" w:hAnsi="BRH Malayalam Extra" w:cs="BRH Devanagari Extra"/>
-                <w:sz w:val="34"/>
-                <w:szCs w:val="40"/>
-                <w:highlight w:val="green"/>
-              </w:rPr>
-              <w:t>–</w:t>
-            </w:r>
-            <w:r>
-              <w:rPr>
-                <w:rFonts w:ascii="BRH Devanagari Extra" w:hAnsi="BRH Devanagari Extra" w:cs="BRH Devanagari Extra"/>
-                <w:bCs/>
-                <w:sz w:val="40"/>
-                <w:szCs w:val="40"/>
-              </w:rPr>
-              <w:t>qÉcNûÉþ</w:t>
+                <w:lang w:val="it-IT"/>
+              </w:rPr>
+              <w:t>uÉ</w:t>
+            </w:r>
+            <w:r>
+              <w:rPr>
+                <w:rFonts w:ascii="BRH Malayalam Extra" w:hAnsi="BRH Malayalam Extra" w:cs="BRH Devanagari Extra"/>
+                <w:sz w:val="30"/>
+                <w:szCs w:val="40"/>
+                <w:lang w:val="it-IT"/>
+              </w:rPr>
+              <w:t>–</w:t>
+            </w:r>
+            <w:r>
+              <w:rPr>
+                <w:rFonts w:ascii="BRH Devanagari Extra" w:hAnsi="BRH Devanagari Extra" w:cs="BRH Devanagari Extra"/>
+                <w:sz w:val="40"/>
+                <w:szCs w:val="40"/>
+                <w:lang w:val="it-IT"/>
+              </w:rPr>
+              <w:t>lÉxrÉÉþÅÅMüÉ</w:t>
+            </w:r>
+            <w:r>
+              <w:rPr>
+                <w:rFonts w:ascii="BRH Malayalam Extra" w:hAnsi="BRH Malayalam Extra" w:cs="BRH Devanagari Extra"/>
+                <w:sz w:val="30"/>
+                <w:szCs w:val="40"/>
+                <w:lang w:val="it-IT"/>
+              </w:rPr>
+              <w:t>–</w:t>
+            </w:r>
+            <w:r>
+              <w:rPr>
+                <w:rFonts w:ascii="BRH Devanagari Extra" w:hAnsi="BRH Devanagari Extra" w:cs="BRH Devanagari Extra"/>
+                <w:sz w:val="40"/>
+                <w:szCs w:val="40"/>
+                <w:lang w:val="it-IT"/>
+              </w:rPr>
+              <w:t>sÉå</w:t>
             </w:r>
           </w:p>
         </w:tc>
       </w:tr>
       <w:tr>
         <w:trPr>
-          <w:gridAfter w:val="2"/>
-          <w:wAfter w:w="49" w:type="dxa"/>
-          <w:trHeight w:val="906"/>
+          <w:trHeight w:val="1179"/>
         </w:trPr>
         <w:tc>
           <w:tcPr>
@@ -1645,86 +1620,148 @@
           </w:tcPr>
           <w:p>
             <w:pPr>
-              <w:spacing w:before="0" w:line="240" w:lineRule="auto"/>
-              <w:rPr>
-                <w:rFonts w:cs="Latha"/>
+              <w:widowControl w:val="0"/>
+              <w:autoSpaceDE w:val="0"/>
+              <w:autoSpaceDN w:val="0"/>
+              <w:adjustRightInd w:val="0"/>
+              <w:spacing w:before="0" w:line="264" w:lineRule="auto"/>
+              <w:ind w:right="-320"/>
+              <w:jc w:val="both"/>
+              <w:rPr>
+                <w:rFonts w:eastAsia="Times New Roman" w:cs="Arial"/>
                 <w:b/>
                 <w:sz w:val="28"/>
                 <w:szCs w:val="28"/>
-                <w:lang w:bidi="ta-IN"/>
-              </w:rPr>
-            </w:pPr>
-            <w:r>
-              <w:rPr>
-                <w:rFonts w:cs="Latha"/>
+                <w:lang w:eastAsia="en-IN" w:bidi="ml-IN"/>
+              </w:rPr>
+            </w:pPr>
+            <w:r>
+              <w:rPr>
+                <w:rFonts w:eastAsia="Times New Roman" w:cs="Arial"/>
                 <w:b/>
                 <w:sz w:val="28"/>
                 <w:szCs w:val="28"/>
-                <w:lang w:bidi="ta-IN"/>
-              </w:rPr>
-              <w:t>TS 2.3.</w:t>
-            </w:r>
-            <w:r>
-              <w:rPr>
-                <w:rFonts w:cs="Latha"/>
+                <w:lang w:eastAsia="en-IN" w:bidi="ml-IN"/>
+              </w:rPr>
+              <w:t>TS 2.</w:t>
+            </w:r>
+            <w:r>
+              <w:rPr>
+                <w:rFonts w:eastAsia="Times New Roman" w:cs="Arial"/>
                 <w:b/>
                 <w:sz w:val="28"/>
                 <w:szCs w:val="28"/>
-                <w:lang w:bidi="ta-IN"/>
-              </w:rPr>
-              <w:t>2.1</w:t>
-            </w:r>
-            <w:r>
-              <w:rPr>
-                <w:rFonts w:cs="Latha"/>
+                <w:lang w:eastAsia="en-IN" w:bidi="ml-IN"/>
+              </w:rPr>
+              <w:t>2</w:t>
+            </w:r>
+            <w:r>
+              <w:rPr>
+                <w:rFonts w:eastAsia="Times New Roman" w:cs="Arial"/>
                 <w:b/>
                 <w:sz w:val="28"/>
                 <w:szCs w:val="28"/>
-                <w:lang w:bidi="ta-IN"/>
+                <w:lang w:eastAsia="en-IN" w:bidi="ml-IN"/>
+              </w:rPr>
+              <w:t>.</w:t>
+            </w:r>
+            <w:r>
+              <w:rPr>
+                <w:rFonts w:eastAsia="Times New Roman" w:cs="Arial"/>
+                <w:b/>
+                <w:sz w:val="28"/>
+                <w:szCs w:val="28"/>
+                <w:lang w:eastAsia="en-IN" w:bidi="ml-IN"/>
+              </w:rPr>
+              <w:t>12</w:t>
+            </w:r>
+            <w:r>
+              <w:rPr>
+                <w:rFonts w:eastAsia="Times New Roman" w:cs="Arial"/>
+                <w:b/>
+                <w:sz w:val="28"/>
+                <w:szCs w:val="28"/>
+                <w:lang w:eastAsia="en-IN" w:bidi="ml-IN"/>
+              </w:rPr>
+              <w:t>.</w:t>
+            </w:r>
+            <w:r>
+              <w:rPr>
+                <w:rFonts w:eastAsia="Times New Roman" w:cs="Arial"/>
+                <w:b/>
+                <w:sz w:val="28"/>
+                <w:szCs w:val="28"/>
+                <w:lang w:eastAsia="en-IN" w:bidi="ml-IN"/>
+              </w:rPr>
+              <w:t>8</w:t>
+            </w:r>
+            <w:r>
+              <w:rPr>
+                <w:rFonts w:eastAsia="Times New Roman" w:cs="Arial"/>
+                <w:b/>
+                <w:sz w:val="28"/>
+                <w:szCs w:val="28"/>
+                <w:lang w:eastAsia="en-IN" w:bidi="ml-IN"/>
               </w:rPr>
               <w:t xml:space="preserve"> </w:t>
             </w:r>
             <w:r>
               <w:rPr>
-                <w:rFonts w:cs="Latha"/>
+                <w:rFonts w:eastAsia="Times New Roman" w:cs="Arial"/>
                 <w:b/>
                 <w:sz w:val="28"/>
                 <w:szCs w:val="28"/>
-                <w:lang w:bidi="ta-IN"/>
-              </w:rPr>
-              <w:t>- Vaakyam</w:t>
-            </w:r>
-          </w:p>
-          <w:p>
-            <w:pPr>
-              <w:spacing w:before="0" w:line="240" w:lineRule="auto"/>
-              <w:rPr>
-                <w:rFonts w:cs="Latha"/>
+                <w:lang w:eastAsia="en-IN" w:bidi="ml-IN"/>
+              </w:rPr>
+              <w:t xml:space="preserve">- </w:t>
+            </w:r>
+            <w:r>
+              <w:rPr>
+                <w:rFonts w:eastAsia="Times New Roman" w:cs="Arial"/>
                 <w:b/>
                 <w:sz w:val="28"/>
                 <w:szCs w:val="28"/>
-                <w:lang w:bidi="ta-IN"/>
-              </w:rPr>
-            </w:pPr>
-            <w:r>
-              <w:rPr>
-                <w:rFonts w:cs="Latha"/>
+                <w:lang w:eastAsia="en-IN" w:bidi="ml-IN"/>
+              </w:rPr>
+              <w:t>Vaakyam</w:t>
+            </w:r>
+          </w:p>
+          <w:p>
+            <w:pPr>
+              <w:widowControl w:val="0"/>
+              <w:autoSpaceDE w:val="0"/>
+              <w:autoSpaceDN w:val="0"/>
+              <w:adjustRightInd w:val="0"/>
+              <w:spacing w:before="0" w:line="264" w:lineRule="auto"/>
+              <w:ind w:right="-320"/>
+              <w:jc w:val="both"/>
+              <w:rPr>
+                <w:rFonts w:eastAsia="Times New Roman" w:cs="Arial"/>
                 <w:b/>
                 <w:sz w:val="28"/>
                 <w:szCs w:val="28"/>
-                <w:lang w:bidi="ta-IN"/>
+                <w:lang w:eastAsia="en-IN" w:bidi="ml-IN"/>
+              </w:rPr>
+            </w:pPr>
+            <w:r>
+              <w:rPr>
+                <w:rFonts w:eastAsia="Times New Roman" w:cs="Arial"/>
+                <w:b/>
+                <w:sz w:val="28"/>
+                <w:szCs w:val="28"/>
+                <w:lang w:eastAsia="en-IN" w:bidi="ml-IN"/>
               </w:rPr>
               <w:t xml:space="preserve">Line No. </w:t>
             </w:r>
             <w:r>
               <w:rPr>
-                <w:rFonts w:cs="Latha"/>
+                <w:rFonts w:eastAsia="Times New Roman" w:cs="Arial"/>
                 <w:b/>
                 <w:sz w:val="28"/>
                 <w:szCs w:val="28"/>
-                <w:lang w:bidi="ta-IN"/>
-              </w:rPr>
-              <w:t>- 5</w:t>
+                <w:lang w:eastAsia="en-IN" w:bidi="ml-IN"/>
+              </w:rPr>
+              <w:t>1</w:t>
             </w:r>
           </w:p>
           <w:p>
@@ -1738,37 +1775,25 @@
                 <w:lang w:bidi="ta-IN"/>
               </w:rPr>
             </w:pPr>
-            <w:proofErr w:type="gramStart"/>
-            <w:r>
-              <w:rPr>
-                <w:rFonts w:cs="Latha"/>
+            <w:r>
+              <w:rPr>
+                <w:rFonts w:eastAsia="Times New Roman" w:cs="Arial"/>
                 <w:b/>
                 <w:sz w:val="28"/>
                 <w:szCs w:val="28"/>
-                <w:lang w:bidi="ta-IN"/>
-              </w:rPr>
-              <w:t>Panchaati  No.</w:t>
-            </w:r>
-            <w:proofErr w:type="gramEnd"/>
-            <w:r>
-              <w:rPr>
-                <w:rFonts w:cs="Latha"/>
+                <w:lang w:eastAsia="en-IN" w:bidi="ml-IN"/>
+              </w:rPr>
+              <w:t>Panchaati No.</w:t>
+            </w:r>
+            <w:r>
+              <w:rPr>
+                <w:rFonts w:eastAsia="Times New Roman" w:cs="Arial"/>
                 <w:b/>
                 <w:sz w:val="28"/>
                 <w:szCs w:val="28"/>
-                <w:lang w:bidi="ta-IN"/>
-              </w:rPr>
-              <w:t xml:space="preserve"> </w:t>
-            </w:r>
-            <w:r>
-              <w:rPr>
-                <w:rFonts w:cs="Latha"/>
-                <w:b/>
-                <w:sz w:val="28"/>
-                <w:szCs w:val="28"/>
-                <w:lang w:bidi="ta-IN"/>
-              </w:rPr>
-              <w:t>6</w:t>
+                <w:lang w:eastAsia="en-IN" w:bidi="ml-IN"/>
+              </w:rPr>
+              <w:t>71</w:t>
             </w:r>
           </w:p>
         </w:tc>
@@ -1788,29 +1813,29 @@
               <w:autoSpaceDE w:val="0"/>
               <w:autoSpaceDN w:val="0"/>
               <w:adjustRightInd w:val="0"/>
-              <w:spacing w:line="240" w:lineRule="auto"/>
+              <w:spacing w:before="0" w:line="240" w:lineRule="auto"/>
               <w:rPr>
                 <w:rFonts w:ascii="BRH Malayalam Extra" w:hAnsi="BRH Malayalam Extra" w:cs="BRH Malayalam Extra"/>
                 <w:sz w:val="40"/>
                 <w:szCs w:val="40"/>
-              </w:rPr>
-            </w:pPr>
-            <w:r>
-              <w:rPr>
-                <w:rFonts w:ascii="BRH Devanagari Extra" w:hAnsi="BRH Devanagari Extra" w:cs="BRH Devanagari Extra"/>
-                <w:sz w:val="40"/>
-                <w:szCs w:val="40"/>
-              </w:rPr>
-              <w:t>mÉÑÂ</w:t>
-            </w:r>
-            <w:r>
-              <w:rPr>
-                <w:rFonts w:ascii="BRH Devanagari Extra" w:hAnsi="BRH Devanagari Extra" w:cs="BRH Devanagari Extra"/>
-                <w:sz w:val="40"/>
-                <w:szCs w:val="40"/>
                 <w:highlight w:val="yellow"/>
               </w:rPr>
-              <w:t>þwÉ</w:t>
+            </w:pPr>
+            <w:r>
+              <w:rPr>
+                <w:rFonts w:ascii="BRH Devanagari Extra" w:hAnsi="BRH Devanagari Extra" w:cs="BRH Devanagari Extra"/>
+                <w:sz w:val="40"/>
+                <w:szCs w:val="40"/>
+              </w:rPr>
+              <w:t>rÉÉÍ</w:t>
+            </w:r>
+            <w:r>
+              <w:rPr>
+                <w:rFonts w:ascii="BRH Devanagari Extra" w:hAnsi="BRH Devanagari Extra" w:cs="BRH Devanagari Extra"/>
+                <w:sz w:val="40"/>
+                <w:szCs w:val="40"/>
+              </w:rPr>
+              <w:t>xÉþ SÉ</w:t>
             </w:r>
             <w:r>
               <w:rPr>
@@ -1826,310 +1851,7 @@
                 <w:sz w:val="40"/>
                 <w:szCs w:val="40"/>
               </w:rPr>
-              <w:t>È zÉ</w:t>
-            </w:r>
-            <w:r>
-              <w:rPr>
-                <w:rFonts w:ascii="BRH Malayalam Extra" w:hAnsi="BRH Malayalam Extra" w:cs="BRH Devanagari Extra"/>
-                <w:sz w:val="34"/>
-                <w:szCs w:val="40"/>
-              </w:rPr>
-              <w:t>–</w:t>
-            </w:r>
-            <w:r>
-              <w:rPr>
-                <w:rFonts w:ascii="BRH Devanagari Extra" w:hAnsi="BRH Devanagari Extra" w:cs="BRH Devanagari Extra"/>
-                <w:sz w:val="40"/>
-                <w:szCs w:val="40"/>
-              </w:rPr>
-              <w:t>iÉåÎlSìþrÉ</w:t>
-            </w:r>
-            <w:r>
-              <w:rPr>
-                <w:rFonts w:ascii="BRH Malayalam Extra" w:hAnsi="BRH Malayalam Extra" w:cs="BRH Devanagari Extra"/>
-                <w:sz w:val="34"/>
-                <w:szCs w:val="40"/>
-              </w:rPr>
-              <w:t>–</w:t>
-            </w:r>
-          </w:p>
-        </w:tc>
-        <w:tc>
-          <w:tcPr>
-            <w:tcW w:w="5220" w:type="dxa"/>
-            <w:tcBorders>
-              <w:top w:val="single" w:sz="4" w:space="0" w:color="000000"/>
-              <w:left w:val="single" w:sz="4" w:space="0" w:color="000000"/>
-              <w:bottom w:val="single" w:sz="4" w:space="0" w:color="000000"/>
-              <w:right w:val="single" w:sz="4" w:space="0" w:color="000000"/>
-            </w:tcBorders>
-          </w:tcPr>
-          <w:p>
-            <w:pPr>
-              <w:widowControl w:val="0"/>
-              <w:autoSpaceDE w:val="0"/>
-              <w:autoSpaceDN w:val="0"/>
-              <w:adjustRightInd w:val="0"/>
-              <w:spacing w:line="240" w:lineRule="auto"/>
-              <w:rPr>
-                <w:rFonts w:ascii="BRH Malayalam Extra" w:hAnsi="BRH Malayalam Extra" w:cs="BRH Malayalam Extra"/>
-                <w:sz w:val="40"/>
-                <w:szCs w:val="40"/>
-              </w:rPr>
-            </w:pPr>
-            <w:r>
-              <w:rPr>
-                <w:rFonts w:ascii="BRH Devanagari Extra" w:hAnsi="BRH Devanagari Extra" w:cs="BRH Devanagari Extra"/>
-                <w:sz w:val="40"/>
-                <w:szCs w:val="40"/>
-              </w:rPr>
-              <w:t>mÉÑÂþ</w:t>
-            </w:r>
-            <w:r>
-              <w:rPr>
-                <w:rFonts w:ascii="BRH Devanagari Extra" w:hAnsi="BRH Devanagari Extra" w:cs="BRH Devanagari Extra"/>
-                <w:sz w:val="40"/>
-                <w:szCs w:val="40"/>
-                <w:highlight w:val="green"/>
-              </w:rPr>
-              <w:t>wÉÈ</w:t>
-            </w:r>
-            <w:r>
-              <w:rPr>
-                <w:rFonts w:ascii="BRH Devanagari Extra" w:hAnsi="BRH Devanagari Extra" w:cs="BRH Devanagari Extra"/>
-                <w:sz w:val="40"/>
-                <w:szCs w:val="40"/>
-              </w:rPr>
-              <w:t xml:space="preserve"> zÉ</w:t>
-            </w:r>
-            <w:r>
-              <w:rPr>
-                <w:rFonts w:ascii="BRH Malayalam Extra" w:hAnsi="BRH Malayalam Extra" w:cs="BRH Devanagari Extra"/>
-                <w:sz w:val="34"/>
-                <w:szCs w:val="40"/>
-              </w:rPr>
-              <w:t>–</w:t>
-            </w:r>
-            <w:r>
-              <w:rPr>
-                <w:rFonts w:ascii="BRH Devanagari Extra" w:hAnsi="BRH Devanagari Extra" w:cs="BRH Devanagari Extra"/>
-                <w:sz w:val="40"/>
-                <w:szCs w:val="40"/>
-              </w:rPr>
-              <w:t>iÉåÎlSìþrÉ</w:t>
-            </w:r>
-            <w:r>
-              <w:rPr>
-                <w:rFonts w:ascii="BRH Malayalam Extra" w:hAnsi="BRH Malayalam Extra" w:cs="BRH Devanagari Extra"/>
-                <w:sz w:val="34"/>
-                <w:szCs w:val="40"/>
-              </w:rPr>
-              <w:t>–</w:t>
-            </w:r>
-          </w:p>
-        </w:tc>
-      </w:tr>
-      <w:tr>
-        <w:trPr>
-          <w:trHeight w:val="1048"/>
-        </w:trPr>
-        <w:tc>
-          <w:tcPr>
-            <w:tcW w:w="3290" w:type="dxa"/>
-            <w:tcBorders>
-              <w:top w:val="single" w:sz="4" w:space="0" w:color="000000"/>
-              <w:left w:val="single" w:sz="4" w:space="0" w:color="000000"/>
-              <w:bottom w:val="single" w:sz="4" w:space="0" w:color="000000"/>
-              <w:right w:val="single" w:sz="4" w:space="0" w:color="000000"/>
-            </w:tcBorders>
-          </w:tcPr>
-          <w:p>
-            <w:pPr>
-              <w:widowControl w:val="0"/>
-              <w:autoSpaceDE w:val="0"/>
-              <w:autoSpaceDN w:val="0"/>
-              <w:adjustRightInd w:val="0"/>
-              <w:spacing w:before="0" w:line="264" w:lineRule="auto"/>
-              <w:ind w:right="-320"/>
-              <w:jc w:val="both"/>
-              <w:rPr>
-                <w:rFonts w:eastAsia="Times New Roman" w:cs="Arial"/>
-                <w:b/>
-                <w:sz w:val="28"/>
-                <w:szCs w:val="28"/>
-                <w:lang w:eastAsia="en-IN" w:bidi="ml-IN"/>
-              </w:rPr>
-            </w:pPr>
-            <w:r>
-              <w:rPr>
-                <w:rFonts w:eastAsia="Times New Roman" w:cs="Arial"/>
-                <w:b/>
-                <w:sz w:val="28"/>
-                <w:szCs w:val="28"/>
-                <w:lang w:eastAsia="en-IN" w:bidi="ml-IN"/>
-              </w:rPr>
-              <w:t>TS 2.</w:t>
-            </w:r>
-            <w:r>
-              <w:rPr>
-                <w:rFonts w:eastAsia="Times New Roman" w:cs="Arial"/>
-                <w:b/>
-                <w:sz w:val="28"/>
-                <w:szCs w:val="28"/>
-                <w:lang w:eastAsia="en-IN" w:bidi="ml-IN"/>
-              </w:rPr>
-              <w:t>2.9.5</w:t>
-            </w:r>
-            <w:r>
-              <w:rPr>
-                <w:rFonts w:eastAsia="Times New Roman" w:cs="Arial"/>
-                <w:b/>
-                <w:sz w:val="28"/>
-                <w:szCs w:val="28"/>
-                <w:lang w:eastAsia="en-IN" w:bidi="ml-IN"/>
-              </w:rPr>
-              <w:t xml:space="preserve"> </w:t>
-            </w:r>
-            <w:r>
-              <w:rPr>
-                <w:rFonts w:eastAsia="Times New Roman" w:cs="Arial"/>
-                <w:b/>
-                <w:sz w:val="28"/>
-                <w:szCs w:val="28"/>
-                <w:lang w:eastAsia="en-IN" w:bidi="ml-IN"/>
-              </w:rPr>
-              <w:t xml:space="preserve">- </w:t>
-            </w:r>
-            <w:r>
-              <w:rPr>
-                <w:rFonts w:eastAsia="Times New Roman" w:cs="Arial"/>
-                <w:b/>
-                <w:sz w:val="28"/>
-                <w:szCs w:val="28"/>
-                <w:lang w:eastAsia="en-IN" w:bidi="ml-IN"/>
-              </w:rPr>
-              <w:t>Vaakyam</w:t>
-            </w:r>
-          </w:p>
-          <w:p>
-            <w:pPr>
-              <w:widowControl w:val="0"/>
-              <w:autoSpaceDE w:val="0"/>
-              <w:autoSpaceDN w:val="0"/>
-              <w:adjustRightInd w:val="0"/>
-              <w:spacing w:before="0" w:line="264" w:lineRule="auto"/>
-              <w:ind w:right="-320"/>
-              <w:jc w:val="both"/>
-              <w:rPr>
-                <w:rFonts w:eastAsia="Times New Roman" w:cs="Arial"/>
-                <w:b/>
-                <w:sz w:val="28"/>
-                <w:szCs w:val="28"/>
-                <w:lang w:eastAsia="en-IN" w:bidi="ml-IN"/>
-              </w:rPr>
-            </w:pPr>
-            <w:r>
-              <w:rPr>
-                <w:rFonts w:eastAsia="Times New Roman" w:cs="Arial"/>
-                <w:b/>
-                <w:sz w:val="28"/>
-                <w:szCs w:val="28"/>
-                <w:lang w:eastAsia="en-IN" w:bidi="ml-IN"/>
-              </w:rPr>
-              <w:t>Line</w:t>
-            </w:r>
-            <w:r>
-              <w:rPr>
-                <w:rFonts w:eastAsia="Times New Roman" w:cs="Arial"/>
-                <w:b/>
-                <w:sz w:val="28"/>
-                <w:szCs w:val="28"/>
-                <w:lang w:eastAsia="en-IN" w:bidi="ml-IN"/>
-              </w:rPr>
-              <w:t xml:space="preserve"> No. </w:t>
-            </w:r>
-            <w:r>
-              <w:rPr>
-                <w:rFonts w:eastAsia="Times New Roman" w:cs="Arial"/>
-                <w:b/>
-                <w:sz w:val="28"/>
-                <w:szCs w:val="28"/>
-                <w:lang w:eastAsia="en-IN" w:bidi="ml-IN"/>
-              </w:rPr>
-              <w:t>4</w:t>
-            </w:r>
-          </w:p>
-          <w:p>
-            <w:pPr>
-              <w:widowControl w:val="0"/>
-              <w:autoSpaceDE w:val="0"/>
-              <w:autoSpaceDN w:val="0"/>
-              <w:adjustRightInd w:val="0"/>
-              <w:spacing w:before="0" w:line="264" w:lineRule="auto"/>
-              <w:ind w:right="-320"/>
-              <w:jc w:val="both"/>
-              <w:rPr>
-                <w:rFonts w:eastAsia="Times New Roman" w:cs="Arial"/>
-                <w:b/>
-                <w:sz w:val="28"/>
-                <w:szCs w:val="28"/>
-                <w:lang w:eastAsia="en-IN" w:bidi="ml-IN"/>
-              </w:rPr>
-            </w:pPr>
-            <w:r>
-              <w:rPr>
-                <w:rFonts w:eastAsia="Times New Roman" w:cs="Arial"/>
-                <w:b/>
-                <w:sz w:val="28"/>
-                <w:szCs w:val="28"/>
-                <w:lang w:eastAsia="en-IN" w:bidi="ml-IN"/>
-              </w:rPr>
-              <w:t>Panchaati No.</w:t>
-            </w:r>
-            <w:r>
-              <w:rPr>
-                <w:rFonts w:eastAsia="Times New Roman" w:cs="Arial"/>
-                <w:b/>
-                <w:sz w:val="28"/>
-                <w:szCs w:val="28"/>
-                <w:lang w:eastAsia="en-IN" w:bidi="ml-IN"/>
-              </w:rPr>
-              <w:t xml:space="preserve"> 50</w:t>
-            </w:r>
-          </w:p>
-        </w:tc>
-        <w:tc>
-          <w:tcPr>
-            <w:tcW w:w="5103" w:type="dxa"/>
-            <w:tcBorders>
-              <w:top w:val="single" w:sz="4" w:space="0" w:color="000000"/>
-              <w:left w:val="single" w:sz="4" w:space="0" w:color="000000"/>
-              <w:bottom w:val="single" w:sz="4" w:space="0" w:color="000000"/>
-              <w:right w:val="single" w:sz="4" w:space="0" w:color="000000"/>
-            </w:tcBorders>
-          </w:tcPr>
-          <w:p>
-            <w:pPr>
-              <w:widowControl w:val="0"/>
-              <w:autoSpaceDE w:val="0"/>
-              <w:autoSpaceDN w:val="0"/>
-              <w:adjustRightInd w:val="0"/>
-              <w:spacing w:before="0" w:line="240" w:lineRule="auto"/>
-              <w:ind w:right="-22"/>
-              <w:rPr>
-                <w:rFonts w:ascii="BRH Malayalam Extra" w:hAnsi="BRH Malayalam Extra" w:cs="BRH Malayalam Extra"/>
-                <w:sz w:val="40"/>
-                <w:szCs w:val="40"/>
-              </w:rPr>
-            </w:pPr>
-            <w:r>
-              <w:rPr>
-                <w:rFonts w:ascii="BRH Devanagari Extra" w:hAnsi="BRH Devanagari Extra" w:cs="BRH Devanagari Extra"/>
-                <w:sz w:val="40"/>
-                <w:szCs w:val="40"/>
-                <w:lang w:val="it-IT"/>
-              </w:rPr>
-              <w:t>mÉëÉiÉxxÉuÉ</w:t>
+              <w:t>µÉÉó</w:t>
             </w:r>
             <w:r>
               <w:rPr>
@@ -2137,45 +1859,17 @@
                 <w:sz w:val="40"/>
                 <w:szCs w:val="40"/>
                 <w:highlight w:val="yellow"/>
-                <w:lang w:val="it-IT"/>
-              </w:rPr>
-              <w:t>lÉ</w:t>
-            </w:r>
-            <w:r>
-              <w:rPr>
-                <w:rFonts w:ascii="BRH Malayalam Extra" w:hAnsi="BRH Malayalam Extra" w:cs="BRH Devanagari Extra"/>
-                <w:sz w:val="30"/>
-                <w:szCs w:val="40"/>
-                <w:lang w:val="it-IT"/>
-              </w:rPr>
-              <w:t>–</w:t>
-            </w:r>
-            <w:r>
-              <w:rPr>
-                <w:rFonts w:ascii="BRH Devanagari Extra" w:hAnsi="BRH Devanagari Extra" w:cs="BRH Devanagari Extra"/>
-                <w:sz w:val="40"/>
-                <w:szCs w:val="40"/>
-                <w:lang w:val="it-IT"/>
-              </w:rPr>
-              <w:t>xrÉÉþÅÅMüÉ</w:t>
-            </w:r>
-            <w:r>
-              <w:rPr>
-                <w:rFonts w:ascii="BRH Malayalam Extra" w:hAnsi="BRH Malayalam Extra" w:cs="BRH Devanagari Extra"/>
-                <w:sz w:val="30"/>
-                <w:szCs w:val="40"/>
-                <w:lang w:val="it-IT"/>
-              </w:rPr>
-              <w:t>–</w:t>
-            </w:r>
-            <w:r>
-              <w:rPr>
-                <w:rFonts w:ascii="BRH Devanagari Extra" w:hAnsi="BRH Devanagari Extra" w:cs="BRH Devanagari Extra"/>
-                <w:sz w:val="40"/>
-                <w:szCs w:val="40"/>
-                <w:lang w:val="it-IT"/>
-              </w:rPr>
-              <w:t>sÉå</w:t>
+              </w:rPr>
+              <w:t>èxÉ</w:t>
+            </w:r>
+            <w:r>
+              <w:rPr>
+                <w:rFonts w:ascii="BRH Devanagari Extra" w:hAnsi="BRH Devanagari Extra" w:cs="BRH Devanagari Extra"/>
+                <w:bCs/>
+                <w:sz w:val="40"/>
+                <w:szCs w:val="40"/>
+              </w:rPr>
+              <w:t>qÉcNûÉþ</w:t>
             </w:r>
           </w:p>
         </w:tc>
@@ -2197,67 +1891,361 @@
               <w:autoSpaceDN w:val="0"/>
               <w:adjustRightInd w:val="0"/>
               <w:spacing w:before="0" w:line="240" w:lineRule="auto"/>
-              <w:ind w:right="-22"/>
               <w:rPr>
                 <w:rFonts w:ascii="BRH Malayalam Extra" w:hAnsi="BRH Malayalam Extra" w:cs="BRH Malayalam Extra"/>
                 <w:sz w:val="40"/>
                 <w:szCs w:val="40"/>
-              </w:rPr>
-            </w:pPr>
-            <w:r>
-              <w:rPr>
-                <w:rFonts w:ascii="BRH Devanagari Extra" w:hAnsi="BRH Devanagari Extra" w:cs="BRH Devanagari Extra"/>
-                <w:sz w:val="40"/>
-                <w:szCs w:val="40"/>
-                <w:lang w:val="it-IT"/>
-              </w:rPr>
-              <w:t>mÉëÉiÉxxÉ</w:t>
-            </w:r>
-            <w:r>
-              <w:rPr>
-                <w:rFonts w:ascii="BRH Devanagari Extra" w:hAnsi="BRH Devanagari Extra" w:cs="BRH Devanagari Extra"/>
-                <w:sz w:val="40"/>
-                <w:szCs w:val="40"/>
                 <w:highlight w:val="green"/>
-                <w:lang w:val="it-IT"/>
-              </w:rPr>
-              <w:t>uÉ</w:t>
-            </w:r>
-            <w:r>
-              <w:rPr>
-                <w:rFonts w:ascii="BRH Malayalam Extra" w:hAnsi="BRH Malayalam Extra" w:cs="BRH Devanagari Extra"/>
-                <w:sz w:val="30"/>
-                <w:szCs w:val="40"/>
-                <w:lang w:val="it-IT"/>
-              </w:rPr>
-              <w:t>–</w:t>
-            </w:r>
-            <w:r>
-              <w:rPr>
-                <w:rFonts w:ascii="BRH Devanagari Extra" w:hAnsi="BRH Devanagari Extra" w:cs="BRH Devanagari Extra"/>
-                <w:sz w:val="40"/>
-                <w:szCs w:val="40"/>
-                <w:lang w:val="it-IT"/>
-              </w:rPr>
-              <w:t>lÉxrÉÉþÅÅMüÉ</w:t>
-            </w:r>
-            <w:r>
-              <w:rPr>
-                <w:rFonts w:ascii="BRH Malayalam Extra" w:hAnsi="BRH Malayalam Extra" w:cs="BRH Devanagari Extra"/>
-                <w:sz w:val="30"/>
-                <w:szCs w:val="40"/>
-                <w:lang w:val="it-IT"/>
-              </w:rPr>
-              <w:t>–</w:t>
-            </w:r>
-            <w:r>
-              <w:rPr>
-                <w:rFonts w:ascii="BRH Devanagari Extra" w:hAnsi="BRH Devanagari Extra" w:cs="BRH Devanagari Extra"/>
-                <w:sz w:val="40"/>
-                <w:szCs w:val="40"/>
-                <w:lang w:val="it-IT"/>
-              </w:rPr>
-              <w:t>sÉå</w:t>
+              </w:rPr>
+            </w:pPr>
+            <w:r>
+              <w:rPr>
+                <w:rFonts w:ascii="BRH Devanagari Extra" w:hAnsi="BRH Devanagari Extra" w:cs="BRH Devanagari Extra"/>
+                <w:sz w:val="40"/>
+                <w:szCs w:val="40"/>
+              </w:rPr>
+              <w:t>rÉÉÍ</w:t>
+            </w:r>
+            <w:r>
+              <w:rPr>
+                <w:rFonts w:ascii="BRH Devanagari Extra" w:hAnsi="BRH Devanagari Extra" w:cs="BRH Devanagari Extra"/>
+                <w:sz w:val="40"/>
+                <w:szCs w:val="40"/>
+              </w:rPr>
+              <w:t>xÉþ SÉ</w:t>
+            </w:r>
+            <w:r>
+              <w:rPr>
+                <w:rFonts w:ascii="BRH Malayalam Extra" w:hAnsi="BRH Malayalam Extra" w:cs="BRH Devanagari Extra"/>
+                <w:sz w:val="34"/>
+                <w:szCs w:val="40"/>
+              </w:rPr>
+              <w:t>–</w:t>
+            </w:r>
+            <w:r>
+              <w:rPr>
+                <w:rFonts w:ascii="BRH Devanagari Extra" w:hAnsi="BRH Devanagari Extra" w:cs="BRH Devanagari Extra"/>
+                <w:sz w:val="40"/>
+                <w:szCs w:val="40"/>
+              </w:rPr>
+              <w:t>µÉÉóè</w:t>
+            </w:r>
+            <w:r>
+              <w:rPr>
+                <w:rFonts w:ascii="BRH Devanagari Extra" w:hAnsi="BRH Devanagari Extra" w:cs="BRH Devanagari Extra"/>
+                <w:sz w:val="40"/>
+                <w:szCs w:val="40"/>
+                <w:highlight w:val="green"/>
+              </w:rPr>
+              <w:t>xÉ</w:t>
+            </w:r>
+            <w:r>
+              <w:rPr>
+                <w:rFonts w:ascii="BRH Malayalam Extra" w:hAnsi="BRH Malayalam Extra" w:cs="BRH Devanagari Extra"/>
+                <w:sz w:val="34"/>
+                <w:szCs w:val="40"/>
+                <w:highlight w:val="green"/>
+              </w:rPr>
+              <w:t>–</w:t>
+            </w:r>
+            <w:r>
+              <w:rPr>
+                <w:rFonts w:ascii="BRH Devanagari Extra" w:hAnsi="BRH Devanagari Extra" w:cs="BRH Devanagari Extra"/>
+                <w:bCs/>
+                <w:sz w:val="40"/>
+                <w:szCs w:val="40"/>
+              </w:rPr>
+              <w:t>qÉcNûÉþ</w:t>
+            </w:r>
+          </w:p>
+        </w:tc>
+      </w:tr>
+      <w:tr>
+        <w:trPr>
+          <w:gridAfter w:val="2"/>
+          <w:wAfter w:w="49" w:type="dxa"/>
+          <w:trHeight w:val="906"/>
+        </w:trPr>
+        <w:tc>
+          <w:tcPr>
+            <w:tcW w:w="3290" w:type="dxa"/>
+            <w:tcBorders>
+              <w:top w:val="single" w:sz="4" w:space="0" w:color="000000"/>
+              <w:left w:val="single" w:sz="4" w:space="0" w:color="000000"/>
+              <w:bottom w:val="single" w:sz="4" w:space="0" w:color="000000"/>
+              <w:right w:val="single" w:sz="4" w:space="0" w:color="000000"/>
+            </w:tcBorders>
+          </w:tcPr>
+          <w:p>
+            <w:pPr>
+              <w:spacing w:before="0" w:line="240" w:lineRule="auto"/>
+              <w:rPr>
+                <w:rFonts w:cs="Latha"/>
+                <w:b/>
+                <w:sz w:val="28"/>
+                <w:szCs w:val="28"/>
+                <w:lang w:bidi="ta-IN"/>
+              </w:rPr>
+            </w:pPr>
+            <w:r>
+              <w:rPr>
+                <w:rFonts w:cs="Latha"/>
+                <w:b/>
+                <w:sz w:val="28"/>
+                <w:szCs w:val="28"/>
+                <w:lang w:bidi="ta-IN"/>
+              </w:rPr>
+              <w:t>TS 2.3.</w:t>
+            </w:r>
+            <w:r>
+              <w:rPr>
+                <w:rFonts w:cs="Latha"/>
+                <w:b/>
+                <w:sz w:val="28"/>
+                <w:szCs w:val="28"/>
+                <w:lang w:bidi="ta-IN"/>
+              </w:rPr>
+              <w:t>2.1</w:t>
+            </w:r>
+            <w:r>
+              <w:rPr>
+                <w:rFonts w:cs="Latha"/>
+                <w:b/>
+                <w:sz w:val="28"/>
+                <w:szCs w:val="28"/>
+                <w:lang w:bidi="ta-IN"/>
+              </w:rPr>
+              <w:t xml:space="preserve"> </w:t>
+            </w:r>
+            <w:r>
+              <w:rPr>
+                <w:rFonts w:cs="Latha"/>
+                <w:b/>
+                <w:sz w:val="28"/>
+                <w:szCs w:val="28"/>
+                <w:lang w:bidi="ta-IN"/>
+              </w:rPr>
+              <w:t>- Vaakyam</w:t>
+            </w:r>
+          </w:p>
+          <w:p>
+            <w:pPr>
+              <w:spacing w:before="0" w:line="240" w:lineRule="auto"/>
+              <w:rPr>
+                <w:rFonts w:cs="Latha"/>
+                <w:b/>
+                <w:sz w:val="28"/>
+                <w:szCs w:val="28"/>
+                <w:lang w:bidi="ta-IN"/>
+              </w:rPr>
+            </w:pPr>
+            <w:r>
+              <w:rPr>
+                <w:rFonts w:cs="Latha"/>
+                <w:b/>
+                <w:sz w:val="28"/>
+                <w:szCs w:val="28"/>
+                <w:lang w:bidi="ta-IN"/>
+              </w:rPr>
+              <w:t xml:space="preserve">Line No. </w:t>
+            </w:r>
+            <w:r>
+              <w:rPr>
+                <w:rFonts w:cs="Latha"/>
+                <w:b/>
+                <w:sz w:val="28"/>
+                <w:szCs w:val="28"/>
+                <w:lang w:bidi="ta-IN"/>
+              </w:rPr>
+              <w:t>- 5</w:t>
+            </w:r>
+          </w:p>
+          <w:p>
+            <w:pPr>
+              <w:spacing w:before="0" w:line="240" w:lineRule="auto"/>
+              <w:rPr>
+                <w:rFonts w:cs="Latha"/>
+                <w:b/>
+                <w:sz w:val="28"/>
+                <w:szCs w:val="28"/>
+                <w:lang w:bidi="ta-IN"/>
+              </w:rPr>
+            </w:pPr>
+            <w:r>
+              <w:rPr>
+                <w:rFonts w:cs="Latha"/>
+                <w:b/>
+                <w:sz w:val="28"/>
+                <w:szCs w:val="28"/>
+                <w:lang w:bidi="ta-IN"/>
+              </w:rPr>
+              <w:t xml:space="preserve">Panchaati  No. </w:t>
+            </w:r>
+            <w:r>
+              <w:rPr>
+                <w:rFonts w:cs="Latha"/>
+                <w:b/>
+                <w:sz w:val="28"/>
+                <w:szCs w:val="28"/>
+                <w:lang w:bidi="ta-IN"/>
+              </w:rPr>
+              <w:t>6</w:t>
+            </w:r>
+          </w:p>
+        </w:tc>
+        <w:tc>
+          <w:tcPr>
+            <w:tcW w:w="5103" w:type="dxa"/>
+            <w:tcBorders>
+              <w:top w:val="single" w:sz="4" w:space="0" w:color="000000"/>
+              <w:left w:val="single" w:sz="4" w:space="0" w:color="000000"/>
+              <w:bottom w:val="single" w:sz="4" w:space="0" w:color="000000"/>
+              <w:right w:val="single" w:sz="4" w:space="0" w:color="000000"/>
+            </w:tcBorders>
+          </w:tcPr>
+          <w:p>
+            <w:pPr>
+              <w:widowControl w:val="0"/>
+              <w:autoSpaceDE w:val="0"/>
+              <w:autoSpaceDN w:val="0"/>
+              <w:adjustRightInd w:val="0"/>
+              <w:spacing w:line="240" w:lineRule="auto"/>
+              <w:rPr>
+                <w:rFonts w:ascii="BRH Malayalam Extra" w:hAnsi="BRH Malayalam Extra" w:cs="BRH Malayalam Extra"/>
+                <w:sz w:val="40"/>
+                <w:szCs w:val="40"/>
+              </w:rPr>
+            </w:pPr>
+            <w:r>
+              <w:rPr>
+                <w:rFonts w:ascii="BRH Devanagari Extra" w:hAnsi="BRH Devanagari Extra" w:cs="BRH Devanagari Extra"/>
+                <w:sz w:val="40"/>
+                <w:szCs w:val="40"/>
+              </w:rPr>
+              <w:t>mÉÑÂ</w:t>
+            </w:r>
+            <w:r>
+              <w:rPr>
+                <w:rFonts w:ascii="BRH Devanagari Extra" w:hAnsi="BRH Devanagari Extra" w:cs="BRH Devanagari Extra"/>
+                <w:sz w:val="40"/>
+                <w:szCs w:val="40"/>
+                <w:highlight w:val="yellow"/>
+              </w:rPr>
+              <w:t>þwÉ</w:t>
+            </w:r>
+            <w:r>
+              <w:rPr>
+                <w:rFonts w:ascii="BRH Malayalam Extra" w:hAnsi="BRH Malayalam Extra" w:cs="BRH Devanagari Extra"/>
+                <w:sz w:val="34"/>
+                <w:szCs w:val="40"/>
+              </w:rPr>
+              <w:t>–</w:t>
+            </w:r>
+            <w:r>
+              <w:rPr>
+                <w:rFonts w:ascii="BRH Devanagari Extra" w:hAnsi="BRH Devanagari Extra" w:cs="BRH Devanagari Extra"/>
+                <w:sz w:val="40"/>
+                <w:szCs w:val="40"/>
+              </w:rPr>
+              <w:t>È zÉ</w:t>
+            </w:r>
+            <w:r>
+              <w:rPr>
+                <w:rFonts w:ascii="BRH Malayalam Extra" w:hAnsi="BRH Malayalam Extra" w:cs="BRH Devanagari Extra"/>
+                <w:sz w:val="34"/>
+                <w:szCs w:val="40"/>
+              </w:rPr>
+              <w:t>–</w:t>
+            </w:r>
+            <w:r>
+              <w:rPr>
+                <w:rFonts w:ascii="BRH Devanagari Extra" w:hAnsi="BRH Devanagari Extra" w:cs="BRH Devanagari Extra"/>
+                <w:sz w:val="40"/>
+                <w:szCs w:val="40"/>
+              </w:rPr>
+              <w:t>iÉåÎlSìþrÉ</w:t>
+            </w:r>
+            <w:r>
+              <w:rPr>
+                <w:rFonts w:ascii="BRH Malayalam Extra" w:hAnsi="BRH Malayalam Extra" w:cs="BRH Devanagari Extra"/>
+                <w:sz w:val="34"/>
+                <w:szCs w:val="40"/>
+              </w:rPr>
+              <w:t>–</w:t>
+            </w:r>
+          </w:p>
+        </w:tc>
+        <w:tc>
+          <w:tcPr>
+            <w:tcW w:w="5220" w:type="dxa"/>
+            <w:tcBorders>
+              <w:top w:val="single" w:sz="4" w:space="0" w:color="000000"/>
+              <w:left w:val="single" w:sz="4" w:space="0" w:color="000000"/>
+              <w:bottom w:val="single" w:sz="4" w:space="0" w:color="000000"/>
+              <w:right w:val="single" w:sz="4" w:space="0" w:color="000000"/>
+            </w:tcBorders>
+          </w:tcPr>
+          <w:p>
+            <w:pPr>
+              <w:widowControl w:val="0"/>
+              <w:autoSpaceDE w:val="0"/>
+              <w:autoSpaceDN w:val="0"/>
+              <w:adjustRightInd w:val="0"/>
+              <w:spacing w:line="240" w:lineRule="auto"/>
+              <w:rPr>
+                <w:rFonts w:ascii="BRH Malayalam Extra" w:hAnsi="BRH Malayalam Extra" w:cs="BRH Malayalam Extra"/>
+                <w:sz w:val="40"/>
+                <w:szCs w:val="40"/>
+              </w:rPr>
+            </w:pPr>
+            <w:r>
+              <w:rPr>
+                <w:rFonts w:ascii="BRH Devanagari Extra" w:hAnsi="BRH Devanagari Extra" w:cs="BRH Devanagari Extra"/>
+                <w:sz w:val="40"/>
+                <w:szCs w:val="40"/>
+              </w:rPr>
+              <w:t>mÉÑÂþ</w:t>
+            </w:r>
+            <w:r>
+              <w:rPr>
+                <w:rFonts w:ascii="BRH Devanagari Extra" w:hAnsi="BRH Devanagari Extra" w:cs="BRH Devanagari Extra"/>
+                <w:sz w:val="40"/>
+                <w:szCs w:val="40"/>
+                <w:highlight w:val="green"/>
+              </w:rPr>
+              <w:t>wÉÈ</w:t>
+            </w:r>
+            <w:r>
+              <w:rPr>
+                <w:rFonts w:ascii="BRH Devanagari Extra" w:hAnsi="BRH Devanagari Extra" w:cs="BRH Devanagari Extra"/>
+                <w:sz w:val="40"/>
+                <w:szCs w:val="40"/>
+              </w:rPr>
+              <w:t xml:space="preserve"> zÉ</w:t>
+            </w:r>
+            <w:r>
+              <w:rPr>
+                <w:rFonts w:ascii="BRH Malayalam Extra" w:hAnsi="BRH Malayalam Extra" w:cs="BRH Devanagari Extra"/>
+                <w:sz w:val="34"/>
+                <w:szCs w:val="40"/>
+              </w:rPr>
+              <w:t>–</w:t>
+            </w:r>
+            <w:r>
+              <w:rPr>
+                <w:rFonts w:ascii="BRH Devanagari Extra" w:hAnsi="BRH Devanagari Extra" w:cs="BRH Devanagari Extra"/>
+                <w:sz w:val="40"/>
+                <w:szCs w:val="40"/>
+              </w:rPr>
+              <w:t>iÉåÎlSìþrÉ</w:t>
+            </w:r>
+            <w:r>
+              <w:rPr>
+                <w:rFonts w:ascii="BRH Malayalam Extra" w:hAnsi="BRH Malayalam Extra" w:cs="BRH Devanagari Extra"/>
+                <w:sz w:val="34"/>
+                <w:szCs w:val="40"/>
+              </w:rPr>
+              <w:t>–</w:t>
             </w:r>
           </w:p>
         </w:tc>
@@ -2374,7 +2362,6 @@
                 <w:lang w:bidi="ta-IN"/>
               </w:rPr>
             </w:pPr>
-            <w:proofErr w:type="gramStart"/>
             <w:r>
               <w:rPr>
                 <w:rFonts w:cs="Latha"/>
@@ -2383,18 +2370,7 @@
                 <w:szCs w:val="28"/>
                 <w:lang w:bidi="ta-IN"/>
               </w:rPr>
-              <w:t>Panchaati  No.</w:t>
-            </w:r>
-            <w:proofErr w:type="gramEnd"/>
-            <w:r>
-              <w:rPr>
-                <w:rFonts w:cs="Latha"/>
-                <w:b/>
-                <w:sz w:val="28"/>
-                <w:szCs w:val="28"/>
-                <w:lang w:bidi="ta-IN"/>
-              </w:rPr>
-              <w:t xml:space="preserve"> </w:t>
+              <w:t xml:space="preserve">Panchaati  No. </w:t>
             </w:r>
             <w:r>
               <w:rPr>
@@ -2679,7 +2655,6 @@
                 <w:lang w:bidi="ta-IN"/>
               </w:rPr>
             </w:pPr>
-            <w:proofErr w:type="gramStart"/>
             <w:r>
               <w:rPr>
                 <w:rFonts w:cs="Latha"/>
@@ -2688,18 +2663,7 @@
                 <w:szCs w:val="28"/>
                 <w:lang w:bidi="ta-IN"/>
               </w:rPr>
-              <w:t>Panchaati  No.</w:t>
-            </w:r>
-            <w:proofErr w:type="gramEnd"/>
-            <w:r>
-              <w:rPr>
-                <w:rFonts w:cs="Latha"/>
-                <w:b/>
-                <w:sz w:val="28"/>
-                <w:szCs w:val="28"/>
-                <w:lang w:bidi="ta-IN"/>
-              </w:rPr>
-              <w:t xml:space="preserve"> </w:t>
+              <w:t xml:space="preserve">Panchaati  No. </w:t>
             </w:r>
             <w:r>
               <w:rPr>
@@ -2997,7 +2961,6 @@
                 <w:lang w:bidi="ta-IN"/>
               </w:rPr>
             </w:pPr>
-            <w:proofErr w:type="gramStart"/>
             <w:r>
               <w:rPr>
                 <w:rFonts w:cs="Latha"/>
@@ -3006,18 +2969,7 @@
                 <w:szCs w:val="28"/>
                 <w:lang w:bidi="ta-IN"/>
               </w:rPr>
-              <w:t>Panchaati  No.</w:t>
-            </w:r>
-            <w:proofErr w:type="gramEnd"/>
-            <w:r>
-              <w:rPr>
-                <w:rFonts w:cs="Latha"/>
-                <w:b/>
-                <w:sz w:val="28"/>
-                <w:szCs w:val="28"/>
-                <w:lang w:bidi="ta-IN"/>
-              </w:rPr>
-              <w:t xml:space="preserve"> </w:t>
+              <w:t xml:space="preserve">Panchaati  No. </w:t>
             </w:r>
             <w:r>
               <w:rPr>
@@ -3825,7 +3777,6 @@
                 <w:lang w:bidi="ta-IN"/>
               </w:rPr>
             </w:pPr>
-            <w:proofErr w:type="gramStart"/>
             <w:r>
               <w:rPr>
                 <w:rFonts w:cs="Latha"/>
@@ -3834,18 +3785,7 @@
                 <w:szCs w:val="28"/>
                 <w:lang w:bidi="ta-IN"/>
               </w:rPr>
-              <w:t>Panchaati  No.</w:t>
-            </w:r>
-            <w:proofErr w:type="gramEnd"/>
-            <w:r>
-              <w:rPr>
-                <w:rFonts w:cs="Latha"/>
-                <w:b/>
-                <w:sz w:val="28"/>
-                <w:szCs w:val="28"/>
-                <w:lang w:bidi="ta-IN"/>
-              </w:rPr>
-              <w:t xml:space="preserve"> - </w:t>
+              <w:t xml:space="preserve">Panchaati  No. - </w:t>
             </w:r>
             <w:r>
               <w:rPr>
@@ -4189,7 +4129,6 @@
                 <w:lang w:bidi="ta-IN"/>
               </w:rPr>
             </w:pPr>
-            <w:proofErr w:type="gramStart"/>
             <w:r>
               <w:rPr>
                 <w:rFonts w:cs="Latha"/>
@@ -4198,18 +4137,7 @@
                 <w:szCs w:val="28"/>
                 <w:lang w:bidi="ta-IN"/>
               </w:rPr>
-              <w:t>Panchaati  No.</w:t>
-            </w:r>
-            <w:proofErr w:type="gramEnd"/>
-            <w:r>
-              <w:rPr>
-                <w:rFonts w:cs="Latha"/>
-                <w:b/>
-                <w:sz w:val="28"/>
-                <w:szCs w:val="28"/>
-                <w:lang w:bidi="ta-IN"/>
-              </w:rPr>
-              <w:t xml:space="preserve"> </w:t>
+              <w:t xml:space="preserve">Panchaati  No. </w:t>
             </w:r>
             <w:r>
               <w:rPr>
@@ -4541,7 +4469,6 @@
                 <w:lang w:bidi="ta-IN"/>
               </w:rPr>
             </w:pPr>
-            <w:proofErr w:type="gramStart"/>
             <w:r>
               <w:rPr>
                 <w:rFonts w:cs="Latha"/>
@@ -4550,18 +4477,7 @@
                 <w:szCs w:val="28"/>
                 <w:lang w:bidi="ta-IN"/>
               </w:rPr>
-              <w:t>Panchaati  No.</w:t>
-            </w:r>
-            <w:proofErr w:type="gramEnd"/>
-            <w:r>
-              <w:rPr>
-                <w:rFonts w:cs="Latha"/>
-                <w:b/>
-                <w:sz w:val="28"/>
-                <w:szCs w:val="28"/>
-                <w:lang w:bidi="ta-IN"/>
-              </w:rPr>
-              <w:t xml:space="preserve"> - </w:t>
+              <w:t xml:space="preserve">Panchaati  No. - </w:t>
             </w:r>
             <w:r>
               <w:rPr>
@@ -6047,25 +5963,14 @@
                 <w:lang w:bidi="ta-IN"/>
               </w:rPr>
             </w:pPr>
-            <w:proofErr w:type="gramStart"/>
-            <w:r>
-              <w:rPr>
-                <w:rFonts w:cs="Latha"/>
-                <w:sz w:val="28"/>
-                <w:szCs w:val="28"/>
-                <w:lang w:bidi="ta-IN"/>
-              </w:rPr>
-              <w:t>Panchaati  No.</w:t>
-            </w:r>
-            <w:proofErr w:type="gramEnd"/>
-            <w:r>
-              <w:rPr>
-                <w:rFonts w:cs="Latha"/>
-                <w:sz w:val="28"/>
-                <w:szCs w:val="28"/>
-                <w:lang w:bidi="ta-IN"/>
-              </w:rPr>
-              <w:t xml:space="preserve"> 21</w:t>
+            <w:r>
+              <w:rPr>
+                <w:rFonts w:cs="Latha"/>
+                <w:sz w:val="28"/>
+                <w:szCs w:val="28"/>
+                <w:lang w:bidi="ta-IN"/>
+              </w:rPr>
+              <w:t>Panchaati  No. 21</w:t>
             </w:r>
           </w:p>
         </w:tc>
@@ -6362,25 +6267,14 @@
                 <w:lang w:bidi="ta-IN"/>
               </w:rPr>
             </w:pPr>
-            <w:proofErr w:type="gramStart"/>
-            <w:r>
-              <w:rPr>
-                <w:rFonts w:cs="Latha"/>
-                <w:sz w:val="28"/>
-                <w:szCs w:val="28"/>
-                <w:lang w:bidi="ta-IN"/>
-              </w:rPr>
-              <w:t>Panchaati  No.</w:t>
-            </w:r>
-            <w:proofErr w:type="gramEnd"/>
-            <w:r>
-              <w:rPr>
-                <w:rFonts w:cs="Latha"/>
-                <w:sz w:val="28"/>
-                <w:szCs w:val="28"/>
-                <w:lang w:bidi="ta-IN"/>
-              </w:rPr>
-              <w:t xml:space="preserve"> 2</w:t>
+            <w:r>
+              <w:rPr>
+                <w:rFonts w:cs="Latha"/>
+                <w:sz w:val="28"/>
+                <w:szCs w:val="28"/>
+                <w:lang w:bidi="ta-IN"/>
+              </w:rPr>
+              <w:t>Panchaati  No. 2</w:t>
             </w:r>
           </w:p>
         </w:tc>
@@ -6678,25 +6572,14 @@
                 <w:lang w:bidi="ta-IN"/>
               </w:rPr>
             </w:pPr>
-            <w:proofErr w:type="gramStart"/>
-            <w:r>
-              <w:rPr>
-                <w:rFonts w:cs="Latha"/>
-                <w:sz w:val="28"/>
-                <w:szCs w:val="28"/>
-                <w:lang w:bidi="ta-IN"/>
-              </w:rPr>
-              <w:t>Panchaati  No.</w:t>
-            </w:r>
-            <w:proofErr w:type="gramEnd"/>
-            <w:r>
-              <w:rPr>
-                <w:rFonts w:cs="Latha"/>
-                <w:sz w:val="28"/>
-                <w:szCs w:val="28"/>
-                <w:lang w:bidi="ta-IN"/>
-              </w:rPr>
-              <w:t xml:space="preserve"> </w:t>
+            <w:r>
+              <w:rPr>
+                <w:rFonts w:cs="Latha"/>
+                <w:sz w:val="28"/>
+                <w:szCs w:val="28"/>
+                <w:lang w:bidi="ta-IN"/>
+              </w:rPr>
+              <w:t xml:space="preserve">Panchaati  No. </w:t>
             </w:r>
             <w:r>
               <w:rPr>
@@ -8223,25 +8106,14 @@
                 <w:szCs w:val="28"/>
               </w:rPr>
             </w:pPr>
-            <w:proofErr w:type="gramStart"/>
-            <w:r>
-              <w:rPr>
-                <w:rFonts w:cs="Latha"/>
-                <w:sz w:val="28"/>
-                <w:szCs w:val="28"/>
-                <w:lang w:bidi="ta-IN"/>
-              </w:rPr>
-              <w:t>Panchaati  No.</w:t>
-            </w:r>
-            <w:proofErr w:type="gramEnd"/>
-            <w:r>
-              <w:rPr>
-                <w:rFonts w:cs="Latha"/>
-                <w:sz w:val="28"/>
-                <w:szCs w:val="28"/>
-                <w:lang w:bidi="ta-IN"/>
-              </w:rPr>
-              <w:t xml:space="preserve"> </w:t>
+            <w:r>
+              <w:rPr>
+                <w:rFonts w:cs="Latha"/>
+                <w:sz w:val="28"/>
+                <w:szCs w:val="28"/>
+                <w:lang w:bidi="ta-IN"/>
+              </w:rPr>
+              <w:t xml:space="preserve">Panchaati  No. </w:t>
             </w:r>
             <w:r>
               <w:rPr>
@@ -8473,25 +8345,14 @@
                 <w:lang w:bidi="ta-IN"/>
               </w:rPr>
             </w:pPr>
-            <w:proofErr w:type="gramStart"/>
-            <w:r>
-              <w:rPr>
-                <w:rFonts w:cs="Latha"/>
-                <w:sz w:val="28"/>
-                <w:szCs w:val="28"/>
-                <w:lang w:bidi="ta-IN"/>
-              </w:rPr>
-              <w:t>Panchaati  No.</w:t>
-            </w:r>
-            <w:proofErr w:type="gramEnd"/>
-            <w:r>
-              <w:rPr>
-                <w:rFonts w:cs="Latha"/>
-                <w:sz w:val="28"/>
-                <w:szCs w:val="28"/>
-                <w:lang w:bidi="ta-IN"/>
-              </w:rPr>
-              <w:t xml:space="preserve"> 1</w:t>
+            <w:r>
+              <w:rPr>
+                <w:rFonts w:cs="Latha"/>
+                <w:sz w:val="28"/>
+                <w:szCs w:val="28"/>
+                <w:lang w:bidi="ta-IN"/>
+              </w:rPr>
+              <w:t>Panchaati  No. 1</w:t>
             </w:r>
           </w:p>
         </w:tc>
@@ -8688,25 +8549,14 @@
                 <w:lang w:bidi="ta-IN"/>
               </w:rPr>
             </w:pPr>
-            <w:proofErr w:type="gramStart"/>
-            <w:r>
-              <w:rPr>
-                <w:rFonts w:cs="Latha"/>
-                <w:sz w:val="28"/>
-                <w:szCs w:val="28"/>
-                <w:lang w:bidi="ta-IN"/>
-              </w:rPr>
-              <w:t>Panchaati  No.</w:t>
-            </w:r>
-            <w:proofErr w:type="gramEnd"/>
-            <w:r>
-              <w:rPr>
-                <w:rFonts w:cs="Latha"/>
-                <w:sz w:val="28"/>
-                <w:szCs w:val="28"/>
-                <w:lang w:bidi="ta-IN"/>
-              </w:rPr>
-              <w:t xml:space="preserve"> 1</w:t>
+            <w:r>
+              <w:rPr>
+                <w:rFonts w:cs="Latha"/>
+                <w:sz w:val="28"/>
+                <w:szCs w:val="28"/>
+                <w:lang w:bidi="ta-IN"/>
+              </w:rPr>
+              <w:t>Panchaati  No. 1</w:t>
             </w:r>
           </w:p>
         </w:tc>
@@ -8931,25 +8781,14 @@
                 <w:lang w:bidi="ta-IN"/>
               </w:rPr>
             </w:pPr>
-            <w:proofErr w:type="gramStart"/>
-            <w:r>
-              <w:rPr>
-                <w:rFonts w:cs="Latha"/>
-                <w:sz w:val="28"/>
-                <w:szCs w:val="28"/>
-                <w:lang w:bidi="ta-IN"/>
-              </w:rPr>
-              <w:t>Panchaati  No.</w:t>
-            </w:r>
-            <w:proofErr w:type="gramEnd"/>
-            <w:r>
-              <w:rPr>
-                <w:rFonts w:cs="Latha"/>
-                <w:sz w:val="28"/>
-                <w:szCs w:val="28"/>
-                <w:lang w:bidi="ta-IN"/>
-              </w:rPr>
-              <w:t xml:space="preserve"> 17</w:t>
+            <w:r>
+              <w:rPr>
+                <w:rFonts w:cs="Latha"/>
+                <w:sz w:val="28"/>
+                <w:szCs w:val="28"/>
+                <w:lang w:bidi="ta-IN"/>
+              </w:rPr>
+              <w:t>Panchaati  No. 17</w:t>
             </w:r>
           </w:p>
         </w:tc>
@@ -9263,25 +9102,14 @@
                 <w:lang w:bidi="ta-IN"/>
               </w:rPr>
             </w:pPr>
-            <w:proofErr w:type="gramStart"/>
-            <w:r>
-              <w:rPr>
-                <w:rFonts w:cs="Latha"/>
-                <w:sz w:val="28"/>
-                <w:szCs w:val="28"/>
-                <w:lang w:bidi="ta-IN"/>
-              </w:rPr>
-              <w:t>Panchaati  No.</w:t>
-            </w:r>
-            <w:proofErr w:type="gramEnd"/>
-            <w:r>
-              <w:rPr>
-                <w:rFonts w:cs="Latha"/>
-                <w:sz w:val="28"/>
-                <w:szCs w:val="28"/>
-                <w:lang w:bidi="ta-IN"/>
-              </w:rPr>
-              <w:t xml:space="preserve"> 27</w:t>
+            <w:r>
+              <w:rPr>
+                <w:rFonts w:cs="Latha"/>
+                <w:sz w:val="28"/>
+                <w:szCs w:val="28"/>
+                <w:lang w:bidi="ta-IN"/>
+              </w:rPr>
+              <w:t>Panchaati  No. 27</w:t>
             </w:r>
           </w:p>
         </w:tc>
@@ -9375,25 +9203,7 @@
                 <w:sz w:val="40"/>
                 <w:szCs w:val="40"/>
               </w:rPr>
-              <w:t xml:space="preserve">SØ - </w:t>
-            </w:r>
-            <w:proofErr w:type="gramStart"/>
-            <w:r>
-              <w:rPr>
-                <w:rFonts w:ascii="BRH Devanagari Extra" w:hAnsi="BRH Devanagari Extra" w:cs="BRH Devanagari Extra"/>
-                <w:sz w:val="40"/>
-                <w:szCs w:val="40"/>
-              </w:rPr>
-              <w:t>[ ]</w:t>
-            </w:r>
-            <w:proofErr w:type="gramEnd"/>
-            <w:r>
-              <w:rPr>
-                <w:rFonts w:ascii="BRH Devanagari Extra" w:hAnsi="BRH Devanagari Extra" w:cs="BRH Devanagari Extra"/>
-                <w:sz w:val="40"/>
-                <w:szCs w:val="40"/>
-              </w:rPr>
-              <w:t xml:space="preserve"> </w:t>
+              <w:t xml:space="preserve">SØ - [ ] </w:t>
             </w:r>
             <w:r>
               <w:rPr>
@@ -9504,25 +9314,7 @@
                 <w:sz w:val="40"/>
                 <w:szCs w:val="40"/>
               </w:rPr>
-              <w:t xml:space="preserve">SØ - </w:t>
-            </w:r>
-            <w:proofErr w:type="gramStart"/>
-            <w:r>
-              <w:rPr>
-                <w:rFonts w:ascii="BRH Devanagari Extra" w:hAnsi="BRH Devanagari Extra" w:cs="BRH Devanagari Extra"/>
-                <w:sz w:val="40"/>
-                <w:szCs w:val="40"/>
-              </w:rPr>
-              <w:t>[ ]</w:t>
-            </w:r>
-            <w:proofErr w:type="gramEnd"/>
-            <w:r>
-              <w:rPr>
-                <w:rFonts w:ascii="BRH Devanagari Extra" w:hAnsi="BRH Devanagari Extra" w:cs="BRH Devanagari Extra"/>
-                <w:sz w:val="40"/>
-                <w:szCs w:val="40"/>
-              </w:rPr>
-              <w:t xml:space="preserve"> </w:t>
+              <w:t xml:space="preserve">SØ - [ ] </w:t>
             </w:r>
             <w:r>
               <w:rPr>
@@ -9602,25 +9394,14 @@
                 <w:lang w:bidi="ta-IN"/>
               </w:rPr>
             </w:pPr>
-            <w:proofErr w:type="gramStart"/>
-            <w:r>
-              <w:rPr>
-                <w:rFonts w:cs="Latha"/>
-                <w:sz w:val="28"/>
-                <w:szCs w:val="28"/>
-                <w:lang w:bidi="ta-IN"/>
-              </w:rPr>
-              <w:t>Panchaati  No.</w:t>
-            </w:r>
-            <w:proofErr w:type="gramEnd"/>
-            <w:r>
-              <w:rPr>
-                <w:rFonts w:cs="Latha"/>
-                <w:sz w:val="28"/>
-                <w:szCs w:val="28"/>
-                <w:lang w:bidi="ta-IN"/>
-              </w:rPr>
-              <w:t xml:space="preserve"> 32</w:t>
+            <w:r>
+              <w:rPr>
+                <w:rFonts w:cs="Latha"/>
+                <w:sz w:val="28"/>
+                <w:szCs w:val="28"/>
+                <w:lang w:bidi="ta-IN"/>
+              </w:rPr>
+              <w:t>Panchaati  No. 32</w:t>
             </w:r>
           </w:p>
         </w:tc>
@@ -9824,25 +9605,14 @@
                 <w:lang w:bidi="ta-IN"/>
               </w:rPr>
             </w:pPr>
-            <w:proofErr w:type="gramStart"/>
-            <w:r>
-              <w:rPr>
-                <w:rFonts w:cs="Latha"/>
-                <w:sz w:val="28"/>
-                <w:szCs w:val="28"/>
-                <w:lang w:bidi="ta-IN"/>
-              </w:rPr>
-              <w:t>Panchaati  No.</w:t>
-            </w:r>
-            <w:proofErr w:type="gramEnd"/>
-            <w:r>
-              <w:rPr>
-                <w:rFonts w:cs="Latha"/>
-                <w:sz w:val="28"/>
-                <w:szCs w:val="28"/>
-                <w:lang w:bidi="ta-IN"/>
-              </w:rPr>
-              <w:t xml:space="preserve"> 35</w:t>
+            <w:r>
+              <w:rPr>
+                <w:rFonts w:cs="Latha"/>
+                <w:sz w:val="28"/>
+                <w:szCs w:val="28"/>
+                <w:lang w:bidi="ta-IN"/>
+              </w:rPr>
+              <w:t>Panchaati  No. 35</w:t>
             </w:r>
           </w:p>
         </w:tc>
@@ -10078,25 +9848,14 @@
                 <w:lang w:bidi="ta-IN"/>
               </w:rPr>
             </w:pPr>
-            <w:proofErr w:type="gramStart"/>
-            <w:r>
-              <w:rPr>
-                <w:rFonts w:cs="Latha"/>
-                <w:sz w:val="28"/>
-                <w:szCs w:val="28"/>
-                <w:lang w:bidi="ta-IN"/>
-              </w:rPr>
-              <w:t>Panchaati  No.</w:t>
-            </w:r>
-            <w:proofErr w:type="gramEnd"/>
-            <w:r>
-              <w:rPr>
-                <w:rFonts w:cs="Latha"/>
-                <w:sz w:val="28"/>
-                <w:szCs w:val="28"/>
-                <w:lang w:bidi="ta-IN"/>
-              </w:rPr>
-              <w:t xml:space="preserve"> 51</w:t>
+            <w:r>
+              <w:rPr>
+                <w:rFonts w:cs="Latha"/>
+                <w:sz w:val="28"/>
+                <w:szCs w:val="28"/>
+                <w:lang w:bidi="ta-IN"/>
+              </w:rPr>
+              <w:t>Panchaati  No. 51</w:t>
             </w:r>
           </w:p>
         </w:tc>
@@ -10297,25 +10056,14 @@
                 <w:lang w:bidi="ta-IN"/>
               </w:rPr>
             </w:pPr>
-            <w:proofErr w:type="gramStart"/>
-            <w:r>
-              <w:rPr>
-                <w:rFonts w:cs="Latha"/>
-                <w:sz w:val="28"/>
-                <w:szCs w:val="28"/>
-                <w:lang w:bidi="ta-IN"/>
-              </w:rPr>
-              <w:t>Panchaati  No.</w:t>
-            </w:r>
-            <w:proofErr w:type="gramEnd"/>
-            <w:r>
-              <w:rPr>
-                <w:rFonts w:cs="Latha"/>
-                <w:sz w:val="28"/>
-                <w:szCs w:val="28"/>
-                <w:lang w:bidi="ta-IN"/>
-              </w:rPr>
-              <w:t xml:space="preserve"> 54</w:t>
+            <w:r>
+              <w:rPr>
+                <w:rFonts w:cs="Latha"/>
+                <w:sz w:val="28"/>
+                <w:szCs w:val="28"/>
+                <w:lang w:bidi="ta-IN"/>
+              </w:rPr>
+              <w:t>Panchaati  No. 54</w:t>
             </w:r>
           </w:p>
         </w:tc>
@@ -10573,25 +10321,14 @@
                 <w:lang w:bidi="ta-IN"/>
               </w:rPr>
             </w:pPr>
-            <w:proofErr w:type="gramStart"/>
-            <w:r>
-              <w:rPr>
-                <w:rFonts w:cs="Latha"/>
-                <w:sz w:val="28"/>
-                <w:szCs w:val="28"/>
-                <w:lang w:bidi="ta-IN"/>
-              </w:rPr>
-              <w:t>Panchaati  No.</w:t>
-            </w:r>
-            <w:proofErr w:type="gramEnd"/>
-            <w:r>
-              <w:rPr>
-                <w:rFonts w:cs="Latha"/>
-                <w:sz w:val="28"/>
-                <w:szCs w:val="28"/>
-                <w:lang w:bidi="ta-IN"/>
-              </w:rPr>
-              <w:t xml:space="preserve"> 70</w:t>
+            <w:r>
+              <w:rPr>
+                <w:rFonts w:cs="Latha"/>
+                <w:sz w:val="28"/>
+                <w:szCs w:val="28"/>
+                <w:lang w:bidi="ta-IN"/>
+              </w:rPr>
+              <w:t>Panchaati  No. 70</w:t>
             </w:r>
           </w:p>
         </w:tc>
@@ -10852,25 +10589,14 @@
                 <w:lang w:bidi="ta-IN"/>
               </w:rPr>
             </w:pPr>
-            <w:proofErr w:type="gramStart"/>
-            <w:r>
-              <w:rPr>
-                <w:rFonts w:cs="Latha"/>
-                <w:sz w:val="28"/>
-                <w:szCs w:val="28"/>
-                <w:lang w:bidi="ta-IN"/>
-              </w:rPr>
-              <w:t>Panchaati  No.</w:t>
-            </w:r>
-            <w:proofErr w:type="gramEnd"/>
-            <w:r>
-              <w:rPr>
-                <w:rFonts w:cs="Latha"/>
-                <w:sz w:val="28"/>
-                <w:szCs w:val="28"/>
-                <w:lang w:bidi="ta-IN"/>
-              </w:rPr>
-              <w:t xml:space="preserve"> 19</w:t>
+            <w:r>
+              <w:rPr>
+                <w:rFonts w:cs="Latha"/>
+                <w:sz w:val="28"/>
+                <w:szCs w:val="28"/>
+                <w:lang w:bidi="ta-IN"/>
+              </w:rPr>
+              <w:t>Panchaati  No. 19</w:t>
             </w:r>
           </w:p>
         </w:tc>
@@ -11064,25 +10790,14 @@
                 <w:lang w:bidi="ta-IN"/>
               </w:rPr>
             </w:pPr>
-            <w:proofErr w:type="gramStart"/>
-            <w:r>
-              <w:rPr>
-                <w:rFonts w:cs="Latha"/>
-                <w:sz w:val="28"/>
-                <w:szCs w:val="28"/>
-                <w:lang w:bidi="ta-IN"/>
-              </w:rPr>
-              <w:t>Panchaati  No.</w:t>
-            </w:r>
-            <w:proofErr w:type="gramEnd"/>
-            <w:r>
-              <w:rPr>
-                <w:rFonts w:cs="Latha"/>
-                <w:sz w:val="28"/>
-                <w:szCs w:val="28"/>
-                <w:lang w:bidi="ta-IN"/>
-              </w:rPr>
-              <w:t xml:space="preserve"> 20</w:t>
+            <w:r>
+              <w:rPr>
+                <w:rFonts w:cs="Latha"/>
+                <w:sz w:val="28"/>
+                <w:szCs w:val="28"/>
+                <w:lang w:bidi="ta-IN"/>
+              </w:rPr>
+              <w:t>Panchaati  No. 20</w:t>
             </w:r>
           </w:p>
         </w:tc>
@@ -11338,25 +11053,14 @@
                 <w:lang w:bidi="ta-IN"/>
               </w:rPr>
             </w:pPr>
-            <w:proofErr w:type="gramStart"/>
-            <w:r>
-              <w:rPr>
-                <w:rFonts w:cs="Latha"/>
-                <w:sz w:val="28"/>
-                <w:szCs w:val="28"/>
-                <w:lang w:bidi="ta-IN"/>
-              </w:rPr>
-              <w:t>Panchaati  No.</w:t>
-            </w:r>
-            <w:proofErr w:type="gramEnd"/>
-            <w:r>
-              <w:rPr>
-                <w:rFonts w:cs="Latha"/>
-                <w:sz w:val="28"/>
-                <w:szCs w:val="28"/>
-                <w:lang w:bidi="ta-IN"/>
-              </w:rPr>
-              <w:t xml:space="preserve"> 26</w:t>
+            <w:r>
+              <w:rPr>
+                <w:rFonts w:cs="Latha"/>
+                <w:sz w:val="28"/>
+                <w:szCs w:val="28"/>
+                <w:lang w:bidi="ta-IN"/>
+              </w:rPr>
+              <w:t>Panchaati  No. 26</w:t>
             </w:r>
           </w:p>
         </w:tc>
@@ -11617,25 +11321,14 @@
                 <w:lang w:bidi="ta-IN"/>
               </w:rPr>
             </w:pPr>
-            <w:proofErr w:type="gramStart"/>
-            <w:r>
-              <w:rPr>
-                <w:rFonts w:cs="Latha"/>
-                <w:sz w:val="28"/>
-                <w:szCs w:val="28"/>
-                <w:lang w:bidi="ta-IN"/>
-              </w:rPr>
-              <w:t>Panchaati  No.</w:t>
-            </w:r>
-            <w:proofErr w:type="gramEnd"/>
-            <w:r>
-              <w:rPr>
-                <w:rFonts w:cs="Latha"/>
-                <w:sz w:val="28"/>
-                <w:szCs w:val="28"/>
-                <w:lang w:bidi="ta-IN"/>
-              </w:rPr>
-              <w:t xml:space="preserve"> </w:t>
+            <w:r>
+              <w:rPr>
+                <w:rFonts w:cs="Latha"/>
+                <w:sz w:val="28"/>
+                <w:szCs w:val="28"/>
+                <w:lang w:bidi="ta-IN"/>
+              </w:rPr>
+              <w:t xml:space="preserve">Panchaati  No. </w:t>
             </w:r>
             <w:r>
               <w:rPr>
@@ -11935,25 +11628,14 @@
                 <w:lang w:bidi="ta-IN"/>
               </w:rPr>
             </w:pPr>
-            <w:proofErr w:type="gramStart"/>
-            <w:r>
-              <w:rPr>
-                <w:rFonts w:cs="Latha"/>
-                <w:sz w:val="28"/>
-                <w:szCs w:val="28"/>
-                <w:lang w:bidi="ta-IN"/>
-              </w:rPr>
-              <w:t>Panchaati  No.</w:t>
-            </w:r>
-            <w:proofErr w:type="gramEnd"/>
-            <w:r>
-              <w:rPr>
-                <w:rFonts w:cs="Latha"/>
-                <w:sz w:val="28"/>
-                <w:szCs w:val="28"/>
-                <w:lang w:bidi="ta-IN"/>
-              </w:rPr>
-              <w:t xml:space="preserve"> 54</w:t>
+            <w:r>
+              <w:rPr>
+                <w:rFonts w:cs="Latha"/>
+                <w:sz w:val="28"/>
+                <w:szCs w:val="28"/>
+                <w:lang w:bidi="ta-IN"/>
+              </w:rPr>
+              <w:t>Panchaati  No. 54</w:t>
             </w:r>
           </w:p>
         </w:tc>
@@ -12114,25 +11796,14 @@
                 <w:lang w:bidi="ta-IN"/>
               </w:rPr>
             </w:pPr>
-            <w:proofErr w:type="gramStart"/>
-            <w:r>
-              <w:rPr>
-                <w:rFonts w:cs="Latha"/>
-                <w:sz w:val="28"/>
-                <w:szCs w:val="28"/>
-                <w:lang w:bidi="ta-IN"/>
-              </w:rPr>
-              <w:t>Panchaati  No.</w:t>
-            </w:r>
-            <w:proofErr w:type="gramEnd"/>
-            <w:r>
-              <w:rPr>
-                <w:rFonts w:cs="Latha"/>
-                <w:sz w:val="28"/>
-                <w:szCs w:val="28"/>
-                <w:lang w:bidi="ta-IN"/>
-              </w:rPr>
-              <w:t xml:space="preserve"> 15</w:t>
+            <w:r>
+              <w:rPr>
+                <w:rFonts w:cs="Latha"/>
+                <w:sz w:val="28"/>
+                <w:szCs w:val="28"/>
+                <w:lang w:bidi="ta-IN"/>
+              </w:rPr>
+              <w:t>Panchaati  No. 15</w:t>
             </w:r>
           </w:p>
         </w:tc>
@@ -12213,25 +11884,7 @@
                 <w:sz w:val="40"/>
                 <w:szCs w:val="40"/>
               </w:rPr>
-              <w:t xml:space="preserve"> - </w:t>
-            </w:r>
-            <w:proofErr w:type="gramStart"/>
-            <w:r>
-              <w:rPr>
-                <w:rFonts w:ascii="BRH Devanagari Extra" w:hAnsi="BRH Devanagari Extra" w:cs="BRH Devanagari Extra"/>
-                <w:sz w:val="40"/>
-                <w:szCs w:val="40"/>
-              </w:rPr>
-              <w:t>[ ]</w:t>
-            </w:r>
-            <w:proofErr w:type="gramEnd"/>
-            <w:r>
-              <w:rPr>
-                <w:rFonts w:ascii="BRH Devanagari Extra" w:hAnsi="BRH Devanagari Extra" w:cs="BRH Devanagari Extra"/>
-                <w:sz w:val="40"/>
-                <w:szCs w:val="40"/>
-              </w:rPr>
-              <w:t xml:space="preserve"> </w:t>
+              <w:t xml:space="preserve"> - [ ] </w:t>
             </w:r>
             <w:r>
               <w:rPr>
@@ -12318,25 +11971,7 @@
                 <w:sz w:val="40"/>
                 <w:szCs w:val="40"/>
               </w:rPr>
-              <w:t xml:space="preserve"> - </w:t>
-            </w:r>
-            <w:proofErr w:type="gramStart"/>
-            <w:r>
-              <w:rPr>
-                <w:rFonts w:ascii="BRH Devanagari Extra" w:hAnsi="BRH Devanagari Extra" w:cs="BRH Devanagari Extra"/>
-                <w:sz w:val="40"/>
-                <w:szCs w:val="40"/>
-              </w:rPr>
-              <w:t>[ ]</w:t>
-            </w:r>
-            <w:proofErr w:type="gramEnd"/>
-            <w:r>
-              <w:rPr>
-                <w:rFonts w:ascii="BRH Devanagari Extra" w:hAnsi="BRH Devanagari Extra" w:cs="BRH Devanagari Extra"/>
-                <w:sz w:val="40"/>
-                <w:szCs w:val="40"/>
-              </w:rPr>
-              <w:t xml:space="preserve"> </w:t>
+              <w:t xml:space="preserve"> - [ ] </w:t>
             </w:r>
             <w:r>
               <w:rPr>
@@ -12416,25 +12051,14 @@
                 <w:lang w:bidi="ta-IN"/>
               </w:rPr>
             </w:pPr>
-            <w:proofErr w:type="gramStart"/>
-            <w:r>
-              <w:rPr>
-                <w:rFonts w:cs="Latha"/>
-                <w:sz w:val="28"/>
-                <w:szCs w:val="28"/>
-                <w:lang w:bidi="ta-IN"/>
-              </w:rPr>
-              <w:t>Panchaati  No.</w:t>
-            </w:r>
-            <w:proofErr w:type="gramEnd"/>
-            <w:r>
-              <w:rPr>
-                <w:rFonts w:cs="Latha"/>
-                <w:sz w:val="28"/>
-                <w:szCs w:val="28"/>
-                <w:lang w:bidi="ta-IN"/>
-              </w:rPr>
-              <w:t xml:space="preserve"> 19</w:t>
+            <w:r>
+              <w:rPr>
+                <w:rFonts w:cs="Latha"/>
+                <w:sz w:val="28"/>
+                <w:szCs w:val="28"/>
+                <w:lang w:bidi="ta-IN"/>
+              </w:rPr>
+              <w:t>Panchaati  No. 19</w:t>
             </w:r>
           </w:p>
         </w:tc>
@@ -12636,25 +12260,14 @@
                 <w:lang w:bidi="ta-IN"/>
               </w:rPr>
             </w:pPr>
-            <w:proofErr w:type="gramStart"/>
-            <w:r>
-              <w:rPr>
-                <w:rFonts w:cs="Latha"/>
-                <w:sz w:val="28"/>
-                <w:szCs w:val="28"/>
-                <w:lang w:bidi="ta-IN"/>
-              </w:rPr>
-              <w:t>Panchaati  No.</w:t>
-            </w:r>
-            <w:proofErr w:type="gramEnd"/>
-            <w:r>
-              <w:rPr>
-                <w:rFonts w:cs="Latha"/>
-                <w:sz w:val="28"/>
-                <w:szCs w:val="28"/>
-                <w:lang w:bidi="ta-IN"/>
-              </w:rPr>
-              <w:t xml:space="preserve"> 19</w:t>
+            <w:r>
+              <w:rPr>
+                <w:rFonts w:cs="Latha"/>
+                <w:sz w:val="28"/>
+                <w:szCs w:val="28"/>
+                <w:lang w:bidi="ta-IN"/>
+              </w:rPr>
+              <w:t>Panchaati  No. 19</w:t>
             </w:r>
           </w:p>
         </w:tc>
@@ -12784,7 +12397,6 @@
                 <w:szCs w:val="40"/>
               </w:rPr>
             </w:pPr>
-            <w:proofErr w:type="gramStart"/>
             <w:r>
               <w:rPr>
                 <w:rFonts w:ascii="BRH Devanagari Extra" w:hAnsi="BRH Devanagari Extra" w:cs="BRH Devanagari Extra"/>
@@ -12800,25 +12412,7 @@
                 <w:szCs w:val="28"/>
                 <w:lang w:bidi="ta-IN"/>
               </w:rPr>
-              <w:t>2</w:t>
-            </w:r>
-            <w:proofErr w:type="gramEnd"/>
-            <w:r>
-              <w:rPr>
-                <w:rFonts w:cs="Latha"/>
-                <w:szCs w:val="28"/>
-                <w:lang w:bidi="ta-IN"/>
-              </w:rPr>
-              <w:t xml:space="preserve"> errors </w:t>
-            </w:r>
-            <w:proofErr w:type="gramStart"/>
-            <w:r>
-              <w:rPr>
-                <w:rFonts w:cs="Latha"/>
-                <w:szCs w:val="28"/>
-                <w:lang w:bidi="ta-IN"/>
-              </w:rPr>
-              <w:t>rectified</w:t>
+              <w:t>2 errors rectified</w:t>
             </w:r>
             <w:r>
               <w:rPr>
@@ -12836,7 +12430,6 @@
               </w:rPr>
               <w:t>)</w:t>
             </w:r>
-            <w:proofErr w:type="gramEnd"/>
           </w:p>
           <w:p>
             <w:pPr>
@@ -12902,16 +12495,7 @@
                 <w:szCs w:val="28"/>
                 <w:lang w:bidi="ta-IN"/>
               </w:rPr>
-              <w:t xml:space="preserve">m </w:t>
-            </w:r>
-            <w:proofErr w:type="gramStart"/>
-            <w:r>
-              <w:rPr>
-                <w:rFonts w:cs="Latha"/>
-                <w:szCs w:val="28"/>
-                <w:lang w:bidi="ta-IN"/>
-              </w:rPr>
-              <w:t>inserted</w:t>
+              <w:t>m inserted</w:t>
             </w:r>
             <w:r>
               <w:rPr>
@@ -12919,50 +12503,31 @@
                 <w:sz w:val="36"/>
                 <w:szCs w:val="40"/>
               </w:rPr>
-              <w:t>)&amp;</w:t>
-            </w:r>
-            <w:proofErr w:type="gramEnd"/>
+              <w:t xml:space="preserve">)&amp; </w:t>
+            </w:r>
+          </w:p>
+          <w:p>
+            <w:pPr>
+              <w:spacing w:before="0" w:line="240" w:lineRule="auto"/>
+              <w:rPr>
+                <w:sz w:val="32"/>
+                <w:szCs w:val="32"/>
+              </w:rPr>
+            </w:pPr>
             <w:r>
               <w:rPr>
                 <w:rFonts w:ascii="BRH Devanagari Extra" w:hAnsi="BRH Devanagari Extra" w:cs="BRH Devanagari Extra"/>
                 <w:sz w:val="36"/>
                 <w:szCs w:val="40"/>
-              </w:rPr>
-              <w:t xml:space="preserve"> </w:t>
-            </w:r>
-          </w:p>
-          <w:p>
-            <w:pPr>
-              <w:spacing w:before="0" w:line="240" w:lineRule="auto"/>
-              <w:rPr>
-                <w:sz w:val="32"/>
-                <w:szCs w:val="32"/>
-              </w:rPr>
-            </w:pPr>
+                <w:highlight w:val="green"/>
+              </w:rPr>
+              <w:t>§É</w:t>
+            </w:r>
             <w:r>
               <w:rPr>
                 <w:rFonts w:ascii="BRH Devanagari Extra" w:hAnsi="BRH Devanagari Extra" w:cs="BRH Devanagari Extra"/>
                 <w:sz w:val="36"/>
                 <w:szCs w:val="40"/>
-                <w:highlight w:val="green"/>
-              </w:rPr>
-              <w:t>§</w:t>
-            </w:r>
-            <w:proofErr w:type="gramStart"/>
-            <w:r>
-              <w:rPr>
-                <w:rFonts w:ascii="BRH Devanagari Extra" w:hAnsi="BRH Devanagari Extra" w:cs="BRH Devanagari Extra"/>
-                <w:sz w:val="36"/>
-                <w:szCs w:val="40"/>
-                <w:highlight w:val="green"/>
-              </w:rPr>
-              <w:t>É</w:t>
-            </w:r>
-            <w:r>
-              <w:rPr>
-                <w:rFonts w:ascii="BRH Devanagari Extra" w:hAnsi="BRH Devanagari Extra" w:cs="BRH Devanagari Extra"/>
-                <w:sz w:val="36"/>
-                <w:szCs w:val="40"/>
               </w:rPr>
               <w:t>Ç</w:t>
             </w:r>
@@ -12972,16 +12537,7 @@
                 <w:szCs w:val="28"/>
                 <w:lang w:bidi="ta-IN"/>
               </w:rPr>
-              <w:t>(</w:t>
-            </w:r>
-            <w:proofErr w:type="gramEnd"/>
-            <w:r>
-              <w:rPr>
-                <w:rFonts w:cs="Latha"/>
-                <w:szCs w:val="28"/>
-                <w:lang w:bidi="ta-IN"/>
-              </w:rPr>
-              <w:t>dheerga maatra</w:t>
+              <w:t>(dheerga maatra</w:t>
             </w:r>
             <w:r>
               <w:rPr>
@@ -13120,25 +12676,14 @@
                 <w:lang w:bidi="ta-IN"/>
               </w:rPr>
             </w:pPr>
-            <w:proofErr w:type="gramStart"/>
-            <w:r>
-              <w:rPr>
-                <w:rFonts w:cs="Latha"/>
-                <w:sz w:val="28"/>
-                <w:szCs w:val="28"/>
-                <w:lang w:bidi="ta-IN"/>
-              </w:rPr>
-              <w:t>Panchaati  No.</w:t>
-            </w:r>
-            <w:proofErr w:type="gramEnd"/>
-            <w:r>
-              <w:rPr>
-                <w:rFonts w:cs="Latha"/>
-                <w:sz w:val="28"/>
-                <w:szCs w:val="28"/>
-                <w:lang w:bidi="ta-IN"/>
-              </w:rPr>
-              <w:t xml:space="preserve"> 21</w:t>
+            <w:r>
+              <w:rPr>
+                <w:rFonts w:cs="Latha"/>
+                <w:sz w:val="28"/>
+                <w:szCs w:val="28"/>
+                <w:lang w:bidi="ta-IN"/>
+              </w:rPr>
+              <w:t>Panchaati  No. 21</w:t>
             </w:r>
           </w:p>
         </w:tc>
@@ -13316,25 +12861,14 @@
                 <w:lang w:bidi="ta-IN"/>
               </w:rPr>
             </w:pPr>
-            <w:proofErr w:type="gramStart"/>
-            <w:r>
-              <w:rPr>
-                <w:rFonts w:cs="Latha"/>
-                <w:sz w:val="28"/>
-                <w:szCs w:val="28"/>
-                <w:lang w:bidi="ta-IN"/>
-              </w:rPr>
-              <w:t>Panchaati  No.</w:t>
-            </w:r>
-            <w:proofErr w:type="gramEnd"/>
-            <w:r>
-              <w:rPr>
-                <w:rFonts w:cs="Latha"/>
-                <w:sz w:val="28"/>
-                <w:szCs w:val="28"/>
-                <w:lang w:bidi="ta-IN"/>
-              </w:rPr>
-              <w:t xml:space="preserve"> 5</w:t>
+            <w:r>
+              <w:rPr>
+                <w:rFonts w:cs="Latha"/>
+                <w:sz w:val="28"/>
+                <w:szCs w:val="28"/>
+                <w:lang w:bidi="ta-IN"/>
+              </w:rPr>
+              <w:t>Panchaati  No. 5</w:t>
             </w:r>
           </w:p>
         </w:tc>
@@ -13584,25 +13118,14 @@
                 <w:lang w:bidi="ta-IN"/>
               </w:rPr>
             </w:pPr>
-            <w:proofErr w:type="gramStart"/>
-            <w:r>
-              <w:rPr>
-                <w:rFonts w:cs="Latha"/>
-                <w:sz w:val="28"/>
-                <w:szCs w:val="28"/>
-                <w:lang w:bidi="ta-IN"/>
-              </w:rPr>
-              <w:t>Panchaati  No.</w:t>
-            </w:r>
-            <w:proofErr w:type="gramEnd"/>
-            <w:r>
-              <w:rPr>
-                <w:rFonts w:cs="Latha"/>
-                <w:sz w:val="28"/>
-                <w:szCs w:val="28"/>
-                <w:lang w:bidi="ta-IN"/>
-              </w:rPr>
-              <w:t xml:space="preserve"> 15</w:t>
+            <w:r>
+              <w:rPr>
+                <w:rFonts w:cs="Latha"/>
+                <w:sz w:val="28"/>
+                <w:szCs w:val="28"/>
+                <w:lang w:bidi="ta-IN"/>
+              </w:rPr>
+              <w:t>Panchaati  No. 15</w:t>
             </w:r>
           </w:p>
         </w:tc>
@@ -13843,25 +13366,14 @@
                 <w:lang w:bidi="ta-IN"/>
               </w:rPr>
             </w:pPr>
-            <w:proofErr w:type="gramStart"/>
-            <w:r>
-              <w:rPr>
-                <w:rFonts w:cs="Latha"/>
-                <w:sz w:val="28"/>
-                <w:szCs w:val="28"/>
-                <w:lang w:bidi="ta-IN"/>
-              </w:rPr>
-              <w:t>Panchaati  No.</w:t>
-            </w:r>
-            <w:proofErr w:type="gramEnd"/>
-            <w:r>
-              <w:rPr>
-                <w:rFonts w:cs="Latha"/>
-                <w:sz w:val="28"/>
-                <w:szCs w:val="28"/>
-                <w:lang w:bidi="ta-IN"/>
-              </w:rPr>
-              <w:t xml:space="preserve"> 19</w:t>
+            <w:r>
+              <w:rPr>
+                <w:rFonts w:cs="Latha"/>
+                <w:sz w:val="28"/>
+                <w:szCs w:val="28"/>
+                <w:lang w:bidi="ta-IN"/>
+              </w:rPr>
+              <w:t>Panchaati  No. 19</w:t>
             </w:r>
           </w:p>
         </w:tc>
@@ -14119,25 +13631,14 @@
                 <w:lang w:bidi="ta-IN"/>
               </w:rPr>
             </w:pPr>
-            <w:proofErr w:type="gramStart"/>
-            <w:r>
-              <w:rPr>
-                <w:rFonts w:cs="Latha"/>
-                <w:sz w:val="28"/>
-                <w:szCs w:val="28"/>
-                <w:lang w:bidi="ta-IN"/>
-              </w:rPr>
-              <w:t>Panchaati  No.</w:t>
-            </w:r>
-            <w:proofErr w:type="gramEnd"/>
-            <w:r>
-              <w:rPr>
-                <w:rFonts w:cs="Latha"/>
-                <w:sz w:val="28"/>
-                <w:szCs w:val="28"/>
-                <w:lang w:bidi="ta-IN"/>
-              </w:rPr>
-              <w:t xml:space="preserve"> 27</w:t>
+            <w:r>
+              <w:rPr>
+                <w:rFonts w:cs="Latha"/>
+                <w:sz w:val="28"/>
+                <w:szCs w:val="28"/>
+                <w:lang w:bidi="ta-IN"/>
+              </w:rPr>
+              <w:t>Panchaati  No. 27</w:t>
             </w:r>
           </w:p>
         </w:tc>
@@ -14380,25 +13881,14 @@
                 <w:lang w:bidi="ta-IN"/>
               </w:rPr>
             </w:pPr>
-            <w:proofErr w:type="gramStart"/>
-            <w:r>
-              <w:rPr>
-                <w:rFonts w:cs="Latha"/>
-                <w:sz w:val="28"/>
-                <w:szCs w:val="28"/>
-                <w:lang w:bidi="ta-IN"/>
-              </w:rPr>
-              <w:t>Panchaati  No.</w:t>
-            </w:r>
-            <w:proofErr w:type="gramEnd"/>
-            <w:r>
-              <w:rPr>
-                <w:rFonts w:cs="Latha"/>
-                <w:sz w:val="28"/>
-                <w:szCs w:val="28"/>
-                <w:lang w:bidi="ta-IN"/>
-              </w:rPr>
-              <w:t xml:space="preserve"> 61</w:t>
+            <w:r>
+              <w:rPr>
+                <w:rFonts w:cs="Latha"/>
+                <w:sz w:val="28"/>
+                <w:szCs w:val="28"/>
+                <w:lang w:bidi="ta-IN"/>
+              </w:rPr>
+              <w:t>Panchaati  No. 61</w:t>
             </w:r>
           </w:p>
         </w:tc>
@@ -14738,25 +14228,14 @@
                 <w:lang w:bidi="ta-IN"/>
               </w:rPr>
             </w:pPr>
-            <w:proofErr w:type="gramStart"/>
-            <w:r>
-              <w:rPr>
-                <w:rFonts w:cs="Latha"/>
-                <w:sz w:val="28"/>
-                <w:szCs w:val="28"/>
-                <w:lang w:bidi="ta-IN"/>
-              </w:rPr>
-              <w:t>Panchaati  No.</w:t>
-            </w:r>
-            <w:proofErr w:type="gramEnd"/>
-            <w:r>
-              <w:rPr>
-                <w:rFonts w:cs="Latha"/>
-                <w:sz w:val="28"/>
-                <w:szCs w:val="28"/>
-                <w:lang w:bidi="ta-IN"/>
-              </w:rPr>
-              <w:t xml:space="preserve"> 33</w:t>
+            <w:r>
+              <w:rPr>
+                <w:rFonts w:cs="Latha"/>
+                <w:sz w:val="28"/>
+                <w:szCs w:val="28"/>
+                <w:lang w:bidi="ta-IN"/>
+              </w:rPr>
+              <w:t>Panchaati  No. 33</w:t>
             </w:r>
           </w:p>
         </w:tc>
@@ -14957,25 +14436,14 @@
                 <w:lang w:bidi="ta-IN"/>
               </w:rPr>
             </w:pPr>
-            <w:proofErr w:type="gramStart"/>
-            <w:r>
-              <w:rPr>
-                <w:rFonts w:cs="Latha"/>
-                <w:sz w:val="28"/>
-                <w:szCs w:val="28"/>
-                <w:lang w:bidi="ta-IN"/>
-              </w:rPr>
-              <w:t>Panchaati  No.</w:t>
-            </w:r>
-            <w:proofErr w:type="gramEnd"/>
-            <w:r>
-              <w:rPr>
-                <w:rFonts w:cs="Latha"/>
-                <w:sz w:val="28"/>
-                <w:szCs w:val="28"/>
-                <w:lang w:bidi="ta-IN"/>
-              </w:rPr>
-              <w:t xml:space="preserve"> 41</w:t>
+            <w:r>
+              <w:rPr>
+                <w:rFonts w:cs="Latha"/>
+                <w:sz w:val="28"/>
+                <w:szCs w:val="28"/>
+                <w:lang w:bidi="ta-IN"/>
+              </w:rPr>
+              <w:t>Panchaati  No. 41</w:t>
             </w:r>
           </w:p>
         </w:tc>
@@ -15200,25 +14668,14 @@
                 <w:lang w:bidi="ta-IN"/>
               </w:rPr>
             </w:pPr>
-            <w:proofErr w:type="gramStart"/>
-            <w:r>
-              <w:rPr>
-                <w:rFonts w:cs="Latha"/>
-                <w:sz w:val="28"/>
-                <w:szCs w:val="28"/>
-                <w:lang w:bidi="ta-IN"/>
-              </w:rPr>
-              <w:t>Panchaati  No.</w:t>
-            </w:r>
-            <w:proofErr w:type="gramEnd"/>
-            <w:r>
-              <w:rPr>
-                <w:rFonts w:cs="Latha"/>
-                <w:sz w:val="28"/>
-                <w:szCs w:val="28"/>
-                <w:lang w:bidi="ta-IN"/>
-              </w:rPr>
-              <w:t xml:space="preserve"> 53</w:t>
+            <w:r>
+              <w:rPr>
+                <w:rFonts w:cs="Latha"/>
+                <w:sz w:val="28"/>
+                <w:szCs w:val="28"/>
+                <w:lang w:bidi="ta-IN"/>
+              </w:rPr>
+              <w:t>Panchaati  No. 53</w:t>
             </w:r>
           </w:p>
         </w:tc>
@@ -15419,25 +14876,14 @@
                 <w:lang w:bidi="ta-IN"/>
               </w:rPr>
             </w:pPr>
-            <w:proofErr w:type="gramStart"/>
-            <w:r>
-              <w:rPr>
-                <w:rFonts w:cs="Latha"/>
-                <w:sz w:val="28"/>
-                <w:szCs w:val="28"/>
-                <w:lang w:bidi="ta-IN"/>
-              </w:rPr>
-              <w:t>Panchaati  No.</w:t>
-            </w:r>
-            <w:proofErr w:type="gramEnd"/>
-            <w:r>
-              <w:rPr>
-                <w:rFonts w:cs="Latha"/>
-                <w:sz w:val="28"/>
-                <w:szCs w:val="28"/>
-                <w:lang w:bidi="ta-IN"/>
-              </w:rPr>
-              <w:t xml:space="preserve"> 55</w:t>
+            <w:r>
+              <w:rPr>
+                <w:rFonts w:cs="Latha"/>
+                <w:sz w:val="28"/>
+                <w:szCs w:val="28"/>
+                <w:lang w:bidi="ta-IN"/>
+              </w:rPr>
+              <w:t>Panchaati  No. 55</w:t>
             </w:r>
           </w:p>
         </w:tc>
@@ -15722,25 +15168,14 @@
                 <w:lang w:bidi="ta-IN"/>
               </w:rPr>
             </w:pPr>
-            <w:proofErr w:type="gramStart"/>
-            <w:r>
-              <w:rPr>
-                <w:rFonts w:cs="Latha"/>
-                <w:sz w:val="28"/>
-                <w:szCs w:val="28"/>
-                <w:lang w:bidi="ta-IN"/>
-              </w:rPr>
-              <w:t>Panchaati  No.</w:t>
-            </w:r>
-            <w:proofErr w:type="gramEnd"/>
-            <w:r>
-              <w:rPr>
-                <w:rFonts w:cs="Latha"/>
-                <w:sz w:val="28"/>
-                <w:szCs w:val="28"/>
-                <w:lang w:bidi="ta-IN"/>
-              </w:rPr>
-              <w:t xml:space="preserve"> 59</w:t>
+            <w:r>
+              <w:rPr>
+                <w:rFonts w:cs="Latha"/>
+                <w:sz w:val="28"/>
+                <w:szCs w:val="28"/>
+                <w:lang w:bidi="ta-IN"/>
+              </w:rPr>
+              <w:t>Panchaati  No. 59</w:t>
             </w:r>
           </w:p>
         </w:tc>
@@ -16042,25 +15477,14 @@
                 <w:lang w:bidi="ta-IN"/>
               </w:rPr>
             </w:pPr>
-            <w:proofErr w:type="gramStart"/>
-            <w:r>
-              <w:rPr>
-                <w:rFonts w:cs="Latha"/>
-                <w:sz w:val="28"/>
-                <w:szCs w:val="28"/>
-                <w:lang w:bidi="ta-IN"/>
-              </w:rPr>
-              <w:t>Panchaati  No.</w:t>
-            </w:r>
-            <w:proofErr w:type="gramEnd"/>
-            <w:r>
-              <w:rPr>
-                <w:rFonts w:cs="Latha"/>
-                <w:sz w:val="28"/>
-                <w:szCs w:val="28"/>
-                <w:lang w:bidi="ta-IN"/>
-              </w:rPr>
-              <w:t xml:space="preserve"> 16</w:t>
+            <w:r>
+              <w:rPr>
+                <w:rFonts w:cs="Latha"/>
+                <w:sz w:val="28"/>
+                <w:szCs w:val="28"/>
+                <w:lang w:bidi="ta-IN"/>
+              </w:rPr>
+              <w:t>Panchaati  No. 16</w:t>
             </w:r>
           </w:p>
         </w:tc>
@@ -16261,25 +15685,14 @@
                 <w:lang w:bidi="ta-IN"/>
               </w:rPr>
             </w:pPr>
-            <w:proofErr w:type="gramStart"/>
-            <w:r>
-              <w:rPr>
-                <w:rFonts w:cs="Latha"/>
-                <w:sz w:val="28"/>
-                <w:szCs w:val="28"/>
-                <w:lang w:bidi="ta-IN"/>
-              </w:rPr>
-              <w:t>Panchaati  No.</w:t>
-            </w:r>
-            <w:proofErr w:type="gramEnd"/>
-            <w:r>
-              <w:rPr>
-                <w:rFonts w:cs="Latha"/>
-                <w:sz w:val="28"/>
-                <w:szCs w:val="28"/>
-                <w:lang w:bidi="ta-IN"/>
-              </w:rPr>
-              <w:t xml:space="preserve"> 17</w:t>
+            <w:r>
+              <w:rPr>
+                <w:rFonts w:cs="Latha"/>
+                <w:sz w:val="28"/>
+                <w:szCs w:val="28"/>
+                <w:lang w:bidi="ta-IN"/>
+              </w:rPr>
+              <w:t>Panchaati  No. 17</w:t>
             </w:r>
           </w:p>
         </w:tc>
@@ -16462,7 +15875,6 @@
                 <w:szCs w:val="32"/>
               </w:rPr>
             </w:pPr>
-            <w:proofErr w:type="gramStart"/>
             <w:r>
               <w:rPr>
                 <w:rFonts w:cs="Latha"/>
@@ -16472,7 +15884,6 @@
               </w:rPr>
               <w:t>( better</w:t>
             </w:r>
-            <w:proofErr w:type="gramEnd"/>
             <w:r>
               <w:rPr>
                 <w:rFonts w:ascii="BRH Devanagari Extra" w:hAnsi="BRH Devanagari Extra" w:cs="BRH Devanagari Extra"/>
@@ -16558,25 +15969,14 @@
                 <w:lang w:bidi="ta-IN"/>
               </w:rPr>
             </w:pPr>
-            <w:proofErr w:type="gramStart"/>
-            <w:r>
-              <w:rPr>
-                <w:rFonts w:cs="Latha"/>
-                <w:sz w:val="28"/>
-                <w:szCs w:val="28"/>
-                <w:lang w:bidi="ta-IN"/>
-              </w:rPr>
-              <w:t>Panchaati  No.</w:t>
-            </w:r>
-            <w:proofErr w:type="gramEnd"/>
-            <w:r>
-              <w:rPr>
-                <w:rFonts w:cs="Latha"/>
-                <w:sz w:val="28"/>
-                <w:szCs w:val="28"/>
-                <w:lang w:bidi="ta-IN"/>
-              </w:rPr>
-              <w:t xml:space="preserve"> 22</w:t>
+            <w:r>
+              <w:rPr>
+                <w:rFonts w:cs="Latha"/>
+                <w:sz w:val="28"/>
+                <w:szCs w:val="28"/>
+                <w:lang w:bidi="ta-IN"/>
+              </w:rPr>
+              <w:t>Panchaati  No. 22</w:t>
             </w:r>
           </w:p>
         </w:tc>
@@ -16646,25 +16046,7 @@
                 <w:sz w:val="40"/>
                 <w:szCs w:val="40"/>
               </w:rPr>
-              <w:t xml:space="preserve"> uÉÉ - </w:t>
-            </w:r>
-            <w:proofErr w:type="gramStart"/>
-            <w:r>
-              <w:rPr>
-                <w:rFonts w:ascii="BRH Devanagari Extra" w:hAnsi="BRH Devanagari Extra" w:cs="BRH Devanagari Extra"/>
-                <w:sz w:val="40"/>
-                <w:szCs w:val="40"/>
-              </w:rPr>
-              <w:t>[ ]</w:t>
-            </w:r>
-            <w:proofErr w:type="gramEnd"/>
-            <w:r>
-              <w:rPr>
-                <w:rFonts w:ascii="BRH Devanagari Extra" w:hAnsi="BRH Devanagari Extra" w:cs="BRH Devanagari Extra"/>
-                <w:sz w:val="40"/>
-                <w:szCs w:val="40"/>
-              </w:rPr>
-              <w:t xml:space="preserve"> </w:t>
+              <w:t xml:space="preserve"> uÉÉ - [ ] </w:t>
             </w:r>
             <w:r>
               <w:rPr>
@@ -16743,25 +16125,7 @@
                 <w:sz w:val="40"/>
                 <w:szCs w:val="40"/>
               </w:rPr>
-              <w:t xml:space="preserve"> uÉÉ - </w:t>
-            </w:r>
-            <w:proofErr w:type="gramStart"/>
-            <w:r>
-              <w:rPr>
-                <w:rFonts w:ascii="BRH Devanagari Extra" w:hAnsi="BRH Devanagari Extra" w:cs="BRH Devanagari Extra"/>
-                <w:sz w:val="40"/>
-                <w:szCs w:val="40"/>
-              </w:rPr>
-              <w:t>[ ]</w:t>
-            </w:r>
-            <w:proofErr w:type="gramEnd"/>
-            <w:r>
-              <w:rPr>
-                <w:rFonts w:ascii="BRH Devanagari Extra" w:hAnsi="BRH Devanagari Extra" w:cs="BRH Devanagari Extra"/>
-                <w:sz w:val="40"/>
-                <w:szCs w:val="40"/>
-              </w:rPr>
-              <w:t xml:space="preserve"> </w:t>
+              <w:t xml:space="preserve"> uÉÉ - [ ] </w:t>
             </w:r>
             <w:r>
               <w:rPr>
@@ -16842,25 +16206,14 @@
                 <w:lang w:bidi="ta-IN"/>
               </w:rPr>
             </w:pPr>
-            <w:proofErr w:type="gramStart"/>
-            <w:r>
-              <w:rPr>
-                <w:rFonts w:cs="Latha"/>
-                <w:sz w:val="28"/>
-                <w:szCs w:val="28"/>
-                <w:lang w:bidi="ta-IN"/>
-              </w:rPr>
-              <w:t>Panchaati  No.</w:t>
-            </w:r>
-            <w:proofErr w:type="gramEnd"/>
-            <w:r>
-              <w:rPr>
-                <w:rFonts w:cs="Latha"/>
-                <w:sz w:val="28"/>
-                <w:szCs w:val="28"/>
-                <w:lang w:bidi="ta-IN"/>
-              </w:rPr>
-              <w:t xml:space="preserve"> 49</w:t>
+            <w:r>
+              <w:rPr>
+                <w:rFonts w:cs="Latha"/>
+                <w:sz w:val="28"/>
+                <w:szCs w:val="28"/>
+                <w:lang w:bidi="ta-IN"/>
+              </w:rPr>
+              <w:t>Panchaati  No. 49</w:t>
             </w:r>
           </w:p>
         </w:tc>
@@ -17109,25 +16462,14 @@
                 <w:lang w:bidi="ta-IN"/>
               </w:rPr>
             </w:pPr>
-            <w:proofErr w:type="gramStart"/>
-            <w:r>
-              <w:rPr>
-                <w:rFonts w:cs="Latha"/>
-                <w:sz w:val="28"/>
-                <w:szCs w:val="28"/>
-                <w:lang w:bidi="ta-IN"/>
-              </w:rPr>
-              <w:t>Panchaati  No.</w:t>
-            </w:r>
-            <w:proofErr w:type="gramEnd"/>
-            <w:r>
-              <w:rPr>
-                <w:rFonts w:cs="Latha"/>
-                <w:sz w:val="28"/>
-                <w:szCs w:val="28"/>
-                <w:lang w:bidi="ta-IN"/>
-              </w:rPr>
-              <w:t xml:space="preserve"> 50</w:t>
+            <w:r>
+              <w:rPr>
+                <w:rFonts w:cs="Latha"/>
+                <w:sz w:val="28"/>
+                <w:szCs w:val="28"/>
+                <w:lang w:bidi="ta-IN"/>
+              </w:rPr>
+              <w:t>Panchaati  No. 50</w:t>
             </w:r>
           </w:p>
         </w:tc>
@@ -18766,25 +18108,7 @@
                 <w:sz w:val="32"/>
                 <w:szCs w:val="32"/>
               </w:rPr>
-              <w:t xml:space="preserve">(it is </w:t>
-            </w:r>
-            <w:proofErr w:type="gramStart"/>
-            <w:r>
-              <w:rPr>
-                <w:rFonts w:cs="Arial"/>
-                <w:sz w:val="32"/>
-                <w:szCs w:val="32"/>
-              </w:rPr>
-              <w:t>not ”ai</w:t>
-            </w:r>
-            <w:proofErr w:type="gramEnd"/>
-            <w:r>
-              <w:rPr>
-                <w:rFonts w:cs="Arial"/>
-                <w:sz w:val="32"/>
-                <w:szCs w:val="32"/>
-              </w:rPr>
-              <w:t>”)</w:t>
+              <w:t>(it is not ”ai”)</w:t>
             </w:r>
           </w:p>
         </w:tc>
@@ -21341,19 +20665,8 @@
                 <w:szCs w:val="28"/>
                 <w:lang w:bidi="ta-IN"/>
               </w:rPr>
-              <w:t>31</w:t>
-            </w:r>
-            <w:proofErr w:type="gramStart"/>
-            <w:r>
-              <w:rPr>
-                <w:rFonts w:cs="Nirmala UI"/>
-                <w:sz w:val="28"/>
-                <w:szCs w:val="28"/>
-                <w:lang w:bidi="ta-IN"/>
-              </w:rPr>
-              <w:t>st  Panchaati</w:t>
-            </w:r>
-            <w:proofErr w:type="gramEnd"/>
+              <w:t>31st  Panchaati</w:t>
+            </w:r>
           </w:p>
         </w:tc>
         <w:tc>
@@ -21605,18 +20918,8 @@
                 <w:szCs w:val="24"/>
                 <w:lang w:bidi="ta-IN"/>
               </w:rPr>
-              <w:t>20</w:t>
-            </w:r>
-            <w:proofErr w:type="gramStart"/>
-            <w:r>
-              <w:rPr>
-                <w:rFonts w:cs="Nirmala UI"/>
-                <w:szCs w:val="24"/>
-                <w:lang w:bidi="ta-IN"/>
-              </w:rPr>
-              <w:t>th  Panchaati</w:t>
-            </w:r>
-            <w:proofErr w:type="gramEnd"/>
+              <w:t>20th  Panchaati</w:t>
+            </w:r>
           </w:p>
         </w:tc>
         <w:tc>
@@ -21815,16 +21118,15 @@
                 <w:sz w:val="32"/>
                 <w:szCs w:val="32"/>
               </w:rPr>
-              <w:t xml:space="preserve">(out of   two </w:t>
-            </w:r>
-            <w:proofErr w:type="gramStart"/>
+              <w:t>(out of   two “</w:t>
+            </w:r>
             <w:r>
               <w:rPr>
                 <w:rFonts w:cs="Arial"/>
                 <w:sz w:val="32"/>
                 <w:szCs w:val="32"/>
               </w:rPr>
-              <w:t>“</w:t>
+              <w:t xml:space="preserve"> </w:t>
             </w:r>
             <w:r>
               <w:rPr>
@@ -21832,24 +21134,7 @@
                 <w:sz w:val="32"/>
                 <w:szCs w:val="32"/>
               </w:rPr>
-              <w:t xml:space="preserve"> </w:t>
-            </w:r>
-            <w:r>
-              <w:rPr>
-                <w:rFonts w:cs="Arial"/>
-                <w:sz w:val="32"/>
-                <w:szCs w:val="32"/>
-              </w:rPr>
-              <w:t>r.</w:t>
-            </w:r>
-            <w:proofErr w:type="gramEnd"/>
-            <w:r>
-              <w:rPr>
-                <w:rFonts w:cs="Arial"/>
-                <w:sz w:val="32"/>
-                <w:szCs w:val="32"/>
-              </w:rPr>
-              <w:t>”, one deleted)</w:t>
+              <w:t>r.”, one deleted)</w:t>
             </w:r>
           </w:p>
         </w:tc>
@@ -21936,18 +21221,8 @@
                 <w:szCs w:val="24"/>
                 <w:lang w:bidi="ta-IN"/>
               </w:rPr>
-              <w:t>37</w:t>
-            </w:r>
-            <w:proofErr w:type="gramStart"/>
-            <w:r>
-              <w:rPr>
-                <w:rFonts w:cs="Nirmala UI"/>
-                <w:szCs w:val="24"/>
-                <w:lang w:bidi="ta-IN"/>
-              </w:rPr>
-              <w:t>th  Panchaati</w:t>
-            </w:r>
-            <w:proofErr w:type="gramEnd"/>
+              <w:t>37th  Panchaati</w:t>
+            </w:r>
           </w:p>
         </w:tc>
         <w:tc>
@@ -22250,7 +21525,6 @@
               </w:rPr>
               <w:t>38</w:t>
             </w:r>
-            <w:proofErr w:type="gramStart"/>
             <w:r>
               <w:rPr>
                 <w:rFonts w:cs="Nirmala UI"/>
@@ -22259,7 +21533,6 @@
               </w:rPr>
               <w:t>th  Panchaati</w:t>
             </w:r>
-            <w:proofErr w:type="gramEnd"/>
           </w:p>
         </w:tc>
         <w:tc>
@@ -22733,18 +22006,8 @@
                 <w:sz w:val="32"/>
                 <w:szCs w:val="32"/>
               </w:rPr>
-              <w:t>5</w:t>
-            </w:r>
-            <w:proofErr w:type="gramStart"/>
-            <w:r>
-              <w:rPr>
-                <w:rFonts w:cs="Arial"/>
-                <w:sz w:val="32"/>
-                <w:szCs w:val="32"/>
-              </w:rPr>
-              <w:t>th  Panchaati</w:t>
-            </w:r>
-            <w:proofErr w:type="gramEnd"/>
+              <w:t>5th  Panchaati</w:t>
+            </w:r>
           </w:p>
         </w:tc>
         <w:tc>
@@ -22982,18 +22245,8 @@
                 <w:sz w:val="32"/>
                 <w:szCs w:val="32"/>
               </w:rPr>
-              <w:t>10</w:t>
-            </w:r>
-            <w:proofErr w:type="gramStart"/>
-            <w:r>
-              <w:rPr>
-                <w:rFonts w:cs="Arial"/>
-                <w:sz w:val="32"/>
-                <w:szCs w:val="32"/>
-              </w:rPr>
-              <w:t>th  Panchaati</w:t>
-            </w:r>
-            <w:proofErr w:type="gramEnd"/>
+              <w:t>10th  Panchaati</w:t>
+            </w:r>
           </w:p>
         </w:tc>
         <w:tc>
@@ -23269,18 +22522,8 @@
                 <w:sz w:val="32"/>
                 <w:szCs w:val="32"/>
               </w:rPr>
-              <w:t>11</w:t>
-            </w:r>
-            <w:proofErr w:type="gramStart"/>
-            <w:r>
-              <w:rPr>
-                <w:rFonts w:cs="Arial"/>
-                <w:sz w:val="32"/>
-                <w:szCs w:val="32"/>
-              </w:rPr>
-              <w:t>th  Panchaati</w:t>
-            </w:r>
-            <w:proofErr w:type="gramEnd"/>
+              <w:t>11th  Panchaati</w:t>
+            </w:r>
           </w:p>
         </w:tc>
         <w:tc>
@@ -23559,18 +22802,8 @@
                 <w:sz w:val="32"/>
                 <w:szCs w:val="32"/>
               </w:rPr>
-              <w:t>17</w:t>
-            </w:r>
-            <w:proofErr w:type="gramStart"/>
-            <w:r>
-              <w:rPr>
-                <w:rFonts w:cs="Arial"/>
-                <w:sz w:val="32"/>
-                <w:szCs w:val="32"/>
-              </w:rPr>
-              <w:t>th  Panchaati</w:t>
-            </w:r>
-            <w:proofErr w:type="gramEnd"/>
+              <w:t>17th  Panchaati</w:t>
+            </w:r>
           </w:p>
         </w:tc>
         <w:tc>
@@ -23782,18 +23015,8 @@
                 <w:sz w:val="32"/>
                 <w:szCs w:val="32"/>
               </w:rPr>
-              <w:t>32</w:t>
-            </w:r>
-            <w:proofErr w:type="gramStart"/>
-            <w:r>
-              <w:rPr>
-                <w:rFonts w:cs="Arial"/>
-                <w:sz w:val="32"/>
-                <w:szCs w:val="32"/>
-              </w:rPr>
-              <w:t>nd  Panchaati</w:t>
-            </w:r>
-            <w:proofErr w:type="gramEnd"/>
+              <w:t>32nd  Panchaati</w:t>
+            </w:r>
           </w:p>
         </w:tc>
         <w:tc>
@@ -24059,18 +23282,8 @@
                 <w:sz w:val="32"/>
                 <w:szCs w:val="32"/>
               </w:rPr>
-              <w:t>33</w:t>
-            </w:r>
-            <w:proofErr w:type="gramStart"/>
-            <w:r>
-              <w:rPr>
-                <w:rFonts w:cs="Arial"/>
-                <w:sz w:val="32"/>
-                <w:szCs w:val="32"/>
-              </w:rPr>
-              <w:t>rd  Panchaati</w:t>
-            </w:r>
-            <w:proofErr w:type="gramEnd"/>
+              <w:t>33rd  Panchaati</w:t>
+            </w:r>
           </w:p>
           <w:p>
             <w:pPr>
@@ -24305,18 +23518,8 @@
                 <w:sz w:val="32"/>
                 <w:szCs w:val="32"/>
               </w:rPr>
-              <w:t>34</w:t>
-            </w:r>
-            <w:proofErr w:type="gramStart"/>
-            <w:r>
-              <w:rPr>
-                <w:rFonts w:cs="Arial"/>
-                <w:sz w:val="32"/>
-                <w:szCs w:val="32"/>
-              </w:rPr>
-              <w:t>th  Panchaati</w:t>
-            </w:r>
-            <w:proofErr w:type="gramEnd"/>
+              <w:t>34th  Panchaati</w:t>
+            </w:r>
           </w:p>
           <w:p>
             <w:pPr>
@@ -24527,18 +23730,8 @@
                 <w:sz w:val="32"/>
                 <w:szCs w:val="32"/>
               </w:rPr>
-              <w:t>39</w:t>
-            </w:r>
-            <w:proofErr w:type="gramStart"/>
-            <w:r>
-              <w:rPr>
-                <w:rFonts w:cs="Arial"/>
-                <w:sz w:val="32"/>
-                <w:szCs w:val="32"/>
-              </w:rPr>
-              <w:t>th  Panchaati</w:t>
-            </w:r>
-            <w:proofErr w:type="gramEnd"/>
+              <w:t>39th  Panchaati</w:t>
+            </w:r>
           </w:p>
         </w:tc>
         <w:tc>
@@ -24754,18 +23947,8 @@
                 <w:sz w:val="32"/>
                 <w:szCs w:val="32"/>
               </w:rPr>
-              <w:t>60</w:t>
-            </w:r>
-            <w:proofErr w:type="gramStart"/>
-            <w:r>
-              <w:rPr>
-                <w:rFonts w:cs="Arial"/>
-                <w:sz w:val="32"/>
-                <w:szCs w:val="32"/>
-              </w:rPr>
-              <w:t>th  Panchaati</w:t>
-            </w:r>
-            <w:proofErr w:type="gramEnd"/>
+              <w:t>60th  Panchaati</w:t>
+            </w:r>
           </w:p>
         </w:tc>
         <w:tc>
@@ -25007,18 +24190,8 @@
                 <w:sz w:val="32"/>
                 <w:szCs w:val="32"/>
               </w:rPr>
-              <w:t>69</w:t>
-            </w:r>
-            <w:proofErr w:type="gramStart"/>
-            <w:r>
-              <w:rPr>
-                <w:rFonts w:cs="Arial"/>
-                <w:sz w:val="32"/>
-                <w:szCs w:val="32"/>
-              </w:rPr>
-              <w:t>th  Panchaati</w:t>
-            </w:r>
-            <w:proofErr w:type="gramEnd"/>
+              <w:t>69th  Panchaati</w:t>
+            </w:r>
           </w:p>
         </w:tc>
         <w:tc>
@@ -25299,18 +24472,8 @@
                 <w:sz w:val="32"/>
                 <w:szCs w:val="32"/>
               </w:rPr>
-              <w:t>73</w:t>
-            </w:r>
-            <w:proofErr w:type="gramStart"/>
-            <w:r>
-              <w:rPr>
-                <w:rFonts w:cs="Arial"/>
-                <w:sz w:val="32"/>
-                <w:szCs w:val="32"/>
-              </w:rPr>
-              <w:t>rd  Panchaati</w:t>
-            </w:r>
-            <w:proofErr w:type="gramEnd"/>
+              <w:t>73rd  Panchaati</w:t>
+            </w:r>
           </w:p>
         </w:tc>
         <w:tc>
@@ -25693,7 +24856,6 @@
               </w:rPr>
               <w:t>Uç</w:t>
             </w:r>
-            <w:proofErr w:type="gramStart"/>
             <w:r>
               <w:rPr>
                 <w:rFonts w:ascii="BRH Malayalam Extra" w:hAnsi="BRH Malayalam Extra" w:cs="BRH Devanagari Extra"/>
@@ -25720,7 +24882,6 @@
               </w:rPr>
               <w:t>wÉÉ</w:t>
             </w:r>
-            <w:proofErr w:type="gramEnd"/>
             <w:r>
               <w:rPr>
                 <w:rFonts w:ascii="BRH Devanagari Extra" w:hAnsi="BRH Devanagari Extra" w:cs="BRH Devanagari Extra"/>
